--- a/docs/Acknowledgement_Testprotocol_Receive.docx
+++ b/docs/Acknowledgement_Testprotocol_Receive.docx
@@ -1,6 +1,6 @@
 
 <file path=word/document.xml><?xml version="1.0" encoding="utf-8"?>
-<w:document xmlns:wpc="http://schemas.microsoft.com/office/word/2010/wordprocessingCanvas" xmlns:cx="http://schemas.microsoft.com/office/drawing/2014/chartex" xmlns:cx1="http://schemas.microsoft.com/office/drawing/2015/9/8/chartex" xmlns:cx2="http://schemas.microsoft.com/office/drawing/2015/10/21/chartex" xmlns:cx3="http://schemas.microsoft.com/office/drawing/2016/5/9/chartex" xmlns:cx4="http://schemas.microsoft.com/office/drawing/2016/5/10/chartex" xmlns:cx5="http://schemas.microsoft.com/office/drawing/2016/5/11/chartex" xmlns:cx6="http://schemas.microsoft.com/office/drawing/2016/5/12/chartex" xmlns:cx7="http://schemas.microsoft.com/office/drawing/2016/5/13/chartex" xmlns:cx8="http://schemas.microsoft.com/office/drawing/2016/5/14/chartex" xmlns:mc="http://schemas.openxmlformats.org/markup-compatibility/2006" xmlns:aink="http://schemas.microsoft.com/office/drawing/2016/ink" xmlns:am3d="http://schemas.microsoft.com/office/drawing/2017/model3d" xmlns:o="urn:schemas-microsoft-com:office:office" xmlns:oel="http://schemas.microsoft.com/office/2019/extlst" xmlns:r="http://schemas.openxmlformats.org/officeDocument/2006/relationships" xmlns:m="http://schemas.openxmlformats.org/officeDocument/2006/math" xmlns:v="urn:schemas-microsoft-com:vml" xmlns:wp14="http://schemas.microsoft.com/office/word/2010/wordprocessingDrawing" xmlns:wp="http://schemas.openxmlformats.org/drawingml/2006/wordprocessingDrawing" xmlns:w10="urn:schemas-microsoft-com:office:word" xmlns:w="http://schemas.openxmlformats.org/wordprocessingml/2006/main" xmlns:w14="http://schemas.microsoft.com/office/word/2010/wordml" xmlns:w15="http://schemas.microsoft.com/office/word/2012/wordml" xmlns:w16cex="http://schemas.microsoft.com/office/word/2018/wordml/cex" xmlns:w16cid="http://schemas.microsoft.com/office/word/2016/wordml/cid" xmlns:w16="http://schemas.microsoft.com/office/word/2018/wordml" xmlns:w16du="http://schemas.microsoft.com/office/word/2023/wordml/word16du" xmlns:w16sdtdh="http://schemas.microsoft.com/office/word/2020/wordml/sdtdatahash" xmlns:w16se="http://schemas.microsoft.com/office/word/2015/wordml/symex" xmlns:wpg="http://schemas.microsoft.com/office/word/2010/wordprocessingGroup" xmlns:wpi="http://schemas.microsoft.com/office/word/2010/wordprocessingInk" xmlns:wne="http://schemas.microsoft.com/office/word/2006/wordml" xmlns:wps="http://schemas.microsoft.com/office/word/2010/wordprocessingShape" mc:Ignorable="w14 w15 w16se w16cid w16 w16cex w16sdtdh w16du wp14">
+<w:document xmlns:wpc="http://schemas.microsoft.com/office/word/2010/wordprocessingCanvas" xmlns:cx="http://schemas.microsoft.com/office/drawing/2014/chartex" xmlns:cx1="http://schemas.microsoft.com/office/drawing/2015/9/8/chartex" xmlns:cx2="http://schemas.microsoft.com/office/drawing/2015/10/21/chartex" xmlns:cx3="http://schemas.microsoft.com/office/drawing/2016/5/9/chartex" xmlns:cx4="http://schemas.microsoft.com/office/drawing/2016/5/10/chartex" xmlns:cx5="http://schemas.microsoft.com/office/drawing/2016/5/11/chartex" xmlns:cx6="http://schemas.microsoft.com/office/drawing/2016/5/12/chartex" xmlns:cx7="http://schemas.microsoft.com/office/drawing/2016/5/13/chartex" xmlns:cx8="http://schemas.microsoft.com/office/drawing/2016/5/14/chartex" xmlns:mc="http://schemas.openxmlformats.org/markup-compatibility/2006" xmlns:aink="http://schemas.microsoft.com/office/drawing/2016/ink" xmlns:am3d="http://schemas.microsoft.com/office/drawing/2017/model3d" xmlns:o="urn:schemas-microsoft-com:office:office" xmlns:oel="http://schemas.microsoft.com/office/2019/extlst" xmlns:r="http://schemas.openxmlformats.org/officeDocument/2006/relationships" xmlns:m="http://schemas.openxmlformats.org/officeDocument/2006/math" xmlns:v="urn:schemas-microsoft-com:vml" xmlns:wp14="http://schemas.microsoft.com/office/word/2010/wordprocessingDrawing" xmlns:wp="http://schemas.openxmlformats.org/drawingml/2006/wordprocessingDrawing" xmlns:w10="urn:schemas-microsoft-com:office:word" xmlns:w="http://schemas.openxmlformats.org/wordprocessingml/2006/main" xmlns:w14="http://schemas.microsoft.com/office/word/2010/wordml" xmlns:w15="http://schemas.microsoft.com/office/word/2012/wordml" xmlns:w16cex="http://schemas.microsoft.com/office/word/2018/wordml/cex" xmlns:w16cid="http://schemas.microsoft.com/office/word/2016/wordml/cid" xmlns:w16="http://schemas.microsoft.com/office/word/2018/wordml" xmlns:w16du="http://schemas.microsoft.com/office/word/2023/wordml/word16du" xmlns:w16sdtdh="http://schemas.microsoft.com/office/word/2020/wordml/sdtdatahash" xmlns:w16sdtfl="http://schemas.microsoft.com/office/word/2024/wordml/sdtformatlock" xmlns:w16se="http://schemas.microsoft.com/office/word/2015/wordml/symex" xmlns:wpg="http://schemas.microsoft.com/office/word/2010/wordprocessingGroup" xmlns:wpi="http://schemas.microsoft.com/office/word/2010/wordprocessingInk" xmlns:wne="http://schemas.microsoft.com/office/word/2006/wordml" xmlns:wps="http://schemas.microsoft.com/office/word/2010/wordprocessingShape" mc:Ignorable="w14 w15 w16se w16cid w16 w16cex w16sdtdh w16sdtfl w16du wp14">
   <w:body>
     <w:p>
       <w:pPr>
@@ -11,7 +11,7 @@
     </w:p>
     <w:p>
       <w:pPr>
-        <w:pStyle w:val="Title"/>
+        <w:pStyle w:val="Titel"/>
         <w:jc w:val="center"/>
         <w:rPr>
           <w:rFonts w:asciiTheme="minorHAnsi" w:hAnsiTheme="minorHAnsi" w:cstheme="minorHAnsi"/>
@@ -20,7 +20,7 @@
     </w:p>
     <w:p>
       <w:pPr>
-        <w:pStyle w:val="Title"/>
+        <w:pStyle w:val="Titel"/>
         <w:jc w:val="center"/>
         <w:rPr>
           <w:rFonts w:asciiTheme="minorHAnsi" w:hAnsiTheme="minorHAnsi" w:cstheme="minorHAnsi"/>
@@ -30,7 +30,7 @@
     </w:p>
     <w:p>
       <w:pPr>
-        <w:pStyle w:val="Title"/>
+        <w:pStyle w:val="Titel"/>
         <w:jc w:val="center"/>
         <w:rPr>
           <w:rFonts w:cstheme="majorHAnsi"/>
@@ -181,7 +181,7 @@
     </w:p>
     <w:p>
       <w:pPr>
-        <w:pStyle w:val="Title"/>
+        <w:pStyle w:val="Titel"/>
         <w:jc w:val="center"/>
         <w:rPr>
           <w:rFonts w:cstheme="majorHAnsi"/>
@@ -193,14 +193,7 @@
           <w:rFonts w:cstheme="majorHAnsi"/>
           <w:lang w:val="en-GB"/>
         </w:rPr>
-        <w:t>2024-1</w:t>
-      </w:r>
-      <w:r>
-        <w:rPr>
-          <w:rFonts w:cstheme="majorHAnsi"/>
-          <w:lang w:val="en-GB"/>
-        </w:rPr>
-        <w:t>2-05</w:t>
+        <w:t>2026-02-18</w:t>
       </w:r>
     </w:p>
     <w:p>
@@ -292,7 +285,7 @@
     </w:p>
     <w:tbl>
       <w:tblPr>
-        <w:tblStyle w:val="TableGrid"/>
+        <w:tblStyle w:val="Tabel-Gitter"/>
         <w:tblW w:w="5000" w:type="pct"/>
         <w:jc w:val="center"/>
         <w:tblLook w:val="04A0" w:firstRow="1" w:lastRow="0" w:firstColumn="1" w:lastColumn="0" w:noHBand="0" w:noVBand="1"/>
@@ -541,47 +534,7 @@
                 <w:sz w:val="16"/>
                 <w:szCs w:val="16"/>
               </w:rPr>
-              <w:fldChar w:fldCharType="begin"/>
-            </w:r>
-            <w:r>
-              <w:rPr>
-                <w:rFonts w:asciiTheme="minorHAnsi" w:hAnsiTheme="minorHAnsi" w:cstheme="minorHAnsi"/>
-                <w:sz w:val="16"/>
-                <w:szCs w:val="16"/>
-              </w:rPr>
-              <w:instrText xml:space="preserve"> DOCPROPERTY  "Standardens versionsnr."  \* MERGEFORMAT </w:instrText>
-            </w:r>
-            <w:r>
-              <w:rPr>
-                <w:rFonts w:asciiTheme="minorHAnsi" w:hAnsiTheme="minorHAnsi" w:cstheme="minorHAnsi"/>
-                <w:sz w:val="16"/>
-                <w:szCs w:val="16"/>
-              </w:rPr>
-              <w:fldChar w:fldCharType="separate"/>
-            </w:r>
-            <w:r>
-              <w:rPr>
-                <w:rFonts w:asciiTheme="minorHAnsi" w:hAnsiTheme="minorHAnsi" w:cstheme="minorHAnsi"/>
-                <w:sz w:val="16"/>
-                <w:szCs w:val="16"/>
-              </w:rPr>
-              <w:t>2.0.0</w:t>
-            </w:r>
-            <w:r>
-              <w:rPr>
-                <w:rFonts w:asciiTheme="minorHAnsi" w:hAnsiTheme="minorHAnsi" w:cstheme="minorHAnsi"/>
-                <w:sz w:val="16"/>
-                <w:szCs w:val="16"/>
-              </w:rPr>
-              <w:fldChar w:fldCharType="end"/>
-            </w:r>
-            <w:r>
-              <w:rPr>
-                <w:rFonts w:asciiTheme="minorHAnsi" w:hAnsiTheme="minorHAnsi" w:cstheme="minorHAnsi"/>
-                <w:sz w:val="16"/>
-                <w:szCs w:val="16"/>
-              </w:rPr>
-              <w:t xml:space="preserve"> </w:t>
+              <w:t>2.0</w:t>
             </w:r>
           </w:p>
         </w:tc>
@@ -660,6 +613,7 @@
                 <w:color w:val="FFFFFF" w:themeColor="background1"/>
                 <w:lang w:val="en-GB"/>
               </w:rPr>
+              <w:lastRenderedPageBreak/>
               <w:t>Version</w:t>
             </w:r>
             <w:r>
@@ -1402,6 +1356,86 @@
               </w:rPr>
               <w:t>Added test examples to the test steps</w:t>
             </w:r>
+          </w:p>
+        </w:tc>
+      </w:tr>
+      <w:tr>
+        <w:tc>
+          <w:tcPr>
+            <w:tcW w:w="468" w:type="pct"/>
+            <w:vAlign w:val="center"/>
+          </w:tcPr>
+          <w:p>
+            <w:pPr>
+              <w:jc w:val="center"/>
+              <w:rPr>
+                <w:rFonts w:asciiTheme="minorHAnsi" w:hAnsiTheme="minorHAnsi" w:cstheme="minorHAnsi"/>
+                <w:lang w:val="en-GB"/>
+              </w:rPr>
+            </w:pPr>
+            <w:r>
+              <w:rPr>
+                <w:rFonts w:asciiTheme="minorHAnsi" w:hAnsiTheme="minorHAnsi" w:cstheme="minorHAnsi"/>
+                <w:lang w:val="en-GB"/>
+              </w:rPr>
+              <w:t>2.0.5</w:t>
+            </w:r>
+          </w:p>
+        </w:tc>
+        <w:tc>
+          <w:tcPr>
+            <w:tcW w:w="887" w:type="pct"/>
+            <w:vAlign w:val="center"/>
+          </w:tcPr>
+          <w:p>
+            <w:pPr>
+              <w:rPr>
+                <w:rFonts w:asciiTheme="minorHAnsi" w:hAnsiTheme="minorHAnsi" w:cstheme="minorHAnsi"/>
+                <w:lang w:val="en-GB"/>
+              </w:rPr>
+            </w:pPr>
+            <w:r>
+              <w:rPr>
+                <w:rFonts w:asciiTheme="minorHAnsi" w:hAnsiTheme="minorHAnsi" w:cstheme="minorHAnsi"/>
+                <w:lang w:val="en-GB"/>
+              </w:rPr>
+              <w:t>SKS</w:t>
+            </w:r>
+          </w:p>
+        </w:tc>
+        <w:tc>
+          <w:tcPr>
+            <w:tcW w:w="455" w:type="pct"/>
+            <w:vAlign w:val="center"/>
+          </w:tcPr>
+          <w:p>
+            <w:pPr>
+              <w:rPr>
+                <w:rFonts w:asciiTheme="minorHAnsi" w:hAnsiTheme="minorHAnsi" w:cstheme="minorHAnsi"/>
+                <w:lang w:val="en-GB"/>
+              </w:rPr>
+            </w:pPr>
+            <w:r>
+              <w:rPr>
+                <w:rFonts w:asciiTheme="minorHAnsi" w:hAnsiTheme="minorHAnsi" w:cstheme="minorHAnsi"/>
+                <w:lang w:val="en-GB"/>
+              </w:rPr>
+              <w:t>18-02-26</w:t>
+            </w:r>
+          </w:p>
+        </w:tc>
+        <w:tc>
+          <w:tcPr>
+            <w:tcW w:w="3190" w:type="pct"/>
+            <w:vAlign w:val="center"/>
+          </w:tcPr>
+          <w:p>
+            <w:pPr>
+              <w:rPr>
+                <w:rFonts w:cstheme="minorHAnsi"/>
+                <w:lang w:val="en-GB"/>
+              </w:rPr>
+            </w:pPr>
           </w:p>
         </w:tc>
       </w:tr>
@@ -1480,7 +1514,7 @@
       <w:sdtContent>
         <w:p>
           <w:pPr>
-            <w:pStyle w:val="TOCHeading"/>
+            <w:pStyle w:val="Overskrift"/>
             <w:rPr>
               <w:rFonts w:asciiTheme="minorHAnsi" w:hAnsiTheme="minorHAnsi" w:cstheme="minorHAnsi"/>
             </w:rPr>
@@ -1494,7 +1528,7 @@
         </w:p>
         <w:p>
           <w:pPr>
-            <w:pStyle w:val="TOC1"/>
+            <w:pStyle w:val="Indholdsfortegnelse1"/>
             <w:rPr>
               <w:rFonts w:asciiTheme="minorHAnsi" w:eastAsiaTheme="minorEastAsia" w:hAnsiTheme="minorHAnsi"/>
               <w:noProof/>
@@ -1601,7 +1635,7 @@
         </w:p>
         <w:p>
           <w:pPr>
-            <w:pStyle w:val="TOC2"/>
+            <w:pStyle w:val="Indholdsfortegnelse2"/>
             <w:rPr>
               <w:rFonts w:asciiTheme="minorHAnsi" w:eastAsiaTheme="minorEastAsia" w:hAnsiTheme="minorHAnsi"/>
               <w:noProof/>
@@ -1689,7 +1723,7 @@
         </w:p>
         <w:p>
           <w:pPr>
-            <w:pStyle w:val="TOC2"/>
+            <w:pStyle w:val="Indholdsfortegnelse2"/>
             <w:rPr>
               <w:rFonts w:asciiTheme="minorHAnsi" w:eastAsiaTheme="minorEastAsia" w:hAnsiTheme="minorHAnsi"/>
               <w:noProof/>
@@ -1792,7 +1826,7 @@
         </w:p>
         <w:p>
           <w:pPr>
-            <w:pStyle w:val="TOC2"/>
+            <w:pStyle w:val="Indholdsfortegnelse2"/>
             <w:rPr>
               <w:rFonts w:asciiTheme="minorHAnsi" w:eastAsiaTheme="minorEastAsia" w:hAnsiTheme="minorHAnsi"/>
               <w:noProof/>
@@ -1880,7 +1914,7 @@
         </w:p>
         <w:p>
           <w:pPr>
-            <w:pStyle w:val="TOC2"/>
+            <w:pStyle w:val="Indholdsfortegnelse2"/>
             <w:rPr>
               <w:rFonts w:asciiTheme="minorHAnsi" w:eastAsiaTheme="minorEastAsia" w:hAnsiTheme="minorHAnsi"/>
               <w:noProof/>
@@ -1968,7 +2002,7 @@
         </w:p>
         <w:p>
           <w:pPr>
-            <w:pStyle w:val="TOC2"/>
+            <w:pStyle w:val="Indholdsfortegnelse2"/>
             <w:rPr>
               <w:rFonts w:asciiTheme="minorHAnsi" w:eastAsiaTheme="minorEastAsia" w:hAnsiTheme="minorHAnsi"/>
               <w:noProof/>
@@ -2056,7 +2090,7 @@
         </w:p>
         <w:p>
           <w:pPr>
-            <w:pStyle w:val="TOC2"/>
+            <w:pStyle w:val="Indholdsfortegnelse2"/>
             <w:rPr>
               <w:rFonts w:asciiTheme="minorHAnsi" w:eastAsiaTheme="minorEastAsia" w:hAnsiTheme="minorHAnsi"/>
               <w:noProof/>
@@ -2144,7 +2178,7 @@
         </w:p>
         <w:p>
           <w:pPr>
-            <w:pStyle w:val="TOC2"/>
+            <w:pStyle w:val="Indholdsfortegnelse2"/>
             <w:rPr>
               <w:rFonts w:asciiTheme="minorHAnsi" w:eastAsiaTheme="minorEastAsia" w:hAnsiTheme="minorHAnsi"/>
               <w:noProof/>
@@ -2232,7 +2266,7 @@
         </w:p>
         <w:p>
           <w:pPr>
-            <w:pStyle w:val="TOC1"/>
+            <w:pStyle w:val="Indholdsfortegnelse1"/>
             <w:rPr>
               <w:rFonts w:asciiTheme="minorHAnsi" w:eastAsiaTheme="minorEastAsia" w:hAnsiTheme="minorHAnsi"/>
               <w:noProof/>
@@ -2320,7 +2354,7 @@
         </w:p>
         <w:p>
           <w:pPr>
-            <w:pStyle w:val="TOC2"/>
+            <w:pStyle w:val="Indholdsfortegnelse2"/>
             <w:rPr>
               <w:rFonts w:asciiTheme="minorHAnsi" w:eastAsiaTheme="minorEastAsia" w:hAnsiTheme="minorHAnsi"/>
               <w:noProof/>
@@ -2408,7 +2442,7 @@
         </w:p>
         <w:p>
           <w:pPr>
-            <w:pStyle w:val="TOC2"/>
+            <w:pStyle w:val="Indholdsfortegnelse2"/>
             <w:rPr>
               <w:rFonts w:asciiTheme="minorHAnsi" w:eastAsiaTheme="minorEastAsia" w:hAnsiTheme="minorHAnsi"/>
               <w:noProof/>
@@ -2496,7 +2530,7 @@
         </w:p>
         <w:p>
           <w:pPr>
-            <w:pStyle w:val="TOC2"/>
+            <w:pStyle w:val="Indholdsfortegnelse2"/>
             <w:rPr>
               <w:rFonts w:asciiTheme="minorHAnsi" w:eastAsiaTheme="minorEastAsia" w:hAnsiTheme="minorHAnsi"/>
               <w:noProof/>
@@ -2584,7 +2618,7 @@
         </w:p>
         <w:p>
           <w:pPr>
-            <w:pStyle w:val="TOC1"/>
+            <w:pStyle w:val="Indholdsfortegnelse1"/>
             <w:rPr>
               <w:rFonts w:asciiTheme="minorHAnsi" w:eastAsiaTheme="minorEastAsia" w:hAnsiTheme="minorHAnsi"/>
               <w:noProof/>
@@ -2670,7 +2704,7 @@
         </w:p>
         <w:p>
           <w:pPr>
-            <w:pStyle w:val="TOC2"/>
+            <w:pStyle w:val="Indholdsfortegnelse2"/>
             <w:rPr>
               <w:rFonts w:asciiTheme="minorHAnsi" w:eastAsiaTheme="minorEastAsia" w:hAnsiTheme="minorHAnsi"/>
               <w:noProof/>
@@ -2756,7 +2790,7 @@
         </w:p>
         <w:p>
           <w:pPr>
-            <w:pStyle w:val="TOC2"/>
+            <w:pStyle w:val="Indholdsfortegnelse2"/>
             <w:rPr>
               <w:rFonts w:asciiTheme="minorHAnsi" w:eastAsiaTheme="minorEastAsia" w:hAnsiTheme="minorHAnsi"/>
               <w:noProof/>
@@ -2842,7 +2876,7 @@
         </w:p>
         <w:p>
           <w:pPr>
-            <w:pStyle w:val="TOC2"/>
+            <w:pStyle w:val="Indholdsfortegnelse2"/>
             <w:rPr>
               <w:rFonts w:asciiTheme="minorHAnsi" w:eastAsiaTheme="minorEastAsia" w:hAnsiTheme="minorHAnsi"/>
               <w:noProof/>
@@ -2930,7 +2964,7 @@
         </w:p>
         <w:p>
           <w:pPr>
-            <w:pStyle w:val="TOC2"/>
+            <w:pStyle w:val="Indholdsfortegnelse2"/>
             <w:rPr>
               <w:rFonts w:asciiTheme="minorHAnsi" w:eastAsiaTheme="minorEastAsia" w:hAnsiTheme="minorHAnsi"/>
               <w:noProof/>
@@ -3048,7 +3082,7 @@
     </w:p>
     <w:p>
       <w:pPr>
-        <w:pStyle w:val="Heading1"/>
+        <w:pStyle w:val="Overskrift1"/>
         <w:rPr>
           <w:rFonts w:asciiTheme="minorHAnsi" w:hAnsiTheme="minorHAnsi" w:cstheme="minorHAnsi"/>
         </w:rPr>
@@ -3061,6 +3095,7 @@
           <w:rFonts w:asciiTheme="minorHAnsi" w:hAnsiTheme="minorHAnsi" w:cstheme="minorHAnsi"/>
           <w:lang w:val="en-GB"/>
         </w:rPr>
+        <w:lastRenderedPageBreak/>
         <w:t>In</w:t>
       </w:r>
       <w:bookmarkEnd w:id="0"/>
@@ -3594,7 +3629,7 @@
     </w:p>
     <w:p>
       <w:pPr>
-        <w:pStyle w:val="Heading2"/>
+        <w:pStyle w:val="Overskrift2"/>
         <w:rPr>
           <w:rFonts w:asciiTheme="minorHAnsi" w:hAnsiTheme="minorHAnsi" w:cstheme="minorHAnsi"/>
         </w:rPr>
@@ -3660,7 +3695,7 @@
     </w:p>
     <w:p>
       <w:pPr>
-        <w:pStyle w:val="Heading2"/>
+        <w:pStyle w:val="Overskrift2"/>
         <w:rPr>
           <w:lang w:val="en-GB"/>
         </w:rPr>
@@ -3707,7 +3742,7 @@
     </w:p>
     <w:p>
       <w:pPr>
-        <w:pStyle w:val="ListParagraph"/>
+        <w:pStyle w:val="Listeafsnit"/>
         <w:numPr>
           <w:ilvl w:val="0"/>
           <w:numId w:val="2"/>
@@ -3727,7 +3762,7 @@
     </w:p>
     <w:p>
       <w:pPr>
-        <w:pStyle w:val="ListParagraph"/>
+        <w:pStyle w:val="Listeafsnit"/>
         <w:numPr>
           <w:ilvl w:val="1"/>
           <w:numId w:val="2"/>
@@ -3757,7 +3792,7 @@
     </w:p>
     <w:p>
       <w:pPr>
-        <w:pStyle w:val="ListParagraph"/>
+        <w:pStyle w:val="Listeafsnit"/>
         <w:numPr>
           <w:ilvl w:val="1"/>
           <w:numId w:val="2"/>
@@ -3793,7 +3828,7 @@
     </w:p>
     <w:p>
       <w:pPr>
-        <w:pStyle w:val="ListParagraph"/>
+        <w:pStyle w:val="Listeafsnit"/>
         <w:numPr>
           <w:ilvl w:val="1"/>
           <w:numId w:val="2"/>
@@ -3823,7 +3858,7 @@
     </w:p>
     <w:p>
       <w:pPr>
-        <w:pStyle w:val="ListParagraph"/>
+        <w:pStyle w:val="Listeafsnit"/>
         <w:numPr>
           <w:ilvl w:val="1"/>
           <w:numId w:val="2"/>
@@ -3885,7 +3920,7 @@
     </w:p>
     <w:p>
       <w:pPr>
-        <w:pStyle w:val="ListParagraph"/>
+        <w:pStyle w:val="Listeafsnit"/>
         <w:numPr>
           <w:ilvl w:val="0"/>
           <w:numId w:val="2"/>
@@ -3920,27 +3955,7 @@
           <w:szCs w:val="22"/>
           <w:lang w:val="en-US"/>
         </w:rPr>
-        <w:t xml:space="preserve"> </w:t>
-      </w:r>
-      <w:proofErr w:type="gramStart"/>
-      <w:r>
-        <w:rPr>
-          <w:rStyle w:val="spellingerror"/>
-          <w:rFonts w:ascii="Calibri" w:hAnsi="Calibri" w:cs="Calibri"/>
-          <w:szCs w:val="22"/>
-          <w:lang w:val="en-US"/>
-        </w:rPr>
-        <w:t>self</w:t>
-      </w:r>
-      <w:proofErr w:type="gramEnd"/>
-      <w:r>
-        <w:rPr>
-          <w:rStyle w:val="spellingerror"/>
-          <w:rFonts w:ascii="Calibri" w:hAnsi="Calibri" w:cs="Calibri"/>
-          <w:szCs w:val="22"/>
-          <w:lang w:val="en-US"/>
-        </w:rPr>
-        <w:t>-test</w:t>
+        <w:t xml:space="preserve"> self-test</w:t>
       </w:r>
       <w:r>
         <w:rPr>
@@ -3961,7 +3976,7 @@
     </w:p>
     <w:p>
       <w:pPr>
-        <w:pStyle w:val="ListParagraph"/>
+        <w:pStyle w:val="Listeafsnit"/>
         <w:numPr>
           <w:ilvl w:val="0"/>
           <w:numId w:val="2"/>
@@ -3981,7 +3996,7 @@
     </w:p>
     <w:p>
       <w:pPr>
-        <w:pStyle w:val="ListParagraph"/>
+        <w:pStyle w:val="Listeafsnit"/>
         <w:numPr>
           <w:ilvl w:val="0"/>
           <w:numId w:val="2"/>
@@ -4052,7 +4067,7 @@
     </w:p>
     <w:p>
       <w:pPr>
-        <w:pStyle w:val="Heading2"/>
+        <w:pStyle w:val="Overskrift2"/>
         <w:rPr>
           <w:rFonts w:asciiTheme="minorHAnsi" w:hAnsiTheme="minorHAnsi" w:cstheme="minorHAnsi"/>
         </w:rPr>
@@ -4063,6 +4078,7 @@
           <w:rFonts w:asciiTheme="minorHAnsi" w:hAnsiTheme="minorHAnsi" w:cstheme="minorHAnsi"/>
           <w:noProof/>
         </w:rPr>
+        <w:lastRenderedPageBreak/>
         <mc:AlternateContent>
           <mc:Choice Requires="wps">
             <w:drawing>
@@ -4248,7 +4264,7 @@
                           </w:p>
                           <w:p>
                             <w:pPr>
-                              <w:pStyle w:val="ListParagraph"/>
+                              <w:pStyle w:val="Listeafsnit"/>
                               <w:numPr>
                                 <w:ilvl w:val="0"/>
                                 <w:numId w:val="4"/>
@@ -4363,7 +4379,7 @@
                           </w:p>
                           <w:p>
                             <w:pPr>
-                              <w:pStyle w:val="ListParagraph"/>
+                              <w:pStyle w:val="Listeafsnit"/>
                               <w:numPr>
                                 <w:ilvl w:val="0"/>
                                 <w:numId w:val="5"/>
@@ -4393,7 +4409,7 @@
                           </w:p>
                           <w:p>
                             <w:pPr>
-                              <w:pStyle w:val="ListParagraph"/>
+                              <w:pStyle w:val="Listeafsnit"/>
                               <w:numPr>
                                 <w:ilvl w:val="0"/>
                                 <w:numId w:val="5"/>
@@ -4417,7 +4433,7 @@
                           </w:p>
                           <w:p>
                             <w:pPr>
-                              <w:pStyle w:val="ListParagraph"/>
+                              <w:pStyle w:val="Listeafsnit"/>
                               <w:numPr>
                                 <w:ilvl w:val="0"/>
                                 <w:numId w:val="5"/>
@@ -4435,7 +4451,7 @@
                           </w:p>
                           <w:p>
                             <w:pPr>
-                              <w:pStyle w:val="ListParagraph"/>
+                              <w:pStyle w:val="Listeafsnit"/>
                               <w:numPr>
                                 <w:ilvl w:val="0"/>
                                 <w:numId w:val="5"/>
@@ -4689,7 +4705,7 @@
                     </w:p>
                     <w:p>
                       <w:pPr>
-                        <w:pStyle w:val="ListParagraph"/>
+                        <w:pStyle w:val="Listeafsnit"/>
                         <w:numPr>
                           <w:ilvl w:val="0"/>
                           <w:numId w:val="4"/>
@@ -4804,7 +4820,7 @@
                     </w:p>
                     <w:p>
                       <w:pPr>
-                        <w:pStyle w:val="ListParagraph"/>
+                        <w:pStyle w:val="Listeafsnit"/>
                         <w:numPr>
                           <w:ilvl w:val="0"/>
                           <w:numId w:val="5"/>
@@ -4834,7 +4850,7 @@
                     </w:p>
                     <w:p>
                       <w:pPr>
-                        <w:pStyle w:val="ListParagraph"/>
+                        <w:pStyle w:val="Listeafsnit"/>
                         <w:numPr>
                           <w:ilvl w:val="0"/>
                           <w:numId w:val="5"/>
@@ -4858,7 +4874,7 @@
                     </w:p>
                     <w:p>
                       <w:pPr>
-                        <w:pStyle w:val="ListParagraph"/>
+                        <w:pStyle w:val="Listeafsnit"/>
                         <w:numPr>
                           <w:ilvl w:val="0"/>
                           <w:numId w:val="5"/>
@@ -4876,7 +4892,7 @@
                     </w:p>
                     <w:p>
                       <w:pPr>
-                        <w:pStyle w:val="ListParagraph"/>
+                        <w:pStyle w:val="Listeafsnit"/>
                         <w:numPr>
                           <w:ilvl w:val="0"/>
                           <w:numId w:val="5"/>
@@ -5035,7 +5051,7 @@
     <w:p/>
     <w:p>
       <w:pPr>
-        <w:pStyle w:val="Heading2"/>
+        <w:pStyle w:val="Overskrift2"/>
         <w:rPr>
           <w:rFonts w:asciiTheme="minorHAnsi" w:hAnsiTheme="minorHAnsi" w:cstheme="minorHAnsi"/>
         </w:rPr>
@@ -5051,6 +5067,7 @@
         <w:rPr>
           <w:rFonts w:asciiTheme="minorHAnsi" w:hAnsiTheme="minorHAnsi" w:cstheme="minorHAnsi"/>
         </w:rPr>
+        <w:lastRenderedPageBreak/>
         <w:t>Ba</w:t>
       </w:r>
       <w:bookmarkEnd w:id="17"/>
@@ -5073,7 +5090,7 @@
     </w:p>
     <w:tbl>
       <w:tblPr>
-        <w:tblStyle w:val="TableGrid"/>
+        <w:tblStyle w:val="Tabel-Gitter"/>
         <w:tblW w:w="0" w:type="auto"/>
         <w:tblLayout w:type="fixed"/>
         <w:tblLook w:val="04A0" w:firstRow="1" w:lastRow="0" w:firstColumn="1" w:lastColumn="0" w:noHBand="0" w:noVBand="1"/>
@@ -5134,7 +5151,7 @@
             </w:r>
             <w:r>
               <w:rPr>
-                <w:rStyle w:val="FootnoteReference"/>
+                <w:rStyle w:val="Fodnotehenvisning"/>
                 <w:rFonts w:asciiTheme="minorHAnsi" w:hAnsiTheme="minorHAnsi" w:cstheme="minorHAnsi"/>
                 <w:b/>
                 <w:bCs/>
@@ -5364,7 +5381,7 @@
           </w:p>
           <w:p>
             <w:pPr>
-              <w:pStyle w:val="ListParagraph"/>
+              <w:pStyle w:val="Listeafsnit"/>
               <w:numPr>
                 <w:ilvl w:val="0"/>
                 <w:numId w:val="9"/>
@@ -5422,7 +5439,6 @@
               </w:rPr>
               <w:t xml:space="preserve">to be used in </w:t>
             </w:r>
-            <w:proofErr w:type="spellStart"/>
             <w:r>
               <w:rPr>
                 <w:rFonts w:cstheme="minorHAnsi"/>
@@ -5430,13 +5446,12 @@
                 <w:szCs w:val="20"/>
                 <w:lang w:val="en-GB"/>
               </w:rPr>
-              <w:t>TouchStone</w:t>
-            </w:r>
-            <w:proofErr w:type="spellEnd"/>
-          </w:p>
-          <w:p>
-            <w:pPr>
-              <w:pStyle w:val="ListParagraph"/>
+              <w:t>Interoperability Test Bed</w:t>
+            </w:r>
+          </w:p>
+          <w:p>
+            <w:pPr>
+              <w:pStyle w:val="Listeafsnit"/>
               <w:numPr>
                 <w:ilvl w:val="0"/>
                 <w:numId w:val="9"/>
@@ -6043,192 +6058,268 @@
       <w:pPr>
         <w:rPr>
           <w:rFonts w:asciiTheme="minorHAnsi" w:hAnsiTheme="minorHAnsi" w:cstheme="minorHAnsi"/>
-          <w:lang w:val="en-US"/>
+          <w:lang w:val="en-GB"/>
         </w:rPr>
       </w:pPr>
+      <w:bookmarkStart w:id="20" w:name="_Testeksempler_og_testpersoner"/>
+      <w:bookmarkEnd w:id="20"/>
     </w:p>
     <w:p>
       <w:pPr>
-        <w:pStyle w:val="Heading2"/>
-        <w:rPr>
-          <w:lang w:val="en-GB"/>
+        <w:pStyle w:val="Overskrift2"/>
+        <w:rPr>
+          <w:rFonts w:asciiTheme="minorHAnsi" w:hAnsiTheme="minorHAnsi" w:cstheme="minorHAnsi"/>
         </w:rPr>
       </w:pPr>
-      <w:bookmarkStart w:id="20" w:name="_Testeksempler_og_testpersoner"/>
-      <w:bookmarkStart w:id="21" w:name="_Toc122527844"/>
-      <w:bookmarkStart w:id="22" w:name="_Toc151468756"/>
-      <w:bookmarkEnd w:id="20"/>
-      <w:r>
-        <w:rPr>
-          <w:lang w:val="en-GB"/>
-        </w:rPr>
-        <w:t>Test examples and test persons</w:t>
+      <w:bookmarkStart w:id="21" w:name="_Toc151468757"/>
+      <w:r>
+        <w:rPr>
+          <w:rFonts w:asciiTheme="minorHAnsi" w:hAnsiTheme="minorHAnsi" w:cstheme="minorHAnsi"/>
+        </w:rPr>
+        <w:t>Test</w:t>
+      </w:r>
+      <w:r>
+        <w:rPr>
+          <w:rFonts w:asciiTheme="minorHAnsi" w:hAnsiTheme="minorHAnsi" w:cstheme="minorHAnsi"/>
+        </w:rPr>
+        <w:t xml:space="preserve"> </w:t>
+      </w:r>
+      <w:proofErr w:type="spellStart"/>
+      <w:r>
+        <w:rPr>
+          <w:rFonts w:asciiTheme="minorHAnsi" w:hAnsiTheme="minorHAnsi" w:cstheme="minorHAnsi"/>
+        </w:rPr>
+        <w:t>tools</w:t>
       </w:r>
       <w:bookmarkEnd w:id="21"/>
-      <w:bookmarkEnd w:id="22"/>
-      <w:r>
-        <w:rPr>
-          <w:lang w:val="en-GB"/>
-        </w:rPr>
-        <w:t xml:space="preserve"> </w:t>
-      </w:r>
+      <w:proofErr w:type="spellEnd"/>
     </w:p>
     <w:tbl>
       <w:tblPr>
-        <w:tblStyle w:val="TableGrid"/>
+        <w:tblStyle w:val="Tabel-Gitter"/>
         <w:tblW w:w="0" w:type="auto"/>
-        <w:tblLayout w:type="fixed"/>
         <w:tblLook w:val="04A0" w:firstRow="1" w:lastRow="0" w:firstColumn="1" w:lastColumn="0" w:noHBand="0" w:noVBand="1"/>
       </w:tblPr>
       <w:tblGrid>
-        <w:gridCol w:w="3397"/>
-        <w:gridCol w:w="5103"/>
-        <w:gridCol w:w="4926"/>
+        <w:gridCol w:w="3120"/>
+        <w:gridCol w:w="6217"/>
+        <w:gridCol w:w="4089"/>
       </w:tblGrid>
       <w:tr>
         <w:tc>
           <w:tcPr>
-            <w:tcW w:w="3397" w:type="dxa"/>
+            <w:tcW w:w="3120" w:type="dxa"/>
             <w:shd w:val="clear" w:color="auto" w:fill="F2F2F2" w:themeFill="background1" w:themeFillShade="F2"/>
           </w:tcPr>
           <w:p>
             <w:pPr>
-              <w:keepNext/>
-              <w:rPr>
-                <w:rFonts w:asciiTheme="minorHAnsi" w:hAnsiTheme="minorHAnsi" w:cstheme="minorHAnsi"/>
+              <w:rPr>
                 <w:b/>
                 <w:bCs/>
-                <w:lang w:val="en-GB"/>
-              </w:rPr>
-            </w:pPr>
-            <w:r>
-              <w:rPr>
-                <w:rFonts w:asciiTheme="minorHAnsi" w:hAnsiTheme="minorHAnsi" w:cstheme="minorHAnsi"/>
+              </w:rPr>
+            </w:pPr>
+            <w:r>
+              <w:rPr>
                 <w:b/>
                 <w:bCs/>
-                <w:lang w:val="en-GB"/>
-              </w:rPr>
-              <w:t>Na</w:t>
-            </w:r>
-            <w:r>
-              <w:rPr>
-                <w:rFonts w:asciiTheme="minorHAnsi" w:hAnsiTheme="minorHAnsi" w:cstheme="minorHAnsi"/>
+              </w:rPr>
+              <w:t>Navn</w:t>
+            </w:r>
+          </w:p>
+        </w:tc>
+        <w:tc>
+          <w:tcPr>
+            <w:tcW w:w="6217" w:type="dxa"/>
+            <w:shd w:val="clear" w:color="auto" w:fill="F2F2F2" w:themeFill="background1" w:themeFillShade="F2"/>
+          </w:tcPr>
+          <w:p>
+            <w:pPr>
+              <w:rPr>
                 <w:b/>
                 <w:bCs/>
-                <w:lang w:val="en-GB"/>
-              </w:rPr>
-              <w:t>me</w:t>
-            </w:r>
-          </w:p>
-        </w:tc>
-        <w:tc>
-          <w:tcPr>
-            <w:tcW w:w="5103" w:type="dxa"/>
-            <w:shd w:val="clear" w:color="auto" w:fill="F2F2F2" w:themeFill="background1" w:themeFillShade="F2"/>
-          </w:tcPr>
-          <w:p>
-            <w:pPr>
-              <w:keepNext/>
-              <w:rPr>
-                <w:rFonts w:asciiTheme="minorHAnsi" w:hAnsiTheme="minorHAnsi" w:cstheme="minorHAnsi"/>
+              </w:rPr>
+            </w:pPr>
+            <w:r>
+              <w:rPr>
                 <w:b/>
                 <w:bCs/>
-                <w:lang w:val="en-GB"/>
-              </w:rPr>
-            </w:pPr>
-            <w:r>
-              <w:rPr>
-                <w:rFonts w:asciiTheme="minorHAnsi" w:hAnsiTheme="minorHAnsi" w:cstheme="minorHAnsi"/>
+              </w:rPr>
+              <w:t>Link/reference</w:t>
+            </w:r>
+          </w:p>
+        </w:tc>
+        <w:tc>
+          <w:tcPr>
+            <w:tcW w:w="4089" w:type="dxa"/>
+            <w:shd w:val="clear" w:color="auto" w:fill="F2F2F2" w:themeFill="background1" w:themeFillShade="F2"/>
+          </w:tcPr>
+          <w:p>
+            <w:pPr>
+              <w:rPr>
                 <w:b/>
                 <w:bCs/>
-                <w:lang w:val="en-GB"/>
-              </w:rPr>
-              <w:t>Link/reference</w:t>
-            </w:r>
-          </w:p>
-        </w:tc>
-        <w:tc>
-          <w:tcPr>
-            <w:tcW w:w="4926" w:type="dxa"/>
-            <w:shd w:val="clear" w:color="auto" w:fill="F2F2F2" w:themeFill="background1" w:themeFillShade="F2"/>
-          </w:tcPr>
-          <w:p>
-            <w:pPr>
-              <w:keepNext/>
-              <w:rPr>
-                <w:rFonts w:asciiTheme="minorHAnsi" w:hAnsiTheme="minorHAnsi" w:cstheme="minorHAnsi"/>
+              </w:rPr>
+            </w:pPr>
+            <w:proofErr w:type="spellStart"/>
+            <w:r>
+              <w:rPr>
                 <w:b/>
                 <w:bCs/>
-                <w:lang w:val="en-GB"/>
-              </w:rPr>
-            </w:pPr>
-            <w:r>
-              <w:rPr>
-                <w:rFonts w:asciiTheme="minorHAnsi" w:hAnsiTheme="minorHAnsi" w:cstheme="minorHAnsi"/>
-                <w:b/>
-                <w:bCs/>
-                <w:lang w:val="en-GB"/>
               </w:rPr>
               <w:t>Description</w:t>
             </w:r>
+            <w:proofErr w:type="spellEnd"/>
           </w:p>
         </w:tc>
       </w:tr>
       <w:tr>
         <w:tc>
           <w:tcPr>
-            <w:tcW w:w="3397" w:type="dxa"/>
-          </w:tcPr>
-          <w:p>
-            <w:pPr>
-              <w:keepNext/>
-              <w:rPr>
-                <w:rFonts w:asciiTheme="minorHAnsi" w:hAnsiTheme="minorHAnsi" w:cstheme="minorHAnsi"/>
-                <w:lang w:val="en-GB"/>
-              </w:rPr>
-            </w:pPr>
-            <w:r>
-              <w:rPr>
-                <w:rFonts w:asciiTheme="minorHAnsi" w:hAnsiTheme="minorHAnsi" w:cstheme="minorHAnsi"/>
-                <w:lang w:val="en-GB"/>
-              </w:rPr>
-              <w:t>Test</w:t>
-            </w:r>
-            <w:r>
-              <w:rPr>
-                <w:rFonts w:asciiTheme="minorHAnsi" w:hAnsiTheme="minorHAnsi" w:cstheme="minorHAnsi"/>
-                <w:lang w:val="en-GB"/>
-              </w:rPr>
+            <w:tcW w:w="3120" w:type="dxa"/>
+          </w:tcPr>
+          <w:p>
+            <w:proofErr w:type="spellStart"/>
+            <w:r>
+              <w:t>Interoperability</w:t>
+            </w:r>
+            <w:proofErr w:type="spellEnd"/>
+            <w:r>
+              <w:t xml:space="preserve"> Test Bed (ITB)</w:t>
+            </w:r>
+          </w:p>
+        </w:tc>
+        <w:tc>
+          <w:tcPr>
+            <w:tcW w:w="6217" w:type="dxa"/>
+          </w:tcPr>
+          <w:p>
+            <w:r>
+              <w:t>https://test.itb.medcom.dk/</w:t>
+            </w:r>
+            <w:r>
               <w:t xml:space="preserve"> </w:t>
             </w:r>
-            <w:r>
-              <w:rPr>
-                <w:rFonts w:asciiTheme="minorHAnsi" w:hAnsiTheme="minorHAnsi" w:cstheme="minorHAnsi"/>
-                <w:lang w:val="en-GB"/>
-              </w:rPr>
-              <w:t>e</w:t>
-            </w:r>
-            <w:r>
-              <w:rPr>
-                <w:rFonts w:asciiTheme="minorHAnsi" w:hAnsiTheme="minorHAnsi" w:cstheme="minorHAnsi"/>
-                <w:lang w:val="en-GB"/>
-              </w:rPr>
-              <w:t>xamples</w:t>
-            </w:r>
-          </w:p>
-        </w:tc>
-        <w:tc>
-          <w:tcPr>
-            <w:tcW w:w="5103" w:type="dxa"/>
-          </w:tcPr>
-          <w:p>
-            <w:pPr>
-              <w:keepNext/>
-              <w:rPr>
-                <w:rFonts w:asciiTheme="minorHAnsi" w:hAnsiTheme="minorHAnsi" w:cstheme="minorHAnsi"/>
-                <w:lang w:val="en-GB"/>
-              </w:rPr>
-            </w:pPr>
+          </w:p>
+        </w:tc>
+        <w:tc>
+          <w:tcPr>
+            <w:tcW w:w="4089" w:type="dxa"/>
+          </w:tcPr>
+          <w:p>
+            <w:pPr>
+              <w:rPr>
+                <w:lang w:val="en-US"/>
+              </w:rPr>
+            </w:pPr>
+            <w:r>
+              <w:rPr>
+                <w:lang w:val="en-US"/>
+              </w:rPr>
+              <w:t>Test tool for testing</w:t>
+            </w:r>
+            <w:r>
+              <w:rPr>
+                <w:lang w:val="en-US"/>
+              </w:rPr>
+              <w:t xml:space="preserve"> the </w:t>
+            </w:r>
+            <w:r>
+              <w:rPr>
+                <w:lang w:val="en-US"/>
+              </w:rPr>
+              <w:t xml:space="preserve">FHIR </w:t>
+            </w:r>
+            <w:r>
+              <w:rPr>
+                <w:lang w:val="en-US"/>
+              </w:rPr>
+              <w:t>standard.</w:t>
+            </w:r>
+            <w:r>
+              <w:rPr>
+                <w:lang w:val="en-US"/>
+              </w:rPr>
+              <w:t xml:space="preserve"> </w:t>
+            </w:r>
+          </w:p>
+          <w:p>
+            <w:pPr>
+              <w:rPr>
+                <w:lang w:val="en-US"/>
+              </w:rPr>
+            </w:pPr>
+          </w:p>
+          <w:p>
+            <w:pPr>
+              <w:rPr>
+                <w:lang w:val="en-US"/>
+              </w:rPr>
+            </w:pPr>
+            <w:r>
+              <w:rPr>
+                <w:lang w:val="en-US"/>
+              </w:rPr>
+              <w:t xml:space="preserve">The vendor can get access to </w:t>
+            </w:r>
+            <w:r>
+              <w:rPr>
+                <w:lang w:val="en-US"/>
+              </w:rPr>
+              <w:t xml:space="preserve">ITB </w:t>
+            </w:r>
+            <w:r>
+              <w:rPr>
+                <w:lang w:val="en-US"/>
+              </w:rPr>
+              <w:t xml:space="preserve">as an </w:t>
+            </w:r>
+            <w:r>
+              <w:rPr>
+                <w:lang w:val="en-US"/>
+              </w:rPr>
+              <w:t xml:space="preserve">organization </w:t>
+            </w:r>
+            <w:r>
+              <w:rPr>
+                <w:rFonts w:asciiTheme="minorHAnsi" w:hAnsiTheme="minorHAnsi" w:cstheme="minorHAnsi"/>
+                <w:lang w:val="en-GB"/>
+              </w:rPr>
+              <w:t>organisation and assign test suites to themselves</w:t>
+            </w:r>
+            <w:r>
+              <w:rPr>
+                <w:rFonts w:cstheme="minorHAnsi"/>
+                <w:lang w:val="en-GB"/>
+              </w:rPr>
+              <w:t>.</w:t>
+            </w:r>
+          </w:p>
+          <w:p>
+            <w:pPr>
+              <w:rPr>
+                <w:lang w:val="en-GB"/>
+              </w:rPr>
+            </w:pPr>
+          </w:p>
+          <w:p>
+            <w:pPr>
+              <w:rPr>
+                <w:lang w:val="en-GB"/>
+              </w:rPr>
+            </w:pPr>
+          </w:p>
+          <w:p>
+            <w:pPr>
+              <w:rPr>
+                <w:lang w:val="en-GB"/>
+              </w:rPr>
+            </w:pPr>
+            <w:r>
+              <w:rPr>
+                <w:lang w:val="en-GB"/>
+              </w:rPr>
+              <w:t xml:space="preserve">Find </w:t>
+            </w:r>
             <w:hyperlink r:id="rId19" w:history="1">
               <w:r>
                 <w:rPr>
@@ -6236,29 +6327,25 @@
                   <w:rFonts w:ascii="Calibri" w:hAnsi="Calibri" w:cstheme="minorBidi"/>
                   <w:lang w:val="en-GB"/>
                 </w:rPr>
-                <w:t>https://medcomfhir.dk/ig/acknowledgementtestscripts/</w:t>
+                <w:t>instructions for ITB</w:t>
               </w:r>
             </w:hyperlink>
             <w:r>
               <w:rPr>
-                <w:lang w:val="en-GB"/>
-              </w:rPr>
-              <w:t xml:space="preserve"> </w:t>
-            </w:r>
-          </w:p>
-        </w:tc>
-        <w:tc>
-          <w:tcPr>
-            <w:tcW w:w="4926" w:type="dxa"/>
-          </w:tcPr>
-          <w:p>
-            <w:pPr>
-              <w:keepNext/>
-              <w:rPr>
-                <w:rFonts w:asciiTheme="minorHAnsi" w:hAnsiTheme="minorHAnsi" w:cstheme="minorHAnsi"/>
-                <w:lang w:val="en-GB"/>
-              </w:rPr>
-            </w:pPr>
+                <w:rStyle w:val="Hyperlink"/>
+                <w:rFonts w:ascii="Calibri" w:hAnsi="Calibri" w:cstheme="minorBidi"/>
+                <w:lang w:val="en-GB"/>
+              </w:rPr>
+              <w:t xml:space="preserve"> here</w:t>
+            </w:r>
+            <w:r>
+              <w:rPr>
+                <w:rStyle w:val="Hyperlink"/>
+                <w:rFonts w:ascii="Calibri" w:hAnsi="Calibri" w:cstheme="minorBidi"/>
+                <w:lang w:val="en-GB"/>
+              </w:rPr>
+              <w:t>.</w:t>
+            </w:r>
           </w:p>
         </w:tc>
       </w:tr>
@@ -6267,7 +6354,7 @@
       <w:pPr>
         <w:rPr>
           <w:rFonts w:asciiTheme="minorHAnsi" w:hAnsiTheme="minorHAnsi" w:cstheme="minorHAnsi"/>
-          <w:lang w:val="en-GB"/>
+          <w:lang w:val="en-US"/>
         </w:rPr>
       </w:pPr>
     </w:p>
@@ -6275,625 +6362,46 @@
       <w:pPr>
         <w:rPr>
           <w:rFonts w:asciiTheme="minorHAnsi" w:hAnsiTheme="minorHAnsi" w:cstheme="minorHAnsi"/>
-          <w:lang w:val="en-GB"/>
+          <w:lang w:val="en-US"/>
         </w:rPr>
       </w:pPr>
+      <w:r>
+        <w:rPr>
+          <w:rFonts w:asciiTheme="minorHAnsi" w:hAnsiTheme="minorHAnsi" w:cstheme="minorHAnsi"/>
+          <w:lang w:val="en-US"/>
+        </w:rPr>
+        <w:br w:type="page"/>
+      </w:r>
     </w:p>
     <w:p>
       <w:pPr>
+        <w:pStyle w:val="Overskrift2"/>
         <w:rPr>
           <w:rFonts w:asciiTheme="minorHAnsi" w:hAnsiTheme="minorHAnsi" w:cstheme="minorHAnsi"/>
-          <w:lang w:val="en-GB"/>
         </w:rPr>
       </w:pPr>
-    </w:p>
-    <w:p>
-      <w:pPr>
+      <w:bookmarkStart w:id="22" w:name="_Toc151468758"/>
+      <w:r>
         <w:rPr>
           <w:rFonts w:asciiTheme="minorHAnsi" w:hAnsiTheme="minorHAnsi" w:cstheme="minorHAnsi"/>
-          <w:lang w:val="en-GB"/>
-        </w:rPr>
-      </w:pPr>
-    </w:p>
-    <w:p>
-      <w:pPr>
+        </w:rPr>
+        <w:lastRenderedPageBreak/>
+        <w:t>Test</w:t>
+      </w:r>
+      <w:r>
         <w:rPr>
           <w:rFonts w:asciiTheme="minorHAnsi" w:hAnsiTheme="minorHAnsi" w:cstheme="minorHAnsi"/>
-          <w:lang w:val="en-GB"/>
-        </w:rPr>
-      </w:pPr>
-    </w:p>
-    <w:p>
-      <w:pPr>
-        <w:pStyle w:val="Heading2"/>
+        </w:rPr>
+        <w:t xml:space="preserve"> </w:t>
+      </w:r>
+      <w:proofErr w:type="spellStart"/>
+      <w:r>
         <w:rPr>
           <w:rFonts w:asciiTheme="minorHAnsi" w:hAnsiTheme="minorHAnsi" w:cstheme="minorHAnsi"/>
         </w:rPr>
-      </w:pPr>
-      <w:bookmarkStart w:id="23" w:name="_Toc151468757"/>
-      <w:r>
-        <w:rPr>
-          <w:rFonts w:asciiTheme="minorHAnsi" w:hAnsiTheme="minorHAnsi" w:cstheme="minorHAnsi"/>
-        </w:rPr>
-        <w:t>Test</w:t>
-      </w:r>
-      <w:r>
-        <w:rPr>
-          <w:rFonts w:asciiTheme="minorHAnsi" w:hAnsiTheme="minorHAnsi" w:cstheme="minorHAnsi"/>
-        </w:rPr>
-        <w:t xml:space="preserve"> </w:t>
-      </w:r>
-      <w:proofErr w:type="spellStart"/>
-      <w:r>
-        <w:rPr>
-          <w:rFonts w:asciiTheme="minorHAnsi" w:hAnsiTheme="minorHAnsi" w:cstheme="minorHAnsi"/>
-        </w:rPr>
-        <w:t>tools</w:t>
-      </w:r>
-      <w:bookmarkEnd w:id="23"/>
-      <w:proofErr w:type="spellEnd"/>
-    </w:p>
-    <w:tbl>
-      <w:tblPr>
-        <w:tblStyle w:val="TableGrid"/>
-        <w:tblW w:w="0" w:type="auto"/>
-        <w:tblLook w:val="04A0" w:firstRow="1" w:lastRow="0" w:firstColumn="1" w:lastColumn="0" w:noHBand="0" w:noVBand="1"/>
-      </w:tblPr>
-      <w:tblGrid>
-        <w:gridCol w:w="3373"/>
-        <w:gridCol w:w="5157"/>
-        <w:gridCol w:w="4896"/>
-      </w:tblGrid>
-      <w:tr>
-        <w:tc>
-          <w:tcPr>
-            <w:tcW w:w="3373" w:type="dxa"/>
-            <w:shd w:val="clear" w:color="auto" w:fill="F2F2F2" w:themeFill="background1" w:themeFillShade="F2"/>
-          </w:tcPr>
-          <w:p>
-            <w:pPr>
-              <w:rPr>
-                <w:b/>
-                <w:bCs/>
-              </w:rPr>
-            </w:pPr>
-            <w:r>
-              <w:rPr>
-                <w:b/>
-                <w:bCs/>
-              </w:rPr>
-              <w:t>Navn</w:t>
-            </w:r>
-          </w:p>
-        </w:tc>
-        <w:tc>
-          <w:tcPr>
-            <w:tcW w:w="5157" w:type="dxa"/>
-            <w:shd w:val="clear" w:color="auto" w:fill="F2F2F2" w:themeFill="background1" w:themeFillShade="F2"/>
-          </w:tcPr>
-          <w:p>
-            <w:pPr>
-              <w:rPr>
-                <w:b/>
-                <w:bCs/>
-              </w:rPr>
-            </w:pPr>
-            <w:r>
-              <w:rPr>
-                <w:b/>
-                <w:bCs/>
-              </w:rPr>
-              <w:t>Link/reference</w:t>
-            </w:r>
-          </w:p>
-        </w:tc>
-        <w:tc>
-          <w:tcPr>
-            <w:tcW w:w="4896" w:type="dxa"/>
-            <w:shd w:val="clear" w:color="auto" w:fill="F2F2F2" w:themeFill="background1" w:themeFillShade="F2"/>
-          </w:tcPr>
-          <w:p>
-            <w:pPr>
-              <w:rPr>
-                <w:b/>
-                <w:bCs/>
-              </w:rPr>
-            </w:pPr>
-            <w:proofErr w:type="spellStart"/>
-            <w:r>
-              <w:rPr>
-                <w:b/>
-                <w:bCs/>
-              </w:rPr>
-              <w:t>Description</w:t>
-            </w:r>
-            <w:proofErr w:type="spellEnd"/>
-          </w:p>
-        </w:tc>
-      </w:tr>
-      <w:tr>
-        <w:tc>
-          <w:tcPr>
-            <w:tcW w:w="3373" w:type="dxa"/>
-          </w:tcPr>
-          <w:p>
-            <w:pPr>
-              <w:rPr>
-                <w:lang w:val="en-US"/>
-              </w:rPr>
-            </w:pPr>
-            <w:r>
-              <w:rPr>
-                <w:lang w:val="en-US"/>
-              </w:rPr>
-              <w:t>FHIR</w:t>
-            </w:r>
-            <w:r>
-              <w:rPr>
-                <w:lang w:val="en-US"/>
-              </w:rPr>
-              <w:t xml:space="preserve"> </w:t>
-            </w:r>
-            <w:r>
-              <w:rPr>
-                <w:lang w:val="en-US"/>
-              </w:rPr>
-              <w:t>server with MedCom</w:t>
-            </w:r>
-            <w:r>
-              <w:rPr>
-                <w:lang w:val="en-US"/>
-              </w:rPr>
-              <w:t xml:space="preserve"> profiles</w:t>
-            </w:r>
-          </w:p>
-        </w:tc>
-        <w:tc>
-          <w:tcPr>
-            <w:tcW w:w="5157" w:type="dxa"/>
-          </w:tcPr>
-          <w:p>
-            <w:hyperlink r:id="rId20" w:history="1">
-              <w:r>
-                <w:rPr>
-                  <w:rStyle w:val="Hyperlink"/>
-                  <w:rFonts w:ascii="Calibri" w:hAnsi="Calibri" w:cstheme="minorBidi"/>
-                </w:rPr>
-                <w:t>https://fhir.medcom.dk/</w:t>
-              </w:r>
-            </w:hyperlink>
-            <w:r>
-              <w:t xml:space="preserve"> </w:t>
-            </w:r>
-          </w:p>
-        </w:tc>
-        <w:tc>
-          <w:tcPr>
-            <w:tcW w:w="4896" w:type="dxa"/>
-          </w:tcPr>
-          <w:p>
-            <w:pPr>
-              <w:rPr>
-                <w:lang w:val="en-GB"/>
-              </w:rPr>
-            </w:pPr>
-            <w:r>
-              <w:rPr>
-                <w:lang w:val="en-US"/>
-              </w:rPr>
-              <w:t xml:space="preserve">Public server that validates against </w:t>
-            </w:r>
-            <w:proofErr w:type="spellStart"/>
-            <w:r>
-              <w:rPr>
-                <w:lang w:val="en-US"/>
-              </w:rPr>
-              <w:t>MedCom's</w:t>
-            </w:r>
-            <w:proofErr w:type="spellEnd"/>
-            <w:r>
-              <w:rPr>
-                <w:lang w:val="en-US"/>
-              </w:rPr>
-              <w:t xml:space="preserve"> FHIR profiles. It is permitted to use the server for testing the upload/download of FHIR resources.</w:t>
-            </w:r>
-          </w:p>
-        </w:tc>
-      </w:tr>
-      <w:tr>
-        <w:tc>
-          <w:tcPr>
-            <w:tcW w:w="3373" w:type="dxa"/>
-          </w:tcPr>
-          <w:p>
-            <w:proofErr w:type="spellStart"/>
-            <w:r>
-              <w:t>TouchStone</w:t>
-            </w:r>
-            <w:proofErr w:type="spellEnd"/>
-          </w:p>
-        </w:tc>
-        <w:tc>
-          <w:tcPr>
-            <w:tcW w:w="5157" w:type="dxa"/>
-          </w:tcPr>
-          <w:p>
-            <w:hyperlink r:id="rId21" w:history="1">
-              <w:r>
-                <w:rPr>
-                  <w:rStyle w:val="Hyperlink"/>
-                  <w:rFonts w:ascii="Calibri" w:hAnsi="Calibri" w:cstheme="minorBidi"/>
-                </w:rPr>
-                <w:t>https://touchstone.aegis.net/touchstone/</w:t>
-              </w:r>
-            </w:hyperlink>
-            <w:r>
-              <w:t xml:space="preserve"> </w:t>
-            </w:r>
-          </w:p>
-        </w:tc>
-        <w:tc>
-          <w:tcPr>
-            <w:tcW w:w="4896" w:type="dxa"/>
-          </w:tcPr>
-          <w:p>
-            <w:pPr>
-              <w:rPr>
-                <w:lang w:val="en-US"/>
-              </w:rPr>
-            </w:pPr>
-            <w:r>
-              <w:rPr>
-                <w:lang w:val="en-US"/>
-              </w:rPr>
-              <w:t>Test tool for testing</w:t>
-            </w:r>
-            <w:r>
-              <w:rPr>
-                <w:lang w:val="en-US"/>
-              </w:rPr>
-              <w:t xml:space="preserve"> the </w:t>
-            </w:r>
-            <w:r>
-              <w:rPr>
-                <w:lang w:val="en-US"/>
-              </w:rPr>
-              <w:t xml:space="preserve">FHIR </w:t>
-            </w:r>
-            <w:r>
-              <w:rPr>
-                <w:lang w:val="en-US"/>
-              </w:rPr>
-              <w:t>standard.</w:t>
-            </w:r>
-            <w:r>
-              <w:rPr>
-                <w:lang w:val="en-US"/>
-              </w:rPr>
-              <w:t xml:space="preserve"> </w:t>
-            </w:r>
-          </w:p>
-          <w:p>
-            <w:pPr>
-              <w:rPr>
-                <w:lang w:val="en-US"/>
-              </w:rPr>
-            </w:pPr>
-          </w:p>
-          <w:p>
-            <w:pPr>
-              <w:rPr>
-                <w:lang w:val="en-US"/>
-              </w:rPr>
-            </w:pPr>
-            <w:r>
-              <w:rPr>
-                <w:lang w:val="en-US"/>
-              </w:rPr>
-              <w:t xml:space="preserve">The vendor can get access to </w:t>
-            </w:r>
-            <w:proofErr w:type="spellStart"/>
-            <w:r>
-              <w:rPr>
-                <w:lang w:val="en-US"/>
-              </w:rPr>
-              <w:t>TouchStone</w:t>
-            </w:r>
-            <w:proofErr w:type="spellEnd"/>
-            <w:r>
-              <w:rPr>
-                <w:lang w:val="en-US"/>
-              </w:rPr>
-              <w:t xml:space="preserve"> as an </w:t>
-            </w:r>
-            <w:r>
-              <w:rPr>
-                <w:lang w:val="en-GB"/>
-              </w:rPr>
-              <w:t>organisation</w:t>
-            </w:r>
-            <w:r>
-              <w:rPr>
-                <w:lang w:val="en-GB"/>
-              </w:rPr>
-              <w:t xml:space="preserve"> </w:t>
-            </w:r>
-            <w:r>
-              <w:rPr>
-                <w:lang w:val="en-US"/>
-              </w:rPr>
-              <w:t xml:space="preserve">- either through a license that MedCom supplies (inquiry at </w:t>
-            </w:r>
-            <w:hyperlink r:id="rId22" w:history="1">
-              <w:r>
-                <w:rPr>
-                  <w:rStyle w:val="Hyperlink"/>
-                  <w:rFonts w:ascii="Calibri" w:hAnsi="Calibri" w:cstheme="minorBidi"/>
-                  <w:lang w:val="en-US"/>
-                </w:rPr>
-                <w:t>fhir@medcom.dk</w:t>
-              </w:r>
-            </w:hyperlink>
-            <w:r>
-              <w:rPr>
-                <w:lang w:val="en-US"/>
-              </w:rPr>
-              <w:t xml:space="preserve">), </w:t>
-            </w:r>
-            <w:r>
-              <w:rPr>
-                <w:lang w:val="en-US"/>
-              </w:rPr>
-              <w:t>or a license that the supplier has acquired itself.</w:t>
-            </w:r>
-          </w:p>
-          <w:p>
-            <w:pPr>
-              <w:rPr>
-                <w:lang w:val="en-GB"/>
-              </w:rPr>
-            </w:pPr>
-          </w:p>
-          <w:p>
-            <w:pPr>
-              <w:rPr>
-                <w:lang w:val="en-GB"/>
-              </w:rPr>
-            </w:pPr>
-          </w:p>
-          <w:p>
-            <w:pPr>
-              <w:rPr>
-                <w:lang w:val="en-GB"/>
-              </w:rPr>
-            </w:pPr>
-            <w:r>
-              <w:rPr>
-                <w:lang w:val="en-GB"/>
-              </w:rPr>
-              <w:t xml:space="preserve">Find </w:t>
-            </w:r>
-            <w:hyperlink r:id="rId23" w:history="1">
-              <w:r>
-                <w:rPr>
-                  <w:rStyle w:val="Hyperlink"/>
-                  <w:lang w:val="en-GB"/>
-                </w:rPr>
-                <w:t>instructions for</w:t>
-              </w:r>
-              <w:r>
-                <w:rPr>
-                  <w:rStyle w:val="Hyperlink"/>
-                  <w:rFonts w:ascii="Calibri" w:hAnsi="Calibri" w:cstheme="minorBidi"/>
-                  <w:lang w:val="en-GB"/>
-                </w:rPr>
-                <w:t xml:space="preserve"> </w:t>
-              </w:r>
-              <w:proofErr w:type="spellStart"/>
-              <w:r>
-                <w:rPr>
-                  <w:rStyle w:val="Hyperlink"/>
-                  <w:rFonts w:ascii="Calibri" w:hAnsi="Calibri" w:cstheme="minorBidi"/>
-                  <w:lang w:val="en-GB"/>
-                </w:rPr>
-                <w:t>TouchStone</w:t>
-              </w:r>
-              <w:proofErr w:type="spellEnd"/>
-            </w:hyperlink>
-            <w:r>
-              <w:rPr>
-                <w:rStyle w:val="Hyperlink"/>
-                <w:rFonts w:ascii="Calibri" w:hAnsi="Calibri" w:cstheme="minorBidi"/>
-                <w:lang w:val="en-GB"/>
-              </w:rPr>
-              <w:t xml:space="preserve"> here</w:t>
-            </w:r>
-            <w:r>
-              <w:rPr>
-                <w:rStyle w:val="Hyperlink"/>
-                <w:rFonts w:ascii="Calibri" w:hAnsi="Calibri" w:cstheme="minorBidi"/>
-                <w:lang w:val="en-GB"/>
-              </w:rPr>
-              <w:t>.</w:t>
-            </w:r>
-          </w:p>
-        </w:tc>
-      </w:tr>
-      <w:tr>
-        <w:tc>
-          <w:tcPr>
-            <w:tcW w:w="3373" w:type="dxa"/>
-          </w:tcPr>
-          <w:p>
-            <w:bookmarkStart w:id="24" w:name="TSTestScripts"/>
-            <w:proofErr w:type="spellStart"/>
-            <w:r>
-              <w:t>TouchStone</w:t>
-            </w:r>
-            <w:proofErr w:type="spellEnd"/>
-            <w:r>
-              <w:t xml:space="preserve"> test scripts</w:t>
-            </w:r>
-            <w:bookmarkEnd w:id="24"/>
-          </w:p>
-        </w:tc>
-        <w:tc>
-          <w:tcPr>
-            <w:tcW w:w="5157" w:type="dxa"/>
-          </w:tcPr>
-          <w:p>
-            <w:r>
-              <w:t xml:space="preserve"> </w:t>
-            </w:r>
-            <w:hyperlink r:id="rId24" w:history="1">
-              <w:r>
-                <w:rPr>
-                  <w:rStyle w:val="Hyperlink"/>
-                  <w:rFonts w:ascii="Calibri" w:hAnsi="Calibri" w:cstheme="minorBidi"/>
-                </w:rPr>
-                <w:t>https://medcomfhir.dk/ig/acknowledgementtestscripts/</w:t>
-              </w:r>
-            </w:hyperlink>
-            <w:r>
-              <w:t xml:space="preserve"> </w:t>
-            </w:r>
-          </w:p>
-        </w:tc>
-        <w:tc>
-          <w:tcPr>
-            <w:tcW w:w="4896" w:type="dxa"/>
-          </w:tcPr>
-          <w:p>
-            <w:pPr>
-              <w:rPr>
-                <w:lang w:val="en-GB"/>
-              </w:rPr>
-            </w:pPr>
-            <w:r>
-              <w:rPr>
-                <w:lang w:val="en-GB"/>
-              </w:rPr>
-              <w:t xml:space="preserve">Test scripts relevant for the standard. </w:t>
-            </w:r>
-          </w:p>
-          <w:p>
-            <w:pPr>
-              <w:rPr>
-                <w:lang w:val="en-GB"/>
-              </w:rPr>
-            </w:pPr>
-          </w:p>
-          <w:p>
-            <w:pPr>
-              <w:rPr>
-                <w:lang w:val="en-US"/>
-              </w:rPr>
-            </w:pPr>
-            <w:r>
-              <w:rPr>
-                <w:lang w:val="en-GB"/>
-              </w:rPr>
-              <w:t xml:space="preserve">Find </w:t>
-            </w:r>
-            <w:hyperlink r:id="rId25" w:history="1">
-              <w:r>
-                <w:rPr>
-                  <w:rStyle w:val="Hyperlink"/>
-                  <w:rFonts w:ascii="Calibri" w:hAnsi="Calibri" w:cstheme="minorBidi"/>
-                  <w:lang w:val="en-GB"/>
-                </w:rPr>
-                <w:t xml:space="preserve">instructions for </w:t>
-              </w:r>
-              <w:proofErr w:type="spellStart"/>
-              <w:r>
-                <w:rPr>
-                  <w:rStyle w:val="Hyperlink"/>
-                  <w:rFonts w:ascii="Calibri" w:hAnsi="Calibri" w:cstheme="minorBidi"/>
-                  <w:lang w:val="en-GB"/>
-                </w:rPr>
-                <w:t>To</w:t>
-              </w:r>
-              <w:r>
-                <w:rPr>
-                  <w:rStyle w:val="Hyperlink"/>
-                  <w:rFonts w:ascii="Calibri" w:hAnsi="Calibri" w:cstheme="minorBidi"/>
-                  <w:lang w:val="en-GB"/>
-                </w:rPr>
-                <w:t>uchStone</w:t>
-              </w:r>
-              <w:proofErr w:type="spellEnd"/>
-              <w:r>
-                <w:rPr>
-                  <w:rStyle w:val="Hyperlink"/>
-                  <w:rFonts w:ascii="Calibri" w:hAnsi="Calibri" w:cstheme="minorBidi"/>
-                  <w:lang w:val="en-GB"/>
-                </w:rPr>
-                <w:t xml:space="preserve"> here</w:t>
-              </w:r>
-            </w:hyperlink>
-            <w:r>
-              <w:rPr>
-                <w:rStyle w:val="Hyperlink"/>
-                <w:rFonts w:ascii="Calibri" w:hAnsi="Calibri" w:cstheme="minorBidi"/>
-                <w:lang w:val="en-GB"/>
-              </w:rPr>
-              <w:t>.</w:t>
-            </w:r>
-          </w:p>
-        </w:tc>
-      </w:tr>
-    </w:tbl>
-    <w:p>
-      <w:pPr>
-        <w:rPr>
-          <w:rFonts w:asciiTheme="minorHAnsi" w:hAnsiTheme="minorHAnsi" w:cstheme="minorHAnsi"/>
-          <w:lang w:val="en-US"/>
-        </w:rPr>
-      </w:pPr>
-    </w:p>
-    <w:p>
-      <w:pPr>
-        <w:rPr>
-          <w:rFonts w:asciiTheme="minorHAnsi" w:hAnsiTheme="minorHAnsi" w:cstheme="minorHAnsi"/>
-          <w:lang w:val="en-US"/>
-        </w:rPr>
-      </w:pPr>
-      <w:r>
-        <w:rPr>
-          <w:rFonts w:asciiTheme="minorHAnsi" w:hAnsiTheme="minorHAnsi" w:cstheme="minorHAnsi"/>
-          <w:lang w:val="en-US"/>
-        </w:rPr>
-        <w:br w:type="page"/>
-      </w:r>
-    </w:p>
-    <w:p>
-      <w:pPr>
-        <w:pStyle w:val="Heading2"/>
-        <w:rPr>
-          <w:rFonts w:asciiTheme="minorHAnsi" w:hAnsiTheme="minorHAnsi" w:cstheme="minorHAnsi"/>
-        </w:rPr>
-      </w:pPr>
-      <w:bookmarkStart w:id="25" w:name="_Toc151468758"/>
-      <w:r>
-        <w:rPr>
-          <w:rFonts w:asciiTheme="minorHAnsi" w:hAnsiTheme="minorHAnsi" w:cstheme="minorHAnsi"/>
-        </w:rPr>
-        <w:t>Test</w:t>
-      </w:r>
-      <w:r>
-        <w:rPr>
-          <w:rFonts w:asciiTheme="minorHAnsi" w:hAnsiTheme="minorHAnsi" w:cstheme="minorHAnsi"/>
-        </w:rPr>
-        <w:t xml:space="preserve"> </w:t>
-      </w:r>
-      <w:proofErr w:type="spellStart"/>
-      <w:r>
-        <w:rPr>
-          <w:rFonts w:asciiTheme="minorHAnsi" w:hAnsiTheme="minorHAnsi" w:cstheme="minorHAnsi"/>
-        </w:rPr>
         <w:t>result</w:t>
       </w:r>
-      <w:bookmarkEnd w:id="25"/>
+      <w:bookmarkEnd w:id="22"/>
       <w:proofErr w:type="spellEnd"/>
     </w:p>
     <w:p>
@@ -6913,7 +6421,7 @@
     </w:p>
     <w:tbl>
       <w:tblPr>
-        <w:tblStyle w:val="TableGrid"/>
+        <w:tblStyle w:val="Tabel-Gitter"/>
         <w:tblW w:w="5000" w:type="pct"/>
         <w:tblLook w:val="04A0" w:firstRow="1" w:lastRow="0" w:firstColumn="1" w:lastColumn="0" w:noHBand="0" w:noVBand="1"/>
       </w:tblPr>
@@ -7528,17 +7036,18 @@
     </w:p>
     <w:p>
       <w:pPr>
-        <w:pStyle w:val="Heading1"/>
+        <w:pStyle w:val="Overskrift1"/>
         <w:rPr>
           <w:lang w:val="en-GB"/>
         </w:rPr>
       </w:pPr>
-      <w:bookmarkStart w:id="26" w:name="_Toc122527847"/>
-      <w:bookmarkStart w:id="27" w:name="_Toc151468759"/>
+      <w:bookmarkStart w:id="23" w:name="_Toc122527847"/>
+      <w:bookmarkStart w:id="24" w:name="_Toc151468759"/>
       <w:r>
         <w:rPr>
           <w:lang w:val="en-GB"/>
         </w:rPr>
+        <w:lastRenderedPageBreak/>
         <w:t>Vendor, system under test (SUT) and test result</w:t>
       </w:r>
       <w:r>
@@ -7547,8 +7056,8 @@
         </w:rPr>
         <w:t xml:space="preserve"> information</w:t>
       </w:r>
-      <w:bookmarkEnd w:id="26"/>
-      <w:bookmarkEnd w:id="27"/>
+      <w:bookmarkEnd w:id="23"/>
+      <w:bookmarkEnd w:id="24"/>
       <w:r>
         <w:rPr>
           <w:lang w:val="en-GB"/>
@@ -7558,21 +7067,21 @@
     </w:p>
     <w:p>
       <w:pPr>
-        <w:pStyle w:val="Heading2"/>
+        <w:pStyle w:val="Overskrift2"/>
         <w:rPr>
           <w:lang w:val="en-GB"/>
         </w:rPr>
       </w:pPr>
-      <w:bookmarkStart w:id="28" w:name="_Toc122527848"/>
-      <w:bookmarkStart w:id="29" w:name="_Toc151468760"/>
+      <w:bookmarkStart w:id="25" w:name="_Toc122527848"/>
+      <w:bookmarkStart w:id="26" w:name="_Toc151468760"/>
       <w:r>
         <w:rPr>
           <w:lang w:val="en-GB"/>
         </w:rPr>
         <w:t>Information about the vendor</w:t>
       </w:r>
-      <w:bookmarkEnd w:id="28"/>
-      <w:bookmarkEnd w:id="29"/>
+      <w:bookmarkEnd w:id="25"/>
+      <w:bookmarkEnd w:id="26"/>
       <w:r>
         <w:rPr>
           <w:lang w:val="en-GB"/>
@@ -7615,7 +7124,7 @@
     </w:p>
     <w:tbl>
       <w:tblPr>
-        <w:tblStyle w:val="TableGrid"/>
+        <w:tblStyle w:val="Tabel-Gitter"/>
         <w:tblW w:w="0" w:type="auto"/>
         <w:tblLook w:val="04A0" w:firstRow="1" w:lastRow="0" w:firstColumn="1" w:lastColumn="0" w:noHBand="0" w:noVBand="1"/>
       </w:tblPr>
@@ -7666,6 +7175,7 @@
                 </w:placeholder>
                 <w:text w:multiLine="1"/>
               </w:sdtPr>
+              <w:sdtEndPr/>
               <w:sdtContent>
                 <w:r>
                   <w:rPr>
@@ -7723,6 +7233,7 @@
                 </w:placeholder>
                 <w:text w:multiLine="1"/>
               </w:sdtPr>
+              <w:sdtEndPr/>
               <w:sdtContent>
                 <w:r>
                   <w:rPr>
@@ -7780,6 +7291,7 @@
                 </w:placeholder>
                 <w:text w:multiLine="1"/>
               </w:sdtPr>
+              <w:sdtEndPr/>
               <w:sdtContent>
                 <w:r>
                   <w:rPr>
@@ -7837,6 +7349,7 @@
                 </w:placeholder>
                 <w:text w:multiLine="1"/>
               </w:sdtPr>
+              <w:sdtEndPr/>
               <w:sdtContent>
                 <w:r>
                   <w:rPr>
@@ -7894,6 +7407,7 @@
                 </w:placeholder>
                 <w:text w:multiLine="1"/>
               </w:sdtPr>
+              <w:sdtEndPr/>
               <w:sdtContent>
                 <w:r>
                   <w:rPr>
@@ -7912,13 +7426,13 @@
     <w:p/>
     <w:p>
       <w:pPr>
-        <w:pStyle w:val="Heading2"/>
+        <w:pStyle w:val="Overskrift2"/>
         <w:rPr>
           <w:lang w:val="en-GB"/>
         </w:rPr>
       </w:pPr>
-      <w:bookmarkStart w:id="30" w:name="_Toc122527849"/>
-      <w:bookmarkStart w:id="31" w:name="_Toc151468761"/>
+      <w:bookmarkStart w:id="27" w:name="_Toc122527849"/>
+      <w:bookmarkStart w:id="28" w:name="_Toc151468761"/>
       <w:r>
         <w:rPr>
           <w:lang w:val="en-GB"/>
@@ -7943,8 +7457,8 @@
         </w:rPr>
         <w:t>T)</w:t>
       </w:r>
-      <w:bookmarkEnd w:id="30"/>
-      <w:bookmarkEnd w:id="31"/>
+      <w:bookmarkEnd w:id="27"/>
+      <w:bookmarkEnd w:id="28"/>
       <w:r>
         <w:rPr>
           <w:lang w:val="en-GB"/>
@@ -7987,7 +7501,7 @@
     </w:p>
     <w:tbl>
       <w:tblPr>
-        <w:tblStyle w:val="TableGrid"/>
+        <w:tblStyle w:val="Tabel-Gitter"/>
         <w:tblW w:w="0" w:type="auto"/>
         <w:tblLook w:val="04A0" w:firstRow="1" w:lastRow="0" w:firstColumn="1" w:lastColumn="0" w:noHBand="0" w:noVBand="1"/>
       </w:tblPr>
@@ -8038,6 +7552,7 @@
                 </w:placeholder>
                 <w:text w:multiLine="1"/>
               </w:sdtPr>
+              <w:sdtEndPr/>
               <w:sdtContent>
                 <w:r>
                   <w:rPr>
@@ -8095,6 +7610,7 @@
                 </w:placeholder>
                 <w:text w:multiLine="1"/>
               </w:sdtPr>
+              <w:sdtEndPr/>
               <w:sdtContent>
                 <w:r>
                   <w:rPr>
@@ -8152,6 +7668,7 @@
                 </w:placeholder>
                 <w:text w:multiLine="1"/>
               </w:sdtPr>
+              <w:sdtEndPr/>
               <w:sdtContent>
                 <w:r>
                   <w:rPr>
@@ -8208,6 +7725,7 @@
                   <w14:uncheckedState w14:val="2610" w14:font="MS Gothic"/>
                 </w14:checkbox>
               </w:sdtPr>
+              <w:sdtEndPr/>
               <w:sdtContent>
                 <w:r>
                   <w:rPr>
@@ -8243,6 +7761,7 @@
                   <w14:uncheckedState w14:val="2610" w14:font="MS Gothic"/>
                 </w14:checkbox>
               </w:sdtPr>
+              <w:sdtEndPr/>
               <w:sdtContent>
                 <w:r>
                   <w:rPr>
@@ -8272,13 +7791,13 @@
     </w:p>
     <w:p>
       <w:pPr>
-        <w:pStyle w:val="Heading2"/>
+        <w:pStyle w:val="Overskrift2"/>
         <w:rPr>
           <w:lang w:val="en-GB"/>
         </w:rPr>
       </w:pPr>
-      <w:bookmarkStart w:id="32" w:name="_Toc122527850"/>
-      <w:bookmarkStart w:id="33" w:name="_Toc151468762"/>
+      <w:bookmarkStart w:id="29" w:name="_Toc122527850"/>
+      <w:bookmarkStart w:id="30" w:name="_Toc151468762"/>
       <w:r>
         <w:rPr>
           <w:lang w:val="en-GB"/>
@@ -8291,8 +7810,8 @@
         </w:rPr>
         <w:t>sult</w:t>
       </w:r>
-      <w:bookmarkEnd w:id="32"/>
-      <w:bookmarkEnd w:id="33"/>
+      <w:bookmarkEnd w:id="29"/>
+      <w:bookmarkEnd w:id="30"/>
     </w:p>
     <w:p>
       <w:pPr>
@@ -8321,7 +7840,7 @@
     </w:p>
     <w:tbl>
       <w:tblPr>
-        <w:tblStyle w:val="TableGrid"/>
+        <w:tblStyle w:val="Tabel-Gitter"/>
         <w:tblW w:w="0" w:type="auto"/>
         <w:tblLook w:val="04A0" w:firstRow="1" w:lastRow="0" w:firstColumn="1" w:lastColumn="0" w:noHBand="0" w:noVBand="1"/>
       </w:tblPr>
@@ -8386,6 +7905,7 @@
                   <w:calendar w:val="gregorian"/>
                 </w:date>
               </w:sdtPr>
+              <w:sdtEndPr/>
               <w:sdtContent>
                 <w:r>
                   <w:rPr>
@@ -8497,6 +8017,7 @@
                   <w14:uncheckedState w14:val="2610" w14:font="MS Gothic"/>
                 </w14:checkbox>
               </w:sdtPr>
+              <w:sdtEndPr/>
               <w:sdtContent>
                 <w:r>
                   <w:rPr>
@@ -8538,6 +8059,7 @@
                   <w14:uncheckedState w14:val="2610" w14:font="MS Gothic"/>
                 </w14:checkbox>
               </w:sdtPr>
+              <w:sdtEndPr/>
               <w:sdtContent>
                 <w:r>
                   <w:rPr>
@@ -8605,6 +8127,7 @@
                 </w:placeholder>
                 <w:text w:multiLine="1"/>
               </w:sdtPr>
+              <w:sdtEndPr/>
               <w:sdtContent>
                 <w:proofErr w:type="spellStart"/>
                 <w:r>
@@ -8680,6 +8203,7 @@
                 </w:placeholder>
                 <w:text w:multiLine="1"/>
               </w:sdtPr>
+              <w:sdtEndPr/>
               <w:sdtContent>
                 <w:r>
                   <w:rPr>
@@ -8706,15 +8230,16 @@
     </w:p>
     <w:p>
       <w:pPr>
-        <w:pStyle w:val="Heading1"/>
+        <w:pStyle w:val="Overskrift1"/>
       </w:pPr>
-      <w:bookmarkStart w:id="34" w:name="_Toc122527851"/>
-      <w:bookmarkStart w:id="35" w:name="_Toc151468763"/>
-      <w:r>
+      <w:bookmarkStart w:id="31" w:name="_Toc122527851"/>
+      <w:bookmarkStart w:id="32" w:name="_Toc151468763"/>
+      <w:r>
+        <w:lastRenderedPageBreak/>
         <w:t>The test</w:t>
       </w:r>
-      <w:bookmarkEnd w:id="34"/>
-      <w:bookmarkEnd w:id="35"/>
+      <w:bookmarkEnd w:id="31"/>
+      <w:bookmarkEnd w:id="32"/>
     </w:p>
     <w:p>
       <w:pPr>
@@ -8762,7 +8287,7 @@
     </w:p>
     <w:p>
       <w:pPr>
-        <w:pStyle w:val="ListParagraph"/>
+        <w:pStyle w:val="Listeafsnit"/>
         <w:numPr>
           <w:ilvl w:val="0"/>
           <w:numId w:val="3"/>
@@ -8808,7 +8333,7 @@
     </w:p>
     <w:p>
       <w:pPr>
-        <w:pStyle w:val="ListParagraph"/>
+        <w:pStyle w:val="Listeafsnit"/>
         <w:numPr>
           <w:ilvl w:val="0"/>
           <w:numId w:val="3"/>
@@ -8832,7 +8357,7 @@
     </w:p>
     <w:p>
       <w:pPr>
-        <w:pStyle w:val="ListParagraph"/>
+        <w:pStyle w:val="Listeafsnit"/>
         <w:numPr>
           <w:ilvl w:val="0"/>
           <w:numId w:val="3"/>
@@ -8891,14 +8416,15 @@
     </w:p>
     <w:p>
       <w:pPr>
-        <w:pStyle w:val="Heading2"/>
+        <w:pStyle w:val="Overskrift2"/>
       </w:pPr>
-      <w:bookmarkStart w:id="36" w:name="_Toc135810768"/>
-      <w:bookmarkStart w:id="37" w:name="_Toc151468764"/>
+      <w:bookmarkStart w:id="33" w:name="_Toc135810768"/>
+      <w:bookmarkStart w:id="34" w:name="_Toc151468764"/>
       <w:r>
         <w:rPr>
           <w:noProof/>
         </w:rPr>
+        <w:lastRenderedPageBreak/>
         <mc:AlternateContent>
           <mc:Choice Requires="wps">
             <w:drawing>
@@ -8962,7 +8488,7 @@
                                 <w:lang w:val="en-GB"/>
                               </w:rPr>
                             </w:pPr>
-                            <w:bookmarkStart w:id="38" w:name="Dokumentation"/>
+                            <w:bookmarkStart w:id="35" w:name="Dokumentation"/>
                             <w:r>
                               <w:rPr>
                                 <w:b/>
@@ -9024,7 +8550,7 @@
                           </w:p>
                           <w:p>
                             <w:pPr>
-                              <w:pStyle w:val="ListParagraph"/>
+                              <w:pStyle w:val="Listeafsnit"/>
                               <w:numPr>
                                 <w:ilvl w:val="0"/>
                                 <w:numId w:val="6"/>
@@ -9054,7 +8580,7 @@
                           </w:p>
                           <w:p>
                             <w:pPr>
-                              <w:pStyle w:val="ListParagraph"/>
+                              <w:pStyle w:val="Listeafsnit"/>
                               <w:numPr>
                                 <w:ilvl w:val="0"/>
                                 <w:numId w:val="6"/>
@@ -9072,7 +8598,7 @@
                           </w:p>
                           <w:p>
                             <w:pPr>
-                              <w:pStyle w:val="ListParagraph"/>
+                              <w:pStyle w:val="Listeafsnit"/>
                               <w:numPr>
                                 <w:ilvl w:val="1"/>
                                 <w:numId w:val="6"/>
@@ -9090,7 +8616,7 @@
                           </w:p>
                           <w:p>
                             <w:pPr>
-                              <w:pStyle w:val="ListParagraph"/>
+                              <w:pStyle w:val="Listeafsnit"/>
                               <w:numPr>
                                 <w:ilvl w:val="1"/>
                                 <w:numId w:val="6"/>
@@ -9108,7 +8634,7 @@
                           </w:p>
                           <w:p>
                             <w:pPr>
-                              <w:pStyle w:val="ListParagraph"/>
+                              <w:pStyle w:val="Listeafsnit"/>
                               <w:numPr>
                                 <w:ilvl w:val="1"/>
                                 <w:numId w:val="6"/>
@@ -9126,7 +8652,7 @@
                           </w:p>
                           <w:p>
                             <w:pPr>
-                              <w:pStyle w:val="ListParagraph"/>
+                              <w:pStyle w:val="Listeafsnit"/>
                               <w:numPr>
                                 <w:ilvl w:val="1"/>
                                 <w:numId w:val="6"/>
@@ -9150,7 +8676,7 @@
                           </w:p>
                           <w:p>
                             <w:pPr>
-                              <w:pStyle w:val="ListParagraph"/>
+                              <w:pStyle w:val="Listeafsnit"/>
                               <w:numPr>
                                 <w:ilvl w:val="1"/>
                                 <w:numId w:val="6"/>
@@ -9288,11 +8814,6 @@
                               <w:t>fhir@medcom.dk</w:t>
                             </w:r>
                             <w:r>
-                              <w:rPr>
-                                <w:rStyle w:val="Hyperlink"/>
-                                <w:rFonts w:ascii="Calibri" w:hAnsi="Calibri" w:cstheme="minorBidi"/>
-                                <w:lang w:val="en-GB"/>
-                              </w:rPr>
                               <w:fldChar w:fldCharType="end"/>
                             </w:r>
                             <w:r>
@@ -9301,7 +8822,7 @@
                               </w:rPr>
                               <w:t xml:space="preserve">. </w:t>
                             </w:r>
-                            <w:bookmarkEnd w:id="38"/>
+                            <w:bookmarkEnd w:id="35"/>
                           </w:p>
                         </w:txbxContent>
                       </wps:txbx>
@@ -9338,7 +8859,7 @@
                           <w:lang w:val="en-GB"/>
                         </w:rPr>
                       </w:pPr>
-                      <w:bookmarkStart w:id="39" w:name="Dokumentation"/>
+                      <w:bookmarkStart w:id="36" w:name="Dokumentation"/>
                       <w:r>
                         <w:rPr>
                           <w:b/>
@@ -9400,7 +8921,7 @@
                     </w:p>
                     <w:p>
                       <w:pPr>
-                        <w:pStyle w:val="ListParagraph"/>
+                        <w:pStyle w:val="Listeafsnit"/>
                         <w:numPr>
                           <w:ilvl w:val="0"/>
                           <w:numId w:val="6"/>
@@ -9430,7 +8951,7 @@
                     </w:p>
                     <w:p>
                       <w:pPr>
-                        <w:pStyle w:val="ListParagraph"/>
+                        <w:pStyle w:val="Listeafsnit"/>
                         <w:numPr>
                           <w:ilvl w:val="0"/>
                           <w:numId w:val="6"/>
@@ -9448,7 +8969,7 @@
                     </w:p>
                     <w:p>
                       <w:pPr>
-                        <w:pStyle w:val="ListParagraph"/>
+                        <w:pStyle w:val="Listeafsnit"/>
                         <w:numPr>
                           <w:ilvl w:val="1"/>
                           <w:numId w:val="6"/>
@@ -9466,7 +8987,7 @@
                     </w:p>
                     <w:p>
                       <w:pPr>
-                        <w:pStyle w:val="ListParagraph"/>
+                        <w:pStyle w:val="Listeafsnit"/>
                         <w:numPr>
                           <w:ilvl w:val="1"/>
                           <w:numId w:val="6"/>
@@ -9484,7 +9005,7 @@
                     </w:p>
                     <w:p>
                       <w:pPr>
-                        <w:pStyle w:val="ListParagraph"/>
+                        <w:pStyle w:val="Listeafsnit"/>
                         <w:numPr>
                           <w:ilvl w:val="1"/>
                           <w:numId w:val="6"/>
@@ -9502,7 +9023,7 @@
                     </w:p>
                     <w:p>
                       <w:pPr>
-                        <w:pStyle w:val="ListParagraph"/>
+                        <w:pStyle w:val="Listeafsnit"/>
                         <w:numPr>
                           <w:ilvl w:val="1"/>
                           <w:numId w:val="6"/>
@@ -9526,7 +9047,7 @@
                     </w:p>
                     <w:p>
                       <w:pPr>
-                        <w:pStyle w:val="ListParagraph"/>
+                        <w:pStyle w:val="Listeafsnit"/>
                         <w:numPr>
                           <w:ilvl w:val="1"/>
                           <w:numId w:val="6"/>
@@ -9664,11 +9185,6 @@
                         <w:t>fhir@medcom.dk</w:t>
                       </w:r>
                       <w:r>
-                        <w:rPr>
-                          <w:rStyle w:val="Hyperlink"/>
-                          <w:rFonts w:ascii="Calibri" w:hAnsi="Calibri" w:cstheme="minorBidi"/>
-                          <w:lang w:val="en-GB"/>
-                        </w:rPr>
                         <w:fldChar w:fldCharType="end"/>
                       </w:r>
                       <w:r>
@@ -9677,7 +9193,7 @@
                         </w:rPr>
                         <w:t xml:space="preserve">. </w:t>
                       </w:r>
-                      <w:bookmarkEnd w:id="39"/>
+                      <w:bookmarkEnd w:id="36"/>
                     </w:p>
                   </w:txbxContent>
                 </v:textbox>
@@ -9687,7 +9203,7 @@
           </mc:Fallback>
         </mc:AlternateContent>
       </w:r>
-      <w:bookmarkStart w:id="40" w:name="_Toc122527852"/>
+      <w:bookmarkStart w:id="37" w:name="_Toc122527852"/>
       <w:r>
         <w:rPr>
           <w:noProof/>
@@ -9844,7 +9360,7 @@
                           </w:p>
                           <w:p>
                             <w:pPr>
-                              <w:pStyle w:val="ListParagraph"/>
+                              <w:pStyle w:val="Listeafsnit"/>
                               <w:numPr>
                                 <w:ilvl w:val="0"/>
                                 <w:numId w:val="6"/>
@@ -9874,7 +9390,7 @@
                           </w:p>
                           <w:p>
                             <w:pPr>
-                              <w:pStyle w:val="ListParagraph"/>
+                              <w:pStyle w:val="Listeafsnit"/>
                               <w:numPr>
                                 <w:ilvl w:val="0"/>
                                 <w:numId w:val="6"/>
@@ -9892,7 +9408,7 @@
                           </w:p>
                           <w:p>
                             <w:pPr>
-                              <w:pStyle w:val="ListParagraph"/>
+                              <w:pStyle w:val="Listeafsnit"/>
                               <w:numPr>
                                 <w:ilvl w:val="1"/>
                                 <w:numId w:val="6"/>
@@ -9910,7 +9426,7 @@
                           </w:p>
                           <w:p>
                             <w:pPr>
-                              <w:pStyle w:val="ListParagraph"/>
+                              <w:pStyle w:val="Listeafsnit"/>
                               <w:numPr>
                                 <w:ilvl w:val="1"/>
                                 <w:numId w:val="6"/>
@@ -9928,7 +9444,7 @@
                           </w:p>
                           <w:p>
                             <w:pPr>
-                              <w:pStyle w:val="ListParagraph"/>
+                              <w:pStyle w:val="Listeafsnit"/>
                               <w:numPr>
                                 <w:ilvl w:val="1"/>
                                 <w:numId w:val="6"/>
@@ -9952,7 +9468,7 @@
                           </w:p>
                           <w:p>
                             <w:pPr>
-                              <w:pStyle w:val="ListParagraph"/>
+                              <w:pStyle w:val="Listeafsnit"/>
                               <w:numPr>
                                 <w:ilvl w:val="1"/>
                                 <w:numId w:val="6"/>
@@ -10082,11 +9598,6 @@
                               <w:t>fhir@medcom.dk</w:t>
                             </w:r>
                             <w:r>
-                              <w:rPr>
-                                <w:rStyle w:val="Hyperlink"/>
-                                <w:rFonts w:ascii="Calibri" w:hAnsi="Calibri" w:cstheme="minorBidi"/>
-                                <w:lang w:val="en-GB"/>
-                              </w:rPr>
                               <w:fldChar w:fldCharType="end"/>
                             </w:r>
                             <w:r>
@@ -10227,7 +9738,7 @@
                     </w:p>
                     <w:p>
                       <w:pPr>
-                        <w:pStyle w:val="ListParagraph"/>
+                        <w:pStyle w:val="Listeafsnit"/>
                         <w:numPr>
                           <w:ilvl w:val="0"/>
                           <w:numId w:val="6"/>
@@ -10257,7 +9768,7 @@
                     </w:p>
                     <w:p>
                       <w:pPr>
-                        <w:pStyle w:val="ListParagraph"/>
+                        <w:pStyle w:val="Listeafsnit"/>
                         <w:numPr>
                           <w:ilvl w:val="0"/>
                           <w:numId w:val="6"/>
@@ -10275,7 +9786,7 @@
                     </w:p>
                     <w:p>
                       <w:pPr>
-                        <w:pStyle w:val="ListParagraph"/>
+                        <w:pStyle w:val="Listeafsnit"/>
                         <w:numPr>
                           <w:ilvl w:val="1"/>
                           <w:numId w:val="6"/>
@@ -10293,7 +9804,7 @@
                     </w:p>
                     <w:p>
                       <w:pPr>
-                        <w:pStyle w:val="ListParagraph"/>
+                        <w:pStyle w:val="Listeafsnit"/>
                         <w:numPr>
                           <w:ilvl w:val="1"/>
                           <w:numId w:val="6"/>
@@ -10311,7 +9822,7 @@
                     </w:p>
                     <w:p>
                       <w:pPr>
-                        <w:pStyle w:val="ListParagraph"/>
+                        <w:pStyle w:val="Listeafsnit"/>
                         <w:numPr>
                           <w:ilvl w:val="1"/>
                           <w:numId w:val="6"/>
@@ -10335,7 +9846,7 @@
                     </w:p>
                     <w:p>
                       <w:pPr>
-                        <w:pStyle w:val="ListParagraph"/>
+                        <w:pStyle w:val="Listeafsnit"/>
                         <w:numPr>
                           <w:ilvl w:val="1"/>
                           <w:numId w:val="6"/>
@@ -10465,11 +9976,6 @@
                         <w:t>fhir@medcom.dk</w:t>
                       </w:r>
                       <w:r>
-                        <w:rPr>
-                          <w:rStyle w:val="Hyperlink"/>
-                          <w:rFonts w:ascii="Calibri" w:hAnsi="Calibri" w:cstheme="minorBidi"/>
-                          <w:lang w:val="en-GB"/>
-                        </w:rPr>
                         <w:fldChar w:fldCharType="end"/>
                       </w:r>
                       <w:r>
@@ -10494,8 +10000,8 @@
           </mc:Fallback>
         </mc:AlternateContent>
       </w:r>
-      <w:bookmarkEnd w:id="36"/>
-      <w:bookmarkEnd w:id="40"/>
+      <w:bookmarkEnd w:id="33"/>
+      <w:bookmarkEnd w:id="37"/>
       <w:proofErr w:type="spellStart"/>
       <w:r>
         <w:t>Documentation</w:t>
@@ -10507,7 +10013,7 @@
       <w:r>
         <w:t xml:space="preserve"> the test</w:t>
       </w:r>
-      <w:bookmarkEnd w:id="37"/>
+      <w:bookmarkEnd w:id="34"/>
       <w:r>
         <w:t xml:space="preserve"> </w:t>
       </w:r>
@@ -10519,23 +10025,22 @@
     <w:p/>
     <w:p>
       <w:pPr>
-        <w:pStyle w:val="Heading2"/>
+        <w:pStyle w:val="Overskrift2"/>
       </w:pPr>
-      <w:bookmarkStart w:id="41" w:name="_Toc122527853"/>
-      <w:bookmarkStart w:id="42" w:name="_Toc151468765"/>
-      <w:r>
+      <w:bookmarkStart w:id="38" w:name="_Toc122527853"/>
+      <w:bookmarkStart w:id="39" w:name="_Toc151468765"/>
+      <w:r>
+        <w:lastRenderedPageBreak/>
         <w:t xml:space="preserve">Test of </w:t>
       </w:r>
-      <w:proofErr w:type="spellStart"/>
-      <w:r>
-        <w:t>TouchStone</w:t>
-      </w:r>
-      <w:proofErr w:type="spellEnd"/>
-      <w:r>
-        <w:t xml:space="preserve"> testscripts</w:t>
-      </w:r>
-      <w:bookmarkEnd w:id="41"/>
-      <w:bookmarkEnd w:id="42"/>
+      <w:r>
+        <w:t xml:space="preserve">ITB </w:t>
+      </w:r>
+      <w:r>
+        <w:t>testscripts</w:t>
+      </w:r>
+      <w:bookmarkEnd w:id="38"/>
+      <w:bookmarkEnd w:id="39"/>
     </w:p>
     <w:p>
       <w:pPr>
@@ -10544,78 +10049,10 @@
           <w:lang w:val="en-US"/>
         </w:rPr>
       </w:pPr>
-      <w:r>
-        <w:rPr>
-          <w:lang w:val="en-GB"/>
-        </w:rPr>
-        <w:t xml:space="preserve">The purpose of these tests is to ensure that SUT </w:t>
-      </w:r>
-      <w:r>
-        <w:rPr>
-          <w:lang w:val="en-GB"/>
-        </w:rPr>
-        <w:t xml:space="preserve">generates </w:t>
-      </w:r>
-      <w:proofErr w:type="spellStart"/>
-      <w:r>
-        <w:rPr>
-          <w:lang w:val="en-GB"/>
-        </w:rPr>
-        <w:t>HospitalNotification</w:t>
-      </w:r>
-      <w:proofErr w:type="spellEnd"/>
-      <w:r>
-        <w:rPr>
-          <w:lang w:val="en-GB"/>
-        </w:rPr>
-        <w:t xml:space="preserve"> </w:t>
-      </w:r>
-      <w:r>
-        <w:rPr>
-          <w:lang w:val="en-GB"/>
-        </w:rPr>
-        <w:t xml:space="preserve">technically correct and complies with the rules </w:t>
-      </w:r>
-      <w:r>
-        <w:rPr>
-          <w:lang w:val="en-GB"/>
-        </w:rPr>
-        <w:t>i</w:t>
-      </w:r>
-      <w:r>
-        <w:rPr>
-          <w:lang w:val="en-GB"/>
-        </w:rPr>
-        <w:t>n the</w:t>
-      </w:r>
-      <w:r>
-        <w:rPr>
-          <w:rFonts w:asciiTheme="minorHAnsi" w:hAnsiTheme="minorHAnsi" w:cstheme="minorHAnsi"/>
-          <w:lang w:val="en-US"/>
-        </w:rPr>
-        <w:t xml:space="preserve"> </w:t>
-      </w:r>
-      <w:hyperlink w:anchor="_Baggrundsmaterialer_1" w:history="1">
-        <w:r>
-          <w:rPr>
-            <w:rStyle w:val="Hyperlink"/>
-            <w:rFonts w:cstheme="minorHAnsi"/>
-            <w:lang w:val="en-US"/>
-          </w:rPr>
-          <w:t>Implementation Guide</w:t>
-        </w:r>
-      </w:hyperlink>
-      <w:r>
-        <w:rPr>
-          <w:rFonts w:asciiTheme="minorHAnsi" w:hAnsiTheme="minorHAnsi" w:cstheme="minorHAnsi"/>
-          <w:lang w:val="en-US"/>
-        </w:rPr>
-        <w:t xml:space="preserve">. </w:t>
-      </w:r>
     </w:p>
     <w:tbl>
       <w:tblPr>
-        <w:tblStyle w:val="TableGrid"/>
+        <w:tblStyle w:val="Tabel-Gitter"/>
         <w:tblW w:w="5000" w:type="pct"/>
         <w:tblLook w:val="04A0" w:firstRow="1" w:lastRow="0" w:firstColumn="1" w:lastColumn="0" w:noHBand="0" w:noVBand="1"/>
       </w:tblPr>
@@ -10863,7 +10300,7 @@
           </w:tcPr>
           <w:p>
             <w:pPr>
-              <w:pStyle w:val="Heading4"/>
+              <w:pStyle w:val="Overskrift4"/>
             </w:pPr>
           </w:p>
         </w:tc>
@@ -10911,83 +10348,81 @@
               </w:rPr>
               <w:t xml:space="preserve">Run all test scripts for use cases and user flows in </w:t>
             </w:r>
+            <w:r>
+              <w:rPr>
+                <w:rFonts w:eastAsia="Calibri" w:cs="Arial"/>
+                <w:lang w:val="en-GB"/>
+              </w:rPr>
+              <w:t>ITB</w:t>
+            </w:r>
+            <w:r>
+              <w:rPr>
+                <w:rFonts w:eastAsia="Calibri" w:cs="Arial"/>
+                <w:lang w:val="en-GB"/>
+              </w:rPr>
+              <w:t>.</w:t>
+            </w:r>
+          </w:p>
+        </w:tc>
+        <w:tc>
+          <w:tcPr>
+            <w:tcW w:w="746" w:type="pct"/>
+          </w:tcPr>
+          <w:p>
+            <w:pPr>
+              <w:rPr>
+                <w:rStyle w:val="Svaghenvisning"/>
+                <w:lang w:val="en-US"/>
+              </w:rPr>
+            </w:pPr>
+          </w:p>
+        </w:tc>
+        <w:tc>
+          <w:tcPr>
+            <w:tcW w:w="1080" w:type="pct"/>
+          </w:tcPr>
+          <w:p>
+            <w:pPr>
+              <w:rPr>
+                <w:lang w:val="en-GB"/>
+              </w:rPr>
+            </w:pPr>
+            <w:r>
+              <w:rPr>
+                <w:lang w:val="en-GB"/>
+              </w:rPr>
+              <w:t>All test scripts completed without errors.</w:t>
+            </w:r>
+          </w:p>
+        </w:tc>
+        <w:tc>
+          <w:tcPr>
+            <w:tcW w:w="979" w:type="pct"/>
+          </w:tcPr>
+          <w:p>
+            <w:pPr>
+              <w:rPr>
+                <w:lang w:val="en-GB"/>
+              </w:rPr>
+            </w:pPr>
+          </w:p>
+        </w:tc>
+        <w:tc>
+          <w:tcPr>
+            <w:tcW w:w="825" w:type="pct"/>
+          </w:tcPr>
+          <w:p>
+            <w:pPr>
+              <w:jc w:val="center"/>
+              <w:rPr>
+                <w:rStyle w:val="Pladsholdertekst"/>
+                <w:rFonts w:eastAsia="Calibri" w:cs="Arial"/>
+              </w:rPr>
+            </w:pPr>
             <w:proofErr w:type="spellStart"/>
             <w:r>
               <w:rPr>
-                <w:rFonts w:eastAsia="Calibri" w:cs="Arial"/>
-                <w:lang w:val="en-GB"/>
-              </w:rPr>
-              <w:t>TouchStone</w:t>
-            </w:r>
-            <w:proofErr w:type="spellEnd"/>
-            <w:r>
-              <w:rPr>
-                <w:rFonts w:eastAsia="Calibri" w:cs="Arial"/>
-                <w:lang w:val="en-GB"/>
-              </w:rPr>
-              <w:t>.</w:t>
-            </w:r>
-          </w:p>
-        </w:tc>
-        <w:tc>
-          <w:tcPr>
-            <w:tcW w:w="746" w:type="pct"/>
-          </w:tcPr>
-          <w:p>
-            <w:pPr>
-              <w:rPr>
-                <w:rStyle w:val="SubtleReference"/>
-                <w:lang w:val="en-US"/>
-              </w:rPr>
-            </w:pPr>
-          </w:p>
-        </w:tc>
-        <w:tc>
-          <w:tcPr>
-            <w:tcW w:w="1080" w:type="pct"/>
-          </w:tcPr>
-          <w:p>
-            <w:pPr>
-              <w:rPr>
-                <w:lang w:val="en-GB"/>
-              </w:rPr>
-            </w:pPr>
-            <w:r>
-              <w:rPr>
-                <w:lang w:val="en-GB"/>
-              </w:rPr>
-              <w:t>All test scripts completed without errors.</w:t>
-            </w:r>
-          </w:p>
-        </w:tc>
-        <w:tc>
-          <w:tcPr>
-            <w:tcW w:w="979" w:type="pct"/>
-          </w:tcPr>
-          <w:p>
-            <w:pPr>
-              <w:rPr>
-                <w:lang w:val="en-GB"/>
-              </w:rPr>
-            </w:pPr>
-          </w:p>
-        </w:tc>
-        <w:tc>
-          <w:tcPr>
-            <w:tcW w:w="825" w:type="pct"/>
-          </w:tcPr>
-          <w:p>
-            <w:pPr>
-              <w:jc w:val="center"/>
-              <w:rPr>
-                <w:rStyle w:val="PlaceholderText"/>
-                <w:rFonts w:eastAsia="Calibri" w:cs="Arial"/>
-              </w:rPr>
-            </w:pPr>
-            <w:proofErr w:type="spellStart"/>
-            <w:r>
-              <w:rPr>
-                <w:rStyle w:val="PlaceholderText"/>
+                <w:rStyle w:val="Pladsholdertekst"/>
                 <w:rFonts w:eastAsia="Calibri"/>
               </w:rPr>
               <w:t>Choose</w:t>
@@ -11011,13 +10446,13 @@
     </w:p>
     <w:p>
       <w:pPr>
-        <w:pStyle w:val="Heading2"/>
+        <w:pStyle w:val="Overskrift2"/>
         <w:rPr>
           <w:lang w:val="en-GB"/>
         </w:rPr>
       </w:pPr>
-      <w:bookmarkStart w:id="43" w:name="_Toc122527854"/>
-      <w:bookmarkStart w:id="44" w:name="_Toc151468766"/>
+      <w:bookmarkStart w:id="40" w:name="_Toc122527854"/>
+      <w:bookmarkStart w:id="41" w:name="_Toc151468766"/>
       <w:r>
         <w:rPr>
           <w:lang w:val="en-GB"/>
@@ -11030,8 +10465,8 @@
         </w:rPr>
         <w:t>orkflows</w:t>
       </w:r>
-      <w:bookmarkEnd w:id="43"/>
-      <w:bookmarkEnd w:id="44"/>
+      <w:bookmarkEnd w:id="40"/>
+      <w:bookmarkEnd w:id="41"/>
       <w:r>
         <w:rPr>
           <w:lang w:val="en-GB"/>
@@ -11159,15 +10594,15 @@
     </w:p>
     <w:tbl>
       <w:tblPr>
-        <w:tblStyle w:val="TableGrid"/>
+        <w:tblStyle w:val="Tabel-Gitter"/>
         <w:tblW w:w="5000" w:type="pct"/>
         <w:tblLook w:val="04A0" w:firstRow="1" w:lastRow="0" w:firstColumn="1" w:lastColumn="0" w:noHBand="0" w:noVBand="1"/>
       </w:tblPr>
       <w:tblGrid>
         <w:gridCol w:w="932"/>
-        <w:gridCol w:w="6833"/>
-        <w:gridCol w:w="859"/>
-        <w:gridCol w:w="4802"/>
+        <w:gridCol w:w="8084"/>
+        <w:gridCol w:w="1411"/>
+        <w:gridCol w:w="2999"/>
       </w:tblGrid>
       <w:tr>
         <w:tc>
@@ -11477,7 +10912,7 @@
                 <w:lang w:val="en-GB"/>
               </w:rPr>
             </w:pPr>
-            <w:hyperlink r:id="rId26" w:history="1">
+            <w:hyperlink r:id="rId20" w:history="1">
               <w:r>
                 <w:rPr>
                   <w:rStyle w:val="Hyperlink"/>
@@ -11486,7 +10921,7 @@
                   <w:szCs w:val="20"/>
                   <w:lang w:val="en-GB"/>
                 </w:rPr>
-                <w:t>https://medcomfhir.dk/ig/acknowledgementtestscripts/</w:t>
+                <w:t>https://medcomdk.github.io/dk-medcom-acknowledgement/</w:t>
               </w:r>
             </w:hyperlink>
             <w:r>
@@ -11749,26 +11184,11 @@
                 <w:lang w:val="en-GB"/>
               </w:rPr>
             </w:pPr>
-            <w:hyperlink r:id="rId27" w:history="1">
-              <w:r>
-                <w:rPr>
-                  <w:rStyle w:val="Hyperlink"/>
-                  <w:rFonts w:cstheme="minorHAnsi"/>
-                  <w:sz w:val="20"/>
-                  <w:szCs w:val="20"/>
-                  <w:lang w:val="en-GB"/>
-                </w:rPr>
-                <w:t>https://medcomfhir.dk/ig/acknowledgementtestscripts/</w:t>
-              </w:r>
-            </w:hyperlink>
-            <w:r>
-              <w:rPr>
-                <w:rFonts w:asciiTheme="minorHAnsi" w:hAnsiTheme="minorHAnsi" w:cstheme="minorHAnsi"/>
-                <w:sz w:val="20"/>
-                <w:szCs w:val="20"/>
-                <w:lang w:val="en-GB"/>
-              </w:rPr>
-              <w:t xml:space="preserve"> </w:t>
+            <w:r>
+              <w:rPr>
+                <w:lang w:val="en-GB"/>
+              </w:rPr>
+              <w:t>https://medcomdk.github.io/dk-medcom-acknowledgement/</w:t>
             </w:r>
           </w:p>
         </w:tc>
@@ -12012,26 +11432,11 @@
                 <w:lang w:val="en-GB"/>
               </w:rPr>
             </w:pPr>
-            <w:hyperlink r:id="rId28" w:history="1">
-              <w:r>
-                <w:rPr>
-                  <w:rStyle w:val="Hyperlink"/>
-                  <w:rFonts w:cstheme="minorHAnsi"/>
-                  <w:sz w:val="20"/>
-                  <w:szCs w:val="20"/>
-                  <w:lang w:val="en-GB"/>
-                </w:rPr>
-                <w:t>https://medcomfhir.dk/ig/acknowledgementtestscripts/</w:t>
-              </w:r>
-            </w:hyperlink>
-            <w:r>
-              <w:rPr>
-                <w:rFonts w:asciiTheme="minorHAnsi" w:hAnsiTheme="minorHAnsi" w:cstheme="minorHAnsi"/>
-                <w:sz w:val="20"/>
-                <w:szCs w:val="20"/>
-                <w:lang w:val="en-GB"/>
-              </w:rPr>
-              <w:t xml:space="preserve"> </w:t>
+            <w:r>
+              <w:rPr>
+                <w:lang w:val="en-GB"/>
+              </w:rPr>
+              <w:t>https://medcomdk.github.io/dk-medcom-acknowledgement/</w:t>
             </w:r>
           </w:p>
         </w:tc>
@@ -12203,26 +11608,11 @@
                 <w:lang w:val="en-GB"/>
               </w:rPr>
             </w:pPr>
-            <w:hyperlink r:id="rId29" w:history="1">
-              <w:r>
-                <w:rPr>
-                  <w:rStyle w:val="Hyperlink"/>
-                  <w:rFonts w:cstheme="minorHAnsi"/>
-                  <w:sz w:val="20"/>
-                  <w:szCs w:val="20"/>
-                  <w:lang w:val="en-GB"/>
-                </w:rPr>
-                <w:t>https://medcomfhir.dk/ig/acknowledgementtestscripts/</w:t>
-              </w:r>
-            </w:hyperlink>
-            <w:r>
-              <w:rPr>
-                <w:rFonts w:asciiTheme="minorHAnsi" w:hAnsiTheme="minorHAnsi" w:cstheme="minorHAnsi"/>
-                <w:sz w:val="20"/>
-                <w:szCs w:val="20"/>
-                <w:lang w:val="en-GB"/>
-              </w:rPr>
-              <w:t xml:space="preserve"> </w:t>
+            <w:r>
+              <w:rPr>
+                <w:lang w:val="en-GB"/>
+              </w:rPr>
+              <w:t>https://medcomdk.github.io/dk-medcom-acknowledgement/</w:t>
             </w:r>
           </w:p>
         </w:tc>
@@ -12235,11 +11625,11 @@
           <w:lang w:val="en-GB"/>
         </w:rPr>
       </w:pPr>
-      <w:bookmarkStart w:id="45" w:name="_Ref117164734"/>
+      <w:bookmarkStart w:id="42" w:name="_Ref117164734"/>
     </w:p>
     <w:p>
       <w:pPr>
-        <w:pStyle w:val="Heading3"/>
+        <w:pStyle w:val="Overskrift3"/>
         <w:rPr>
           <w:rFonts w:asciiTheme="minorHAnsi" w:hAnsiTheme="minorHAnsi" w:cstheme="minorHAnsi"/>
           <w:lang w:val="en-US"/>
@@ -12252,12 +11642,13 @@
         </w:rPr>
         <w:br w:type="page"/>
       </w:r>
-      <w:bookmarkStart w:id="46" w:name="_Ref123902165"/>
+      <w:bookmarkStart w:id="43" w:name="_Ref123902165"/>
       <w:r>
         <w:rPr>
           <w:rFonts w:asciiTheme="minorHAnsi" w:hAnsiTheme="minorHAnsi" w:cstheme="minorHAnsi"/>
           <w:lang w:val="en-US"/>
         </w:rPr>
+        <w:lastRenderedPageBreak/>
         <w:t>S.TC3</w:t>
       </w:r>
       <w:r>
@@ -12267,7 +11658,7 @@
         </w:rPr>
         <w:t xml:space="preserve"> </w:t>
       </w:r>
-      <w:bookmarkEnd w:id="45"/>
+      <w:bookmarkEnd w:id="42"/>
       <w:r>
         <w:rPr>
           <w:rFonts w:asciiTheme="minorHAnsi" w:hAnsiTheme="minorHAnsi" w:cstheme="minorHAnsi"/>
@@ -12324,7 +11715,7 @@
         </w:rPr>
         <w:t>ACK AA</w:t>
       </w:r>
-      <w:bookmarkEnd w:id="46"/>
+      <w:bookmarkEnd w:id="43"/>
       <w:r>
         <w:rPr>
           <w:rFonts w:asciiTheme="minorHAnsi" w:hAnsiTheme="minorHAnsi" w:cstheme="minorHAnsi"/>
@@ -12623,7 +12014,7 @@
           </w:tcPr>
           <w:p>
             <w:pPr>
-              <w:pStyle w:val="Heading4"/>
+              <w:pStyle w:val="Overskrift4"/>
               <w:keepNext w:val="0"/>
               <w:widowControl w:val="0"/>
               <w:rPr>
@@ -12635,7 +12026,7 @@
                 <w:lang w:val="en-GB"/>
               </w:rPr>
             </w:pPr>
-            <w:bookmarkStart w:id="47" w:name="_Ref117164662"/>
+            <w:bookmarkStart w:id="44" w:name="_Ref117164662"/>
             <w:r>
               <w:rPr>
                 <w:rFonts w:asciiTheme="minorHAnsi" w:eastAsia="Calibri" w:hAnsiTheme="minorHAnsi" w:cstheme="minorHAnsi"/>
@@ -12671,7 +12062,7 @@
             </w:r>
           </w:p>
         </w:tc>
-        <w:bookmarkEnd w:id="47"/>
+        <w:bookmarkEnd w:id="44"/>
         <w:tc>
           <w:tcPr>
             <w:tcW w:w="1266" w:type="pct"/>
@@ -13029,10 +12420,11 @@
                   <w:listItem w:displayText="Ej relevant" w:value="Ej relevant"/>
                 </w:dropDownList>
               </w:sdtPr>
+              <w:sdtEndPr/>
               <w:sdtContent>
                 <w:r>
                   <w:rPr>
-                    <w:rStyle w:val="PlaceholderText"/>
+                    <w:rStyle w:val="Pladsholdertekst"/>
                   </w:rPr>
                   <w:t>Choose</w:t>
                 </w:r>
@@ -13052,7 +12444,7 @@
           </w:tcPr>
           <w:p>
             <w:pPr>
-              <w:pStyle w:val="Heading4"/>
+              <w:pStyle w:val="Overskrift4"/>
               <w:keepNext w:val="0"/>
               <w:widowControl w:val="0"/>
               <w:rPr>
@@ -13062,7 +12454,7 @@
                 <w:lang w:val="en-GB"/>
               </w:rPr>
             </w:pPr>
-            <w:bookmarkStart w:id="48" w:name="_Ref117164679"/>
+            <w:bookmarkStart w:id="45" w:name="_Ref117164679"/>
             <w:r>
               <w:rPr>
                 <w:rFonts w:asciiTheme="minorHAnsi" w:eastAsia="Calibri" w:hAnsiTheme="minorHAnsi" w:cstheme="minorHAnsi"/>
@@ -13070,6 +12462,7 @@
                 <w:bCs w:val="0"/>
                 <w:lang w:val="en-GB"/>
               </w:rPr>
+              <w:lastRenderedPageBreak/>
               <w:t>3.</w:t>
             </w:r>
             <w:r>
@@ -13092,7 +12485,7 @@
             </w:r>
           </w:p>
         </w:tc>
-        <w:bookmarkEnd w:id="48"/>
+        <w:bookmarkEnd w:id="45"/>
         <w:tc>
           <w:tcPr>
             <w:tcW w:w="1266" w:type="pct"/>
@@ -13350,22 +12743,23 @@
                   <w:listItem w:displayText="Ej relevant" w:value="Ej relevant"/>
                 </w:dropDownList>
               </w:sdtPr>
+              <w:sdtEndPr/>
               <w:sdtContent>
                 <w:r>
                   <w:rPr>
-                    <w:rStyle w:val="PlaceholderText"/>
+                    <w:rStyle w:val="Pladsholdertekst"/>
                   </w:rPr>
                   <w:t>Cho</w:t>
                 </w:r>
                 <w:r>
                   <w:rPr>
-                    <w:rStyle w:val="PlaceholderText"/>
+                    <w:rStyle w:val="Pladsholdertekst"/>
                   </w:rPr>
                   <w:t>o</w:t>
                 </w:r>
                 <w:r>
                   <w:rPr>
-                    <w:rStyle w:val="PlaceholderText"/>
+                    <w:rStyle w:val="Pladsholdertekst"/>
                   </w:rPr>
                   <w:t>se</w:t>
                 </w:r>
@@ -13406,7 +12800,7 @@
           </w:tcPr>
           <w:p>
             <w:pPr>
-              <w:pStyle w:val="Heading4"/>
+              <w:pStyle w:val="Overskrift4"/>
               <w:keepNext w:val="0"/>
               <w:widowControl w:val="0"/>
               <w:rPr>
@@ -13678,10 +13072,11 @@
                   <w:listItem w:displayText="Ej relevant" w:value="Ej relevant"/>
                 </w:dropDownList>
               </w:sdtPr>
+              <w:sdtEndPr/>
               <w:sdtContent>
                 <w:r>
                   <w:rPr>
-                    <w:rStyle w:val="PlaceholderText"/>
+                    <w:rStyle w:val="Pladsholdertekst"/>
                   </w:rPr>
                   <w:t>Choose</w:t>
                 </w:r>
@@ -13704,19 +13099,20 @@
     </w:tbl>
     <w:p>
       <w:pPr>
-        <w:pStyle w:val="Heading3"/>
+        <w:pStyle w:val="Overskrift3"/>
         <w:rPr>
           <w:rFonts w:asciiTheme="minorHAnsi" w:hAnsiTheme="minorHAnsi" w:cstheme="minorHAnsi"/>
           <w:lang w:val="en-US"/>
         </w:rPr>
       </w:pPr>
-      <w:bookmarkStart w:id="49" w:name="_Ref117164750"/>
-      <w:bookmarkStart w:id="50" w:name="_Ref123902198"/>
+      <w:bookmarkStart w:id="46" w:name="_Ref117164750"/>
+      <w:bookmarkStart w:id="47" w:name="_Ref123902198"/>
       <w:r>
         <w:rPr>
           <w:rFonts w:asciiTheme="minorHAnsi" w:hAnsiTheme="minorHAnsi" w:cstheme="minorHAnsi"/>
           <w:lang w:val="en-US"/>
         </w:rPr>
+        <w:lastRenderedPageBreak/>
         <w:t>S.TC3.A1</w:t>
       </w:r>
       <w:r>
@@ -13726,7 +13122,7 @@
         </w:rPr>
         <w:t xml:space="preserve"> </w:t>
       </w:r>
-      <w:bookmarkEnd w:id="49"/>
+      <w:bookmarkEnd w:id="46"/>
       <w:r>
         <w:rPr>
           <w:rFonts w:asciiTheme="minorHAnsi" w:hAnsiTheme="minorHAnsi" w:cstheme="minorHAnsi"/>
@@ -13811,7 +13207,7 @@
         </w:rPr>
         <w:t>due to invalid content</w:t>
       </w:r>
-      <w:bookmarkEnd w:id="50"/>
+      <w:bookmarkEnd w:id="47"/>
       <w:r>
         <w:rPr>
           <w:rFonts w:asciiTheme="minorHAnsi" w:hAnsiTheme="minorHAnsi" w:cstheme="minorHAnsi"/>
@@ -14065,7 +13461,7 @@
           </w:tcPr>
           <w:p>
             <w:pPr>
-              <w:pStyle w:val="Heading4"/>
+              <w:pStyle w:val="Overskrift4"/>
               <w:rPr>
                 <w:rFonts w:asciiTheme="minorHAnsi" w:eastAsia="Calibri" w:hAnsiTheme="minorHAnsi" w:cstheme="minorHAnsi"/>
                 <w:b w:val="0"/>
@@ -14331,10 +13727,11 @@
                   <w:listItem w:displayText="Ej relevant" w:value="Ej relevant"/>
                 </w:dropDownList>
               </w:sdtPr>
+              <w:sdtEndPr/>
               <w:sdtContent>
                 <w:r>
                   <w:rPr>
-                    <w:rStyle w:val="PlaceholderText"/>
+                    <w:rStyle w:val="Pladsholdertekst"/>
                   </w:rPr>
                   <w:t>Choose</w:t>
                 </w:r>
@@ -14355,7 +13752,7 @@
           </w:tcPr>
           <w:p>
             <w:pPr>
-              <w:pStyle w:val="Heading4"/>
+              <w:pStyle w:val="Overskrift4"/>
               <w:rPr>
                 <w:rFonts w:asciiTheme="minorHAnsi" w:eastAsia="Calibri" w:hAnsiTheme="minorHAnsi" w:cstheme="minorHAnsi"/>
                 <w:b w:val="0"/>
@@ -14504,6 +13901,7 @@
                 <w15:color w:val="FFFFFF"/>
                 <w:text w:multiLine="1"/>
               </w:sdtPr>
+              <w:sdtEndPr/>
               <w:sdtContent>
                 <w:r>
                   <w:rPr>
@@ -14565,10 +13963,11 @@
                   <w:listItem w:displayText="Ej relevant" w:value="Ej relevant"/>
                 </w:dropDownList>
               </w:sdtPr>
+              <w:sdtEndPr/>
               <w:sdtContent>
                 <w:r>
                   <w:rPr>
-                    <w:rStyle w:val="PlaceholderText"/>
+                    <w:rStyle w:val="Pladsholdertekst"/>
                   </w:rPr>
                   <w:t>Choose</w:t>
                 </w:r>
@@ -14606,7 +14005,7 @@
           </w:tcPr>
           <w:p>
             <w:pPr>
-              <w:pStyle w:val="Heading4"/>
+              <w:pStyle w:val="Overskrift4"/>
               <w:rPr>
                 <w:rFonts w:asciiTheme="minorHAnsi" w:eastAsia="Calibri" w:hAnsiTheme="minorHAnsi" w:cstheme="minorHAnsi"/>
                 <w:b w:val="0"/>
@@ -14759,10 +14158,11 @@
                   <w:listItem w:displayText="Ej relevant" w:value="Ej relevant"/>
                 </w:dropDownList>
               </w:sdtPr>
+              <w:sdtEndPr/>
               <w:sdtContent>
                 <w:r>
                   <w:rPr>
-                    <w:rStyle w:val="PlaceholderText"/>
+                    <w:rStyle w:val="Pladsholdertekst"/>
                   </w:rPr>
                   <w:t>Choose</w:t>
                 </w:r>
@@ -14783,7 +14183,7 @@
           </w:tcPr>
           <w:p>
             <w:pPr>
-              <w:pStyle w:val="Heading4"/>
+              <w:pStyle w:val="Overskrift4"/>
               <w:rPr>
                 <w:rFonts w:asciiTheme="minorHAnsi" w:eastAsia="Calibri" w:hAnsiTheme="minorHAnsi" w:cstheme="minorHAnsi"/>
                 <w:b w:val="0"/>
@@ -15018,10 +14418,11 @@
                   <w:listItem w:displayText="Ej relevant" w:value="Ej relevant"/>
                 </w:dropDownList>
               </w:sdtPr>
+              <w:sdtEndPr/>
               <w:sdtContent>
                 <w:r>
                   <w:rPr>
-                    <w:rStyle w:val="PlaceholderText"/>
+                    <w:rStyle w:val="Pladsholdertekst"/>
                   </w:rPr>
                   <w:t>Choose</w:t>
                 </w:r>
@@ -15045,22 +14446,23 @@
         </w:rPr>
         <w:br w:type="page"/>
       </w:r>
-      <w:bookmarkStart w:id="51" w:name="_Ref117164756"/>
+      <w:bookmarkStart w:id="48" w:name="_Ref117164756"/>
     </w:p>
     <w:p>
       <w:pPr>
-        <w:pStyle w:val="Heading3"/>
+        <w:pStyle w:val="Overskrift3"/>
         <w:rPr>
           <w:rFonts w:asciiTheme="minorHAnsi" w:hAnsiTheme="minorHAnsi" w:cstheme="minorHAnsi"/>
           <w:lang w:val="en-US"/>
         </w:rPr>
       </w:pPr>
-      <w:bookmarkStart w:id="52" w:name="_Ref123902203"/>
+      <w:bookmarkStart w:id="49" w:name="_Ref123902203"/>
       <w:r>
         <w:rPr>
           <w:rFonts w:asciiTheme="minorHAnsi" w:hAnsiTheme="minorHAnsi" w:cstheme="minorHAnsi"/>
           <w:lang w:val="en-US"/>
         </w:rPr>
+        <w:lastRenderedPageBreak/>
         <w:t xml:space="preserve">S.TC3.A2 </w:t>
       </w:r>
       <w:r>
@@ -15154,7 +14556,7 @@
         </w:rPr>
         <w:t>technical error</w:t>
       </w:r>
-      <w:bookmarkEnd w:id="52"/>
+      <w:bookmarkEnd w:id="49"/>
       <w:r>
         <w:rPr>
           <w:rFonts w:asciiTheme="minorHAnsi" w:hAnsiTheme="minorHAnsi" w:cstheme="minorHAnsi"/>
@@ -15397,7 +14799,7 @@
           </w:tcPr>
           <w:p>
             <w:pPr>
-              <w:pStyle w:val="Heading4"/>
+              <w:pStyle w:val="Overskrift4"/>
               <w:rPr>
                 <w:rFonts w:asciiTheme="minorHAnsi" w:eastAsia="Calibri" w:hAnsiTheme="minorHAnsi" w:cstheme="minorHAnsi"/>
                 <w:b w:val="0"/>
@@ -15696,10 +15098,11 @@
                   <w:listItem w:displayText="Ej relevant" w:value="Ej relevant"/>
                 </w:dropDownList>
               </w:sdtPr>
+              <w:sdtEndPr/>
               <w:sdtContent>
                 <w:r>
                   <w:rPr>
-                    <w:rStyle w:val="PlaceholderText"/>
+                    <w:rStyle w:val="Pladsholdertekst"/>
                   </w:rPr>
                   <w:t>Choose</w:t>
                 </w:r>
@@ -15719,7 +15122,7 @@
           </w:tcPr>
           <w:p>
             <w:pPr>
-              <w:pStyle w:val="Heading4"/>
+              <w:pStyle w:val="Overskrift4"/>
               <w:rPr>
                 <w:rFonts w:asciiTheme="minorHAnsi" w:eastAsia="Calibri" w:hAnsiTheme="minorHAnsi" w:cstheme="minorHAnsi"/>
                 <w:b w:val="0"/>
@@ -15911,10 +15314,11 @@
                   <w:listItem w:displayText="Ej relevant" w:value="Ej relevant"/>
                 </w:dropDownList>
               </w:sdtPr>
+              <w:sdtEndPr/>
               <w:sdtContent>
                 <w:r>
                   <w:rPr>
-                    <w:rStyle w:val="PlaceholderText"/>
+                    <w:rStyle w:val="Pladsholdertekst"/>
                   </w:rPr>
                   <w:t>Choose</w:t>
                 </w:r>
@@ -15934,7 +15338,7 @@
           </w:tcPr>
           <w:p>
             <w:pPr>
-              <w:pStyle w:val="Heading4"/>
+              <w:pStyle w:val="Overskrift4"/>
               <w:rPr>
                 <w:rFonts w:asciiTheme="minorHAnsi" w:eastAsia="Calibri" w:hAnsiTheme="minorHAnsi" w:cstheme="minorHAnsi"/>
                 <w:b w:val="0"/>
@@ -16118,10 +15522,11 @@
                   <w:listItem w:displayText="Ej relevant" w:value="Ej relevant"/>
                 </w:dropDownList>
               </w:sdtPr>
+              <w:sdtEndPr/>
               <w:sdtContent>
                 <w:r>
                   <w:rPr>
-                    <w:rStyle w:val="PlaceholderText"/>
+                    <w:rStyle w:val="Pladsholdertekst"/>
                   </w:rPr>
                   <w:t>Choose</w:t>
                 </w:r>
@@ -16141,7 +15546,7 @@
           </w:tcPr>
           <w:p>
             <w:pPr>
-              <w:pStyle w:val="Heading4"/>
+              <w:pStyle w:val="Overskrift4"/>
               <w:rPr>
                 <w:rFonts w:asciiTheme="minorHAnsi" w:eastAsia="Calibri" w:hAnsiTheme="minorHAnsi" w:cstheme="minorHAnsi"/>
                 <w:b w:val="0"/>
@@ -16319,10 +15724,11 @@
                   <w:listItem w:displayText="Ej relevant" w:value="Ej relevant"/>
                 </w:dropDownList>
               </w:sdtPr>
+              <w:sdtEndPr/>
               <w:sdtContent>
                 <w:r>
                   <w:rPr>
-                    <w:rStyle w:val="PlaceholderText"/>
+                    <w:rStyle w:val="Pladsholdertekst"/>
                   </w:rPr>
                   <w:t>Choose</w:t>
                 </w:r>
@@ -16342,7 +15748,7 @@
           </w:tcPr>
           <w:p>
             <w:pPr>
-              <w:pStyle w:val="Heading4"/>
+              <w:pStyle w:val="Overskrift4"/>
               <w:rPr>
                 <w:rFonts w:asciiTheme="minorHAnsi" w:eastAsia="Calibri" w:hAnsiTheme="minorHAnsi" w:cstheme="minorHAnsi"/>
                 <w:b w:val="0"/>
@@ -16510,10 +15916,11 @@
                   <w:listItem w:displayText="Ej relevant" w:value="Ej relevant"/>
                 </w:dropDownList>
               </w:sdtPr>
+              <w:sdtEndPr/>
               <w:sdtContent>
                 <w:r>
                   <w:rPr>
-                    <w:rStyle w:val="PlaceholderText"/>
+                    <w:rStyle w:val="Pladsholdertekst"/>
                   </w:rPr>
                   <w:t>Choose</w:t>
                 </w:r>
@@ -16533,7 +15940,7 @@
           </w:tcPr>
           <w:p>
             <w:pPr>
-              <w:pStyle w:val="Heading4"/>
+              <w:pStyle w:val="Overskrift4"/>
               <w:rPr>
                 <w:rFonts w:asciiTheme="minorHAnsi" w:eastAsia="Calibri" w:hAnsiTheme="minorHAnsi" w:cstheme="minorHAnsi"/>
                 <w:b w:val="0"/>
@@ -16657,10 +16064,11 @@
                   <w:listItem w:displayText="Ej relevant" w:value="Ej relevant"/>
                 </w:dropDownList>
               </w:sdtPr>
+              <w:sdtEndPr/>
               <w:sdtContent>
                 <w:r>
                   <w:rPr>
-                    <w:rStyle w:val="PlaceholderText"/>
+                    <w:rStyle w:val="Pladsholdertekst"/>
                   </w:rPr>
                   <w:t>Choose</w:t>
                 </w:r>
@@ -16672,7 +16080,7 @@
     </w:tbl>
     <w:p>
       <w:pPr>
-        <w:pStyle w:val="Heading3"/>
+        <w:pStyle w:val="Overskrift3"/>
         <w:numPr>
           <w:ilvl w:val="0"/>
           <w:numId w:val="0"/>
@@ -16692,18 +16100,19 @@
     </w:p>
     <w:p>
       <w:pPr>
-        <w:pStyle w:val="Heading3"/>
+        <w:pStyle w:val="Overskrift3"/>
         <w:rPr>
           <w:rFonts w:asciiTheme="minorHAnsi" w:hAnsiTheme="minorHAnsi" w:cstheme="minorHAnsi"/>
           <w:lang w:val="en-US"/>
         </w:rPr>
       </w:pPr>
-      <w:bookmarkStart w:id="53" w:name="_Ref123902213"/>
+      <w:bookmarkStart w:id="50" w:name="_Ref123902213"/>
       <w:r>
         <w:rPr>
           <w:rFonts w:asciiTheme="minorHAnsi" w:hAnsiTheme="minorHAnsi" w:cstheme="minorHAnsi"/>
           <w:lang w:val="en-US"/>
         </w:rPr>
+        <w:lastRenderedPageBreak/>
         <w:t>S.TC</w:t>
       </w:r>
       <w:r>
@@ -16748,31 +16157,31 @@
         </w:rPr>
         <w:t>not received</w:t>
       </w:r>
-      <w:bookmarkEnd w:id="53"/>
+      <w:bookmarkEnd w:id="50"/>
     </w:p>
     <w:tbl>
       <w:tblPr>
         <w:tblStyle w:val="Tabel-Gitter2"/>
-        <w:tblW w:w="5017" w:type="pct"/>
+        <w:tblW w:w="5000" w:type="pct"/>
         <w:tblLayout w:type="fixed"/>
         <w:tblLook w:val="04A0" w:firstRow="1" w:lastRow="0" w:firstColumn="1" w:lastColumn="0" w:noHBand="0" w:noVBand="1"/>
       </w:tblPr>
       <w:tblGrid>
-        <w:gridCol w:w="894"/>
-        <w:gridCol w:w="3772"/>
-        <w:gridCol w:w="1986"/>
-        <w:gridCol w:w="2983"/>
-        <w:gridCol w:w="2409"/>
-        <w:gridCol w:w="1428"/>
+        <w:gridCol w:w="779"/>
+        <w:gridCol w:w="3289"/>
+        <w:gridCol w:w="1732"/>
+        <w:gridCol w:w="2599"/>
+        <w:gridCol w:w="2100"/>
+        <w:gridCol w:w="2927"/>
       </w:tblGrid>
       <w:tr>
         <w:trPr>
           <w:cantSplit/>
-          <w:trHeight w:val="490"/>
+          <w:trHeight w:val="371"/>
         </w:trPr>
         <w:tc>
           <w:tcPr>
-            <w:tcW w:w="332" w:type="pct"/>
+            <w:tcW w:w="290" w:type="pct"/>
             <w:shd w:val="clear" w:color="auto" w:fill="152F4A"/>
             <w:vAlign w:val="center"/>
           </w:tcPr>
@@ -16816,7 +16225,7 @@
         </w:tc>
         <w:tc>
           <w:tcPr>
-            <w:tcW w:w="1400" w:type="pct"/>
+            <w:tcW w:w="1225" w:type="pct"/>
             <w:shd w:val="clear" w:color="auto" w:fill="152F4A"/>
             <w:vAlign w:val="center"/>
           </w:tcPr>
@@ -16842,7 +16251,7 @@
         </w:tc>
         <w:tc>
           <w:tcPr>
-            <w:tcW w:w="737" w:type="pct"/>
+            <w:tcW w:w="645" w:type="pct"/>
             <w:shd w:val="clear" w:color="auto" w:fill="152F4A"/>
             <w:vAlign w:val="center"/>
           </w:tcPr>
@@ -16887,7 +16296,7 @@
         </w:tc>
         <w:tc>
           <w:tcPr>
-            <w:tcW w:w="1107" w:type="pct"/>
+            <w:tcW w:w="968" w:type="pct"/>
             <w:shd w:val="clear" w:color="auto" w:fill="152F4A"/>
             <w:vAlign w:val="center"/>
           </w:tcPr>
@@ -16913,7 +16322,7 @@
         </w:tc>
         <w:tc>
           <w:tcPr>
-            <w:tcW w:w="894" w:type="pct"/>
+            <w:tcW w:w="782" w:type="pct"/>
             <w:shd w:val="clear" w:color="auto" w:fill="152F4A"/>
             <w:vAlign w:val="center"/>
           </w:tcPr>
@@ -16948,7 +16357,7 @@
         </w:tc>
         <w:tc>
           <w:tcPr>
-            <w:tcW w:w="530" w:type="pct"/>
+            <w:tcW w:w="1090" w:type="pct"/>
             <w:shd w:val="clear" w:color="auto" w:fill="152F4A"/>
             <w:vAlign w:val="center"/>
           </w:tcPr>
@@ -16985,45 +16394,38 @@
       <w:tr>
         <w:trPr>
           <w:cantSplit/>
-          <w:trHeight w:val="935"/>
+          <w:trHeight w:val="371"/>
         </w:trPr>
         <w:tc>
           <w:tcPr>
-            <w:tcW w:w="332" w:type="pct"/>
-          </w:tcPr>
-          <w:p>
-            <w:pPr>
-              <w:pStyle w:val="Heading4"/>
-              <w:rPr>
-                <w:rFonts w:asciiTheme="minorHAnsi" w:eastAsia="Calibri" w:hAnsiTheme="minorHAnsi" w:cstheme="minorHAnsi"/>
-                <w:b w:val="0"/>
-                <w:bCs w:val="0"/>
-                <w:lang w:val="en-GB"/>
-              </w:rPr>
-            </w:pPr>
-            <w:r>
-              <w:rPr>
-                <w:rFonts w:asciiTheme="minorHAnsi" w:eastAsia="Calibri" w:hAnsiTheme="minorHAnsi" w:cstheme="minorHAnsi"/>
-                <w:b w:val="0"/>
-                <w:bCs w:val="0"/>
+            <w:tcW w:w="290" w:type="pct"/>
+          </w:tcPr>
+          <w:p>
+            <w:pPr>
+              <w:rPr>
+                <w:rFonts w:asciiTheme="minorHAnsi" w:hAnsiTheme="minorHAnsi" w:cstheme="minorHAnsi"/>
+                <w:b/>
+                <w:bCs/>
+                <w:lang w:val="en-GB"/>
+              </w:rPr>
+            </w:pPr>
+            <w:r>
+              <w:rPr>
+                <w:rFonts w:asciiTheme="minorHAnsi" w:hAnsiTheme="minorHAnsi" w:cstheme="minorHAnsi"/>
                 <w:lang w:val="en-GB"/>
               </w:rPr>
               <w:t>3.</w:t>
             </w:r>
             <w:r>
               <w:rPr>
-                <w:rFonts w:asciiTheme="minorHAnsi" w:eastAsia="Calibri" w:hAnsiTheme="minorHAnsi" w:cstheme="minorHAnsi"/>
-                <w:b w:val="0"/>
-                <w:bCs w:val="0"/>
+                <w:rFonts w:asciiTheme="minorHAnsi" w:hAnsiTheme="minorHAnsi" w:cstheme="minorHAnsi"/>
                 <w:lang w:val="en-GB"/>
               </w:rPr>
               <w:t>3</w:t>
             </w:r>
             <w:r>
               <w:rPr>
-                <w:rFonts w:asciiTheme="minorHAnsi" w:eastAsia="Calibri" w:hAnsiTheme="minorHAnsi" w:cstheme="minorHAnsi"/>
-                <w:b w:val="0"/>
-                <w:bCs w:val="0"/>
+                <w:rFonts w:asciiTheme="minorHAnsi" w:hAnsiTheme="minorHAnsi" w:cstheme="minorHAnsi"/>
                 <w:lang w:val="en-GB"/>
               </w:rPr>
               <w:t>.4.1</w:t>
@@ -17032,31 +16434,22 @@
         </w:tc>
         <w:tc>
           <w:tcPr>
-            <w:tcW w:w="1400" w:type="pct"/>
-          </w:tcPr>
-          <w:p>
-            <w:pPr>
-              <w:rPr>
-                <w:lang w:val="en-GB"/>
-              </w:rPr>
-            </w:pPr>
-            <w:r>
-              <w:rPr>
-                <w:lang w:val="en-GB"/>
-              </w:rPr>
-              <w:t>Demonstrate or explain how the SUT</w:t>
-            </w:r>
-            <w:r>
-              <w:rPr>
-                <w:lang w:val="en-GB"/>
-              </w:rPr>
-              <w:t xml:space="preserve"> reacts</w:t>
-            </w:r>
-            <w:r>
-              <w:rPr>
-                <w:lang w:val="en-GB"/>
-              </w:rPr>
-              <w:t xml:space="preserve"> if it has not received an Acknowledgement for the sent MedCom FHIR message within 30 minutes</w:t>
+            <w:tcW w:w="1225" w:type="pct"/>
+          </w:tcPr>
+          <w:p>
+            <w:pPr>
+              <w:rPr>
+                <w:rFonts w:asciiTheme="minorHAnsi" w:hAnsiTheme="minorHAnsi" w:cstheme="minorHAnsi"/>
+                <w:b/>
+                <w:bCs/>
+                <w:lang w:val="en-GB"/>
+              </w:rPr>
+            </w:pPr>
+            <w:r>
+              <w:rPr>
+                <w:lang w:val="en-GB"/>
+              </w:rPr>
+              <w:t>Demonstrate or explain how the SUT reacts if it has not received an Acknowledgement for the sent MedCom FHIR message within 30 minutes</w:t>
             </w:r>
             <w:r>
               <w:rPr>
@@ -17068,90 +16461,87 @@
         </w:tc>
         <w:tc>
           <w:tcPr>
-            <w:tcW w:w="737" w:type="pct"/>
-          </w:tcPr>
-          <w:p>
-            <w:pPr>
+            <w:tcW w:w="645" w:type="pct"/>
+          </w:tcPr>
+          <w:p>
+            <w:pPr>
+              <w:rPr>
+                <w:rFonts w:asciiTheme="minorHAnsi" w:hAnsiTheme="minorHAnsi" w:cstheme="minorHAnsi"/>
+                <w:b/>
+                <w:bCs/>
+                <w:lang w:val="en-GB"/>
+              </w:rPr>
+            </w:pPr>
+          </w:p>
+        </w:tc>
+        <w:tc>
+          <w:tcPr>
+            <w:tcW w:w="968" w:type="pct"/>
+          </w:tcPr>
+          <w:p>
+            <w:pPr>
+              <w:rPr>
+                <w:rFonts w:asciiTheme="minorHAnsi" w:hAnsiTheme="minorHAnsi" w:cstheme="minorHAnsi"/>
+                <w:b/>
+                <w:bCs/>
+                <w:lang w:val="en-GB"/>
+              </w:rPr>
+            </w:pPr>
+            <w:r>
               <w:rPr>
                 <w:rFonts w:eastAsia="Times New Roman"/>
                 <w:lang w:val="en-GB"/>
               </w:rPr>
-            </w:pPr>
-          </w:p>
-        </w:tc>
-        <w:tc>
-          <w:tcPr>
-            <w:tcW w:w="1107" w:type="pct"/>
-          </w:tcPr>
-          <w:p>
-            <w:pPr>
+              <w:t>The original FHIR message is resent maximum</w:t>
+            </w:r>
+            <w:r>
               <w:rPr>
                 <w:rFonts w:eastAsia="Times New Roman"/>
                 <w:lang w:val="en-GB"/>
               </w:rPr>
-            </w:pPr>
+              <w:t xml:space="preserve"> of</w:t>
+            </w:r>
             <w:r>
               <w:rPr>
                 <w:rFonts w:eastAsia="Times New Roman"/>
                 <w:lang w:val="en-GB"/>
               </w:rPr>
-              <w:t>The original FHIR message</w:t>
+              <w:t xml:space="preserve"> 3 times</w:t>
             </w:r>
             <w:r>
               <w:rPr>
                 <w:rFonts w:eastAsia="Times New Roman"/>
                 <w:lang w:val="en-GB"/>
               </w:rPr>
-              <w:t xml:space="preserve"> is resent maximum</w:t>
-            </w:r>
-            <w:r>
-              <w:rPr>
-                <w:rFonts w:eastAsia="Times New Roman"/>
-                <w:lang w:val="en-GB"/>
-              </w:rPr>
-              <w:t xml:space="preserve"> of</w:t>
-            </w:r>
-            <w:r>
-              <w:rPr>
-                <w:rFonts w:eastAsia="Times New Roman"/>
-                <w:lang w:val="en-GB"/>
-              </w:rPr>
-              <w:t xml:space="preserve"> 3 times</w:t>
-            </w:r>
-            <w:r>
-              <w:rPr>
-                <w:rFonts w:eastAsia="Times New Roman"/>
-                <w:lang w:val="en-GB"/>
-              </w:rPr>
               <w:t>.</w:t>
             </w:r>
           </w:p>
         </w:tc>
         <w:tc>
           <w:tcPr>
-            <w:tcW w:w="894" w:type="pct"/>
-          </w:tcPr>
-          <w:p>
-            <w:pPr>
-              <w:spacing w:before="60"/>
-              <w:rPr>
-                <w:rFonts w:asciiTheme="minorHAnsi" w:eastAsia="Times New Roman" w:hAnsiTheme="minorHAnsi" w:cstheme="minorHAnsi"/>
-                <w:szCs w:val="24"/>
-                <w:lang w:val="en-GB"/>
-              </w:rPr>
-            </w:pPr>
-          </w:p>
-        </w:tc>
-        <w:tc>
-          <w:tcPr>
-            <w:tcW w:w="530" w:type="pct"/>
-          </w:tcPr>
-          <w:p>
-            <w:pPr>
-              <w:spacing w:before="60"/>
-              <w:jc w:val="center"/>
-              <w:rPr>
-                <w:rFonts w:asciiTheme="minorHAnsi" w:hAnsiTheme="minorHAnsi" w:cstheme="minorHAnsi"/>
+            <w:tcW w:w="782" w:type="pct"/>
+          </w:tcPr>
+          <w:p>
+            <w:pPr>
+              <w:rPr>
+                <w:rFonts w:asciiTheme="minorHAnsi" w:hAnsiTheme="minorHAnsi" w:cstheme="minorHAnsi"/>
+                <w:b/>
+                <w:bCs/>
+                <w:lang w:val="en-GB"/>
+              </w:rPr>
+            </w:pPr>
+          </w:p>
+        </w:tc>
+        <w:tc>
+          <w:tcPr>
+            <w:tcW w:w="1090" w:type="pct"/>
+          </w:tcPr>
+          <w:p>
+            <w:pPr>
+              <w:rPr>
+                <w:rFonts w:asciiTheme="minorHAnsi" w:hAnsiTheme="minorHAnsi" w:cstheme="minorHAnsi"/>
+                <w:b/>
+                <w:bCs/>
                 <w:lang w:val="en-GB"/>
               </w:rPr>
             </w:pPr>
@@ -17163,9 +16553,9 @@
                 </w:rPr>
                 <w:alias w:val="MedCom vurdering"/>
                 <w:tag w:val="MedCom vurdering"/>
-                <w:id w:val="1167134716"/>
+                <w:id w:val="893325371"/>
                 <w:placeholder>
-                  <w:docPart w:val="16C4DC2BBF714279B49A4B9FFF93595C"/>
+                  <w:docPart w:val="EFF198283B68450C9909C8956A31777B"/>
                 </w:placeholder>
                 <w:showingPlcHdr/>
                 <w:dropDownList>
@@ -17181,7 +16571,7 @@
               <w:sdtContent>
                 <w:r>
                   <w:rPr>
-                    <w:rStyle w:val="PlaceholderText"/>
+                    <w:rStyle w:val="Pladsholdertekst"/>
                   </w:rPr>
                   <w:t>Choose</w:t>
                 </w:r>
@@ -17193,7 +16583,7 @@
     </w:tbl>
     <w:p>
       <w:pPr>
-        <w:pStyle w:val="Heading3"/>
+        <w:pStyle w:val="Overskrift3"/>
         <w:numPr>
           <w:ilvl w:val="0"/>
           <w:numId w:val="0"/>
@@ -17205,13 +16595,9 @@
     </w:p>
     <w:p>
       <w:pPr>
-        <w:pStyle w:val="Heading3"/>
-        <w:numPr>
-          <w:ilvl w:val="0"/>
-          <w:numId w:val="0"/>
-        </w:numPr>
-        <w:rPr>
-          <w:rFonts w:asciiTheme="minorHAnsi" w:hAnsiTheme="minorHAnsi" w:cstheme="minorHAnsi"/>
+        <w:rPr>
+          <w:rFonts w:asciiTheme="minorHAnsi" w:eastAsiaTheme="majorEastAsia" w:hAnsiTheme="minorHAnsi" w:cstheme="minorHAnsi"/>
+          <w:szCs w:val="24"/>
         </w:rPr>
       </w:pPr>
       <w:r>
@@ -17223,19 +16609,20 @@
     </w:p>
     <w:p>
       <w:pPr>
-        <w:pStyle w:val="Heading2"/>
+        <w:pStyle w:val="Overskrift2"/>
         <w:rPr>
           <w:rFonts w:asciiTheme="minorHAnsi" w:hAnsiTheme="minorHAnsi" w:cstheme="minorHAnsi"/>
           <w:lang w:val="en-GB"/>
         </w:rPr>
       </w:pPr>
-      <w:bookmarkStart w:id="54" w:name="_Toc151468767"/>
-      <w:bookmarkEnd w:id="51"/>
+      <w:bookmarkStart w:id="51" w:name="_Toc151468767"/>
+      <w:bookmarkEnd w:id="48"/>
       <w:r>
         <w:rPr>
           <w:rFonts w:asciiTheme="minorHAnsi" w:hAnsiTheme="minorHAnsi" w:cstheme="minorHAnsi"/>
           <w:lang w:val="en-GB"/>
         </w:rPr>
+        <w:lastRenderedPageBreak/>
         <w:t xml:space="preserve">Test </w:t>
       </w:r>
       <w:r>
@@ -17273,7 +16660,7 @@
         </w:rPr>
         <w:t xml:space="preserve"> technical requirements</w:t>
       </w:r>
-      <w:bookmarkEnd w:id="54"/>
+      <w:bookmarkEnd w:id="51"/>
     </w:p>
     <w:p>
       <w:pPr>
@@ -17767,7 +17154,7 @@
           </w:tcPr>
           <w:p>
             <w:pPr>
-              <w:pStyle w:val="Heading4"/>
+              <w:pStyle w:val="Overskrift4"/>
               <w:keepNext w:val="0"/>
               <w:widowControl w:val="0"/>
               <w:rPr>
@@ -18135,10 +17522,11 @@
                   <w:listItem w:displayText="Ej relevant" w:value="Ej relevant"/>
                 </w:dropDownList>
               </w:sdtPr>
+              <w:sdtEndPr/>
               <w:sdtContent>
                 <w:r>
                   <w:rPr>
-                    <w:rStyle w:val="PlaceholderText"/>
+                    <w:rStyle w:val="Pladsholdertekst"/>
                   </w:rPr>
                   <w:t>Choose</w:t>
                 </w:r>
@@ -18157,7 +17545,7 @@
           </w:tcPr>
           <w:p>
             <w:pPr>
-              <w:pStyle w:val="Heading4"/>
+              <w:pStyle w:val="Overskrift4"/>
               <w:keepNext w:val="0"/>
               <w:widowControl w:val="0"/>
               <w:rPr>
@@ -18415,10 +17803,11 @@
                   <w:listItem w:displayText="Ej relevant" w:value="Ej relevant"/>
                 </w:dropDownList>
               </w:sdtPr>
+              <w:sdtEndPr/>
               <w:sdtContent>
                 <w:r>
                   <w:rPr>
-                    <w:rStyle w:val="PlaceholderText"/>
+                    <w:rStyle w:val="Pladsholdertekst"/>
                   </w:rPr>
                   <w:t>Choose</w:t>
                 </w:r>
@@ -18437,7 +17826,7 @@
           </w:tcPr>
           <w:p>
             <w:pPr>
-              <w:pStyle w:val="Heading4"/>
+              <w:pStyle w:val="Overskrift4"/>
               <w:keepNext w:val="0"/>
               <w:widowControl w:val="0"/>
               <w:rPr>
@@ -18452,6 +17841,7 @@
                 <w:b w:val="0"/>
                 <w:bCs w:val="0"/>
               </w:rPr>
+              <w:lastRenderedPageBreak/>
               <w:t>3.</w:t>
             </w:r>
             <w:r>
@@ -18687,10 +18077,11 @@
                   <w:listItem w:displayText="Ej relevant" w:value="Ej relevant"/>
                 </w:dropDownList>
               </w:sdtPr>
+              <w:sdtEndPr/>
               <w:sdtContent>
                 <w:r>
                   <w:rPr>
-                    <w:rStyle w:val="PlaceholderText"/>
+                    <w:rStyle w:val="Pladsholdertekst"/>
                   </w:rPr>
                   <w:t>Choose</w:t>
                 </w:r>
@@ -18709,7 +18100,7 @@
           </w:tcPr>
           <w:p>
             <w:pPr>
-              <w:pStyle w:val="Heading4"/>
+              <w:pStyle w:val="Overskrift4"/>
               <w:keepNext w:val="0"/>
               <w:widowControl w:val="0"/>
               <w:rPr>
@@ -18900,10 +18291,11 @@
                   <w:listItem w:displayText="Ej relevant" w:value="Ej relevant"/>
                 </w:dropDownList>
               </w:sdtPr>
+              <w:sdtEndPr/>
               <w:sdtContent>
                 <w:r>
                   <w:rPr>
-                    <w:rStyle w:val="PlaceholderText"/>
+                    <w:rStyle w:val="Pladsholdertekst"/>
                   </w:rPr>
                   <w:t>Choose</w:t>
                 </w:r>
@@ -18922,7 +18314,7 @@
       </w:pPr>
     </w:p>
     <w:sectPr>
-      <w:footerReference w:type="default" r:id="rId30"/>
+      <w:footerReference w:type="default" r:id="rId21"/>
       <w:pgSz w:w="16838" w:h="11906" w:orient="landscape"/>
       <w:pgMar w:top="1134" w:right="1701" w:bottom="1134" w:left="1701" w:header="708" w:footer="708" w:gutter="0"/>
       <w:cols w:space="708"/>
@@ -18933,7 +18325,7 @@
 </file>
 
 <file path=word/endnotes.xml><?xml version="1.0" encoding="utf-8"?>
-<w:endnotes xmlns:wpc="http://schemas.microsoft.com/office/word/2010/wordprocessingCanvas" xmlns:cx="http://schemas.microsoft.com/office/drawing/2014/chartex" xmlns:cx1="http://schemas.microsoft.com/office/drawing/2015/9/8/chartex" xmlns:cx2="http://schemas.microsoft.com/office/drawing/2015/10/21/chartex" xmlns:cx3="http://schemas.microsoft.com/office/drawing/2016/5/9/chartex" xmlns:cx4="http://schemas.microsoft.com/office/drawing/2016/5/10/chartex" xmlns:cx5="http://schemas.microsoft.com/office/drawing/2016/5/11/chartex" xmlns:cx6="http://schemas.microsoft.com/office/drawing/2016/5/12/chartex" xmlns:cx7="http://schemas.microsoft.com/office/drawing/2016/5/13/chartex" xmlns:cx8="http://schemas.microsoft.com/office/drawing/2016/5/14/chartex" xmlns:mc="http://schemas.openxmlformats.org/markup-compatibility/2006" xmlns:aink="http://schemas.microsoft.com/office/drawing/2016/ink" xmlns:am3d="http://schemas.microsoft.com/office/drawing/2017/model3d" xmlns:o="urn:schemas-microsoft-com:office:office" xmlns:oel="http://schemas.microsoft.com/office/2019/extlst" xmlns:r="http://schemas.openxmlformats.org/officeDocument/2006/relationships" xmlns:m="http://schemas.openxmlformats.org/officeDocument/2006/math" xmlns:v="urn:schemas-microsoft-com:vml" xmlns:wp14="http://schemas.microsoft.com/office/word/2010/wordprocessingDrawing" xmlns:wp="http://schemas.openxmlformats.org/drawingml/2006/wordprocessingDrawing" xmlns:w10="urn:schemas-microsoft-com:office:word" xmlns:w="http://schemas.openxmlformats.org/wordprocessingml/2006/main" xmlns:w14="http://schemas.microsoft.com/office/word/2010/wordml" xmlns:w15="http://schemas.microsoft.com/office/word/2012/wordml" xmlns:w16cex="http://schemas.microsoft.com/office/word/2018/wordml/cex" xmlns:w16cid="http://schemas.microsoft.com/office/word/2016/wordml/cid" xmlns:w16="http://schemas.microsoft.com/office/word/2018/wordml" xmlns:w16du="http://schemas.microsoft.com/office/word/2023/wordml/word16du" xmlns:w16sdtdh="http://schemas.microsoft.com/office/word/2020/wordml/sdtdatahash" xmlns:w16se="http://schemas.microsoft.com/office/word/2015/wordml/symex" xmlns:wpg="http://schemas.microsoft.com/office/word/2010/wordprocessingGroup" xmlns:wpi="http://schemas.microsoft.com/office/word/2010/wordprocessingInk" xmlns:wne="http://schemas.microsoft.com/office/word/2006/wordml" xmlns:wps="http://schemas.microsoft.com/office/word/2010/wordprocessingShape" mc:Ignorable="w14 w15 w16se w16cid w16 w16cex w16sdtdh w16du wp14">
+<w:endnotes xmlns:wpc="http://schemas.microsoft.com/office/word/2010/wordprocessingCanvas" xmlns:cx="http://schemas.microsoft.com/office/drawing/2014/chartex" xmlns:cx1="http://schemas.microsoft.com/office/drawing/2015/9/8/chartex" xmlns:cx2="http://schemas.microsoft.com/office/drawing/2015/10/21/chartex" xmlns:cx3="http://schemas.microsoft.com/office/drawing/2016/5/9/chartex" xmlns:cx4="http://schemas.microsoft.com/office/drawing/2016/5/10/chartex" xmlns:cx5="http://schemas.microsoft.com/office/drawing/2016/5/11/chartex" xmlns:cx6="http://schemas.microsoft.com/office/drawing/2016/5/12/chartex" xmlns:cx7="http://schemas.microsoft.com/office/drawing/2016/5/13/chartex" xmlns:cx8="http://schemas.microsoft.com/office/drawing/2016/5/14/chartex" xmlns:mc="http://schemas.openxmlformats.org/markup-compatibility/2006" xmlns:aink="http://schemas.microsoft.com/office/drawing/2016/ink" xmlns:am3d="http://schemas.microsoft.com/office/drawing/2017/model3d" xmlns:o="urn:schemas-microsoft-com:office:office" xmlns:oel="http://schemas.microsoft.com/office/2019/extlst" xmlns:r="http://schemas.openxmlformats.org/officeDocument/2006/relationships" xmlns:m="http://schemas.openxmlformats.org/officeDocument/2006/math" xmlns:v="urn:schemas-microsoft-com:vml" xmlns:wp14="http://schemas.microsoft.com/office/word/2010/wordprocessingDrawing" xmlns:wp="http://schemas.openxmlformats.org/drawingml/2006/wordprocessingDrawing" xmlns:w10="urn:schemas-microsoft-com:office:word" xmlns:w="http://schemas.openxmlformats.org/wordprocessingml/2006/main" xmlns:w14="http://schemas.microsoft.com/office/word/2010/wordml" xmlns:w15="http://schemas.microsoft.com/office/word/2012/wordml" xmlns:w16cex="http://schemas.microsoft.com/office/word/2018/wordml/cex" xmlns:w16cid="http://schemas.microsoft.com/office/word/2016/wordml/cid" xmlns:w16="http://schemas.microsoft.com/office/word/2018/wordml" xmlns:w16du="http://schemas.microsoft.com/office/word/2023/wordml/word16du" xmlns:w16sdtdh="http://schemas.microsoft.com/office/word/2020/wordml/sdtdatahash" xmlns:w16sdtfl="http://schemas.microsoft.com/office/word/2024/wordml/sdtformatlock" xmlns:w16se="http://schemas.microsoft.com/office/word/2015/wordml/symex" xmlns:wpg="http://schemas.microsoft.com/office/word/2010/wordprocessingGroup" xmlns:wpi="http://schemas.microsoft.com/office/word/2010/wordprocessingInk" xmlns:wne="http://schemas.microsoft.com/office/word/2006/wordml" xmlns:wps="http://schemas.microsoft.com/office/word/2010/wordprocessingShape" mc:Ignorable="w14 w15 w16se w16cid w16 w16cex w16sdtdh w16sdtfl w16du wp14">
   <w:endnote w:type="separator" w:id="-1">
     <w:p>
       <w:pPr>
@@ -18965,10 +18357,10 @@
 </file>
 
 <file path=word/footer1.xml><?xml version="1.0" encoding="utf-8"?>
-<w:ftr xmlns:wpc="http://schemas.microsoft.com/office/word/2010/wordprocessingCanvas" xmlns:cx="http://schemas.microsoft.com/office/drawing/2014/chartex" xmlns:cx1="http://schemas.microsoft.com/office/drawing/2015/9/8/chartex" xmlns:cx2="http://schemas.microsoft.com/office/drawing/2015/10/21/chartex" xmlns:cx3="http://schemas.microsoft.com/office/drawing/2016/5/9/chartex" xmlns:cx4="http://schemas.microsoft.com/office/drawing/2016/5/10/chartex" xmlns:cx5="http://schemas.microsoft.com/office/drawing/2016/5/11/chartex" xmlns:cx6="http://schemas.microsoft.com/office/drawing/2016/5/12/chartex" xmlns:cx7="http://schemas.microsoft.com/office/drawing/2016/5/13/chartex" xmlns:cx8="http://schemas.microsoft.com/office/drawing/2016/5/14/chartex" xmlns:mc="http://schemas.openxmlformats.org/markup-compatibility/2006" xmlns:aink="http://schemas.microsoft.com/office/drawing/2016/ink" xmlns:am3d="http://schemas.microsoft.com/office/drawing/2017/model3d" xmlns:o="urn:schemas-microsoft-com:office:office" xmlns:oel="http://schemas.microsoft.com/office/2019/extlst" xmlns:r="http://schemas.openxmlformats.org/officeDocument/2006/relationships" xmlns:m="http://schemas.openxmlformats.org/officeDocument/2006/math" xmlns:v="urn:schemas-microsoft-com:vml" xmlns:wp14="http://schemas.microsoft.com/office/word/2010/wordprocessingDrawing" xmlns:wp="http://schemas.openxmlformats.org/drawingml/2006/wordprocessingDrawing" xmlns:w10="urn:schemas-microsoft-com:office:word" xmlns:w="http://schemas.openxmlformats.org/wordprocessingml/2006/main" xmlns:w14="http://schemas.microsoft.com/office/word/2010/wordml" xmlns:w15="http://schemas.microsoft.com/office/word/2012/wordml" xmlns:w16cex="http://schemas.microsoft.com/office/word/2018/wordml/cex" xmlns:w16cid="http://schemas.microsoft.com/office/word/2016/wordml/cid" xmlns:w16="http://schemas.microsoft.com/office/word/2018/wordml" xmlns:w16du="http://schemas.microsoft.com/office/word/2023/wordml/word16du" xmlns:w16sdtdh="http://schemas.microsoft.com/office/word/2020/wordml/sdtdatahash" xmlns:w16se="http://schemas.microsoft.com/office/word/2015/wordml/symex" xmlns:wpg="http://schemas.microsoft.com/office/word/2010/wordprocessingGroup" xmlns:wpi="http://schemas.microsoft.com/office/word/2010/wordprocessingInk" xmlns:wne="http://schemas.microsoft.com/office/word/2006/wordml" xmlns:wps="http://schemas.microsoft.com/office/word/2010/wordprocessingShape" mc:Ignorable="w14 w15 w16se w16cid w16 w16cex w16sdtdh w16du wp14">
+<w:ftr xmlns:wpc="http://schemas.microsoft.com/office/word/2010/wordprocessingCanvas" xmlns:cx="http://schemas.microsoft.com/office/drawing/2014/chartex" xmlns:cx1="http://schemas.microsoft.com/office/drawing/2015/9/8/chartex" xmlns:cx2="http://schemas.microsoft.com/office/drawing/2015/10/21/chartex" xmlns:cx3="http://schemas.microsoft.com/office/drawing/2016/5/9/chartex" xmlns:cx4="http://schemas.microsoft.com/office/drawing/2016/5/10/chartex" xmlns:cx5="http://schemas.microsoft.com/office/drawing/2016/5/11/chartex" xmlns:cx6="http://schemas.microsoft.com/office/drawing/2016/5/12/chartex" xmlns:cx7="http://schemas.microsoft.com/office/drawing/2016/5/13/chartex" xmlns:cx8="http://schemas.microsoft.com/office/drawing/2016/5/14/chartex" xmlns:mc="http://schemas.openxmlformats.org/markup-compatibility/2006" xmlns:aink="http://schemas.microsoft.com/office/drawing/2016/ink" xmlns:am3d="http://schemas.microsoft.com/office/drawing/2017/model3d" xmlns:o="urn:schemas-microsoft-com:office:office" xmlns:oel="http://schemas.microsoft.com/office/2019/extlst" xmlns:r="http://schemas.openxmlformats.org/officeDocument/2006/relationships" xmlns:m="http://schemas.openxmlformats.org/officeDocument/2006/math" xmlns:v="urn:schemas-microsoft-com:vml" xmlns:wp14="http://schemas.microsoft.com/office/word/2010/wordprocessingDrawing" xmlns:wp="http://schemas.openxmlformats.org/drawingml/2006/wordprocessingDrawing" xmlns:w10="urn:schemas-microsoft-com:office:word" xmlns:w="http://schemas.openxmlformats.org/wordprocessingml/2006/main" xmlns:w14="http://schemas.microsoft.com/office/word/2010/wordml" xmlns:w15="http://schemas.microsoft.com/office/word/2012/wordml" xmlns:w16cex="http://schemas.microsoft.com/office/word/2018/wordml/cex" xmlns:w16cid="http://schemas.microsoft.com/office/word/2016/wordml/cid" xmlns:w16="http://schemas.microsoft.com/office/word/2018/wordml" xmlns:w16du="http://schemas.microsoft.com/office/word/2023/wordml/word16du" xmlns:w16sdtdh="http://schemas.microsoft.com/office/word/2020/wordml/sdtdatahash" xmlns:w16sdtfl="http://schemas.microsoft.com/office/word/2024/wordml/sdtformatlock" xmlns:w16se="http://schemas.microsoft.com/office/word/2015/wordml/symex" xmlns:wpg="http://schemas.microsoft.com/office/word/2010/wordprocessingGroup" xmlns:wpi="http://schemas.microsoft.com/office/word/2010/wordprocessingInk" xmlns:wne="http://schemas.microsoft.com/office/word/2006/wordml" xmlns:wps="http://schemas.microsoft.com/office/word/2010/wordprocessingShape" mc:Ignorable="w14 w15 w16se w16cid w16 w16cex w16sdtdh w16sdtfl w16du wp14">
   <w:p>
     <w:pPr>
-      <w:pStyle w:val="Footer"/>
+      <w:pStyle w:val="Sidefod"/>
       <w:rPr>
         <w:lang w:val="en-US"/>
       </w:rPr>
@@ -19005,7 +18397,7 @@
 </file>
 
 <file path=word/footer2.xml><?xml version="1.0" encoding="utf-8"?>
-<w:ftr xmlns:wpc="http://schemas.microsoft.com/office/word/2010/wordprocessingCanvas" xmlns:cx="http://schemas.microsoft.com/office/drawing/2014/chartex" xmlns:cx1="http://schemas.microsoft.com/office/drawing/2015/9/8/chartex" xmlns:cx2="http://schemas.microsoft.com/office/drawing/2015/10/21/chartex" xmlns:cx3="http://schemas.microsoft.com/office/drawing/2016/5/9/chartex" xmlns:cx4="http://schemas.microsoft.com/office/drawing/2016/5/10/chartex" xmlns:cx5="http://schemas.microsoft.com/office/drawing/2016/5/11/chartex" xmlns:cx6="http://schemas.microsoft.com/office/drawing/2016/5/12/chartex" xmlns:cx7="http://schemas.microsoft.com/office/drawing/2016/5/13/chartex" xmlns:cx8="http://schemas.microsoft.com/office/drawing/2016/5/14/chartex" xmlns:mc="http://schemas.openxmlformats.org/markup-compatibility/2006" xmlns:aink="http://schemas.microsoft.com/office/drawing/2016/ink" xmlns:am3d="http://schemas.microsoft.com/office/drawing/2017/model3d" xmlns:o="urn:schemas-microsoft-com:office:office" xmlns:oel="http://schemas.microsoft.com/office/2019/extlst" xmlns:r="http://schemas.openxmlformats.org/officeDocument/2006/relationships" xmlns:m="http://schemas.openxmlformats.org/officeDocument/2006/math" xmlns:v="urn:schemas-microsoft-com:vml" xmlns:wp14="http://schemas.microsoft.com/office/word/2010/wordprocessingDrawing" xmlns:wp="http://schemas.openxmlformats.org/drawingml/2006/wordprocessingDrawing" xmlns:w10="urn:schemas-microsoft-com:office:word" xmlns:w="http://schemas.openxmlformats.org/wordprocessingml/2006/main" xmlns:w14="http://schemas.microsoft.com/office/word/2010/wordml" xmlns:w15="http://schemas.microsoft.com/office/word/2012/wordml" xmlns:w16cex="http://schemas.microsoft.com/office/word/2018/wordml/cex" xmlns:w16cid="http://schemas.microsoft.com/office/word/2016/wordml/cid" xmlns:w16="http://schemas.microsoft.com/office/word/2018/wordml" xmlns:w16du="http://schemas.microsoft.com/office/word/2023/wordml/word16du" xmlns:w16sdtdh="http://schemas.microsoft.com/office/word/2020/wordml/sdtdatahash" xmlns:w16se="http://schemas.microsoft.com/office/word/2015/wordml/symex" xmlns:wpg="http://schemas.microsoft.com/office/word/2010/wordprocessingGroup" xmlns:wpi="http://schemas.microsoft.com/office/word/2010/wordprocessingInk" xmlns:wne="http://schemas.microsoft.com/office/word/2006/wordml" xmlns:wps="http://schemas.microsoft.com/office/word/2010/wordprocessingShape" mc:Ignorable="w14 w15 w16se w16cid w16 w16cex w16sdtdh w16du wp14">
+<w:ftr xmlns:wpc="http://schemas.microsoft.com/office/word/2010/wordprocessingCanvas" xmlns:cx="http://schemas.microsoft.com/office/drawing/2014/chartex" xmlns:cx1="http://schemas.microsoft.com/office/drawing/2015/9/8/chartex" xmlns:cx2="http://schemas.microsoft.com/office/drawing/2015/10/21/chartex" xmlns:cx3="http://schemas.microsoft.com/office/drawing/2016/5/9/chartex" xmlns:cx4="http://schemas.microsoft.com/office/drawing/2016/5/10/chartex" xmlns:cx5="http://schemas.microsoft.com/office/drawing/2016/5/11/chartex" xmlns:cx6="http://schemas.microsoft.com/office/drawing/2016/5/12/chartex" xmlns:cx7="http://schemas.microsoft.com/office/drawing/2016/5/13/chartex" xmlns:cx8="http://schemas.microsoft.com/office/drawing/2016/5/14/chartex" xmlns:mc="http://schemas.openxmlformats.org/markup-compatibility/2006" xmlns:aink="http://schemas.microsoft.com/office/drawing/2016/ink" xmlns:am3d="http://schemas.microsoft.com/office/drawing/2017/model3d" xmlns:o="urn:schemas-microsoft-com:office:office" xmlns:oel="http://schemas.microsoft.com/office/2019/extlst" xmlns:r="http://schemas.openxmlformats.org/officeDocument/2006/relationships" xmlns:m="http://schemas.openxmlformats.org/officeDocument/2006/math" xmlns:v="urn:schemas-microsoft-com:vml" xmlns:wp14="http://schemas.microsoft.com/office/word/2010/wordprocessingDrawing" xmlns:wp="http://schemas.openxmlformats.org/drawingml/2006/wordprocessingDrawing" xmlns:w10="urn:schemas-microsoft-com:office:word" xmlns:w="http://schemas.openxmlformats.org/wordprocessingml/2006/main" xmlns:w14="http://schemas.microsoft.com/office/word/2010/wordml" xmlns:w15="http://schemas.microsoft.com/office/word/2012/wordml" xmlns:w16cex="http://schemas.microsoft.com/office/word/2018/wordml/cex" xmlns:w16cid="http://schemas.microsoft.com/office/word/2016/wordml/cid" xmlns:w16="http://schemas.microsoft.com/office/word/2018/wordml" xmlns:w16du="http://schemas.microsoft.com/office/word/2023/wordml/word16du" xmlns:w16sdtdh="http://schemas.microsoft.com/office/word/2020/wordml/sdtdatahash" xmlns:w16sdtfl="http://schemas.microsoft.com/office/word/2024/wordml/sdtformatlock" xmlns:w16se="http://schemas.microsoft.com/office/word/2015/wordml/symex" xmlns:wpg="http://schemas.microsoft.com/office/word/2010/wordprocessingGroup" xmlns:wpi="http://schemas.microsoft.com/office/word/2010/wordprocessingInk" xmlns:wne="http://schemas.microsoft.com/office/word/2006/wordml" xmlns:wps="http://schemas.microsoft.com/office/word/2010/wordprocessingShape" mc:Ignorable="w14 w15 w16se w16cid w16 w16cex w16sdtdh w16sdtfl w16du wp14">
   <w:sdt>
     <w:sdtPr>
       <w:id w:val="951441489"/>
@@ -19014,6 +18406,7 @@
         <w:docPartUnique/>
       </w:docPartObj>
     </w:sdtPr>
+    <w:sdtEndPr/>
     <w:sdtContent>
       <w:sdt>
         <w:sdtPr>
@@ -19023,10 +18416,11 @@
             <w:docPartUnique/>
           </w:docPartObj>
         </w:sdtPr>
+        <w:sdtEndPr/>
         <w:sdtContent>
           <w:p>
             <w:pPr>
-              <w:pStyle w:val="Footer"/>
+              <w:pStyle w:val="Sidefod"/>
               <w:jc w:val="right"/>
               <w:rPr>
                 <w:lang w:val="en-US"/>
@@ -19155,7 +18549,7 @@
   </w:sdt>
   <w:p>
     <w:pPr>
-      <w:pStyle w:val="Footer"/>
+      <w:pStyle w:val="Sidefod"/>
       <w:rPr>
         <w:lang w:val="en-US"/>
       </w:rPr>
@@ -19164,13 +18558,7 @@
       <w:rPr>
         <w:lang w:val="en-US"/>
       </w:rPr>
-      <w:t>Test protocol for receiving a DK MedCom Acknowledgement 2.0.</w:t>
-    </w:r>
-    <w:r>
-      <w:rPr>
-        <w:lang w:val="en-US"/>
-      </w:rPr>
-      <w:t>1</w:t>
+      <w:t>Test protocol for receiving a DK MedCom Acknowledgement 2.0</w:t>
     </w:r>
     <w:r>
       <w:rPr>
@@ -19189,7 +18577,7 @@
 </file>
 
 <file path=word/footnotes.xml><?xml version="1.0" encoding="utf-8"?>
-<w:footnotes xmlns:wpc="http://schemas.microsoft.com/office/word/2010/wordprocessingCanvas" xmlns:cx="http://schemas.microsoft.com/office/drawing/2014/chartex" xmlns:cx1="http://schemas.microsoft.com/office/drawing/2015/9/8/chartex" xmlns:cx2="http://schemas.microsoft.com/office/drawing/2015/10/21/chartex" xmlns:cx3="http://schemas.microsoft.com/office/drawing/2016/5/9/chartex" xmlns:cx4="http://schemas.microsoft.com/office/drawing/2016/5/10/chartex" xmlns:cx5="http://schemas.microsoft.com/office/drawing/2016/5/11/chartex" xmlns:cx6="http://schemas.microsoft.com/office/drawing/2016/5/12/chartex" xmlns:cx7="http://schemas.microsoft.com/office/drawing/2016/5/13/chartex" xmlns:cx8="http://schemas.microsoft.com/office/drawing/2016/5/14/chartex" xmlns:mc="http://schemas.openxmlformats.org/markup-compatibility/2006" xmlns:aink="http://schemas.microsoft.com/office/drawing/2016/ink" xmlns:am3d="http://schemas.microsoft.com/office/drawing/2017/model3d" xmlns:o="urn:schemas-microsoft-com:office:office" xmlns:oel="http://schemas.microsoft.com/office/2019/extlst" xmlns:r="http://schemas.openxmlformats.org/officeDocument/2006/relationships" xmlns:m="http://schemas.openxmlformats.org/officeDocument/2006/math" xmlns:v="urn:schemas-microsoft-com:vml" xmlns:wp14="http://schemas.microsoft.com/office/word/2010/wordprocessingDrawing" xmlns:wp="http://schemas.openxmlformats.org/drawingml/2006/wordprocessingDrawing" xmlns:w10="urn:schemas-microsoft-com:office:word" xmlns:w="http://schemas.openxmlformats.org/wordprocessingml/2006/main" xmlns:w14="http://schemas.microsoft.com/office/word/2010/wordml" xmlns:w15="http://schemas.microsoft.com/office/word/2012/wordml" xmlns:w16cex="http://schemas.microsoft.com/office/word/2018/wordml/cex" xmlns:w16cid="http://schemas.microsoft.com/office/word/2016/wordml/cid" xmlns:w16="http://schemas.microsoft.com/office/word/2018/wordml" xmlns:w16du="http://schemas.microsoft.com/office/word/2023/wordml/word16du" xmlns:w16sdtdh="http://schemas.microsoft.com/office/word/2020/wordml/sdtdatahash" xmlns:w16se="http://schemas.microsoft.com/office/word/2015/wordml/symex" xmlns:wpg="http://schemas.microsoft.com/office/word/2010/wordprocessingGroup" xmlns:wpi="http://schemas.microsoft.com/office/word/2010/wordprocessingInk" xmlns:wne="http://schemas.microsoft.com/office/word/2006/wordml" xmlns:wps="http://schemas.microsoft.com/office/word/2010/wordprocessingShape" mc:Ignorable="w14 w15 w16se w16cid w16 w16cex w16sdtdh w16du wp14">
+<w:footnotes xmlns:wpc="http://schemas.microsoft.com/office/word/2010/wordprocessingCanvas" xmlns:cx="http://schemas.microsoft.com/office/drawing/2014/chartex" xmlns:cx1="http://schemas.microsoft.com/office/drawing/2015/9/8/chartex" xmlns:cx2="http://schemas.microsoft.com/office/drawing/2015/10/21/chartex" xmlns:cx3="http://schemas.microsoft.com/office/drawing/2016/5/9/chartex" xmlns:cx4="http://schemas.microsoft.com/office/drawing/2016/5/10/chartex" xmlns:cx5="http://schemas.microsoft.com/office/drawing/2016/5/11/chartex" xmlns:cx6="http://schemas.microsoft.com/office/drawing/2016/5/12/chartex" xmlns:cx7="http://schemas.microsoft.com/office/drawing/2016/5/13/chartex" xmlns:cx8="http://schemas.microsoft.com/office/drawing/2016/5/14/chartex" xmlns:mc="http://schemas.openxmlformats.org/markup-compatibility/2006" xmlns:aink="http://schemas.microsoft.com/office/drawing/2016/ink" xmlns:am3d="http://schemas.microsoft.com/office/drawing/2017/model3d" xmlns:o="urn:schemas-microsoft-com:office:office" xmlns:oel="http://schemas.microsoft.com/office/2019/extlst" xmlns:r="http://schemas.openxmlformats.org/officeDocument/2006/relationships" xmlns:m="http://schemas.openxmlformats.org/officeDocument/2006/math" xmlns:v="urn:schemas-microsoft-com:vml" xmlns:wp14="http://schemas.microsoft.com/office/word/2010/wordprocessingDrawing" xmlns:wp="http://schemas.openxmlformats.org/drawingml/2006/wordprocessingDrawing" xmlns:w10="urn:schemas-microsoft-com:office:word" xmlns:w="http://schemas.openxmlformats.org/wordprocessingml/2006/main" xmlns:w14="http://schemas.microsoft.com/office/word/2010/wordml" xmlns:w15="http://schemas.microsoft.com/office/word/2012/wordml" xmlns:w16cex="http://schemas.microsoft.com/office/word/2018/wordml/cex" xmlns:w16cid="http://schemas.microsoft.com/office/word/2016/wordml/cid" xmlns:w16="http://schemas.microsoft.com/office/word/2018/wordml" xmlns:w16du="http://schemas.microsoft.com/office/word/2023/wordml/word16du" xmlns:w16sdtdh="http://schemas.microsoft.com/office/word/2020/wordml/sdtdatahash" xmlns:w16sdtfl="http://schemas.microsoft.com/office/word/2024/wordml/sdtformatlock" xmlns:w16se="http://schemas.microsoft.com/office/word/2015/wordml/symex" xmlns:wpg="http://schemas.microsoft.com/office/word/2010/wordprocessingGroup" xmlns:wpi="http://schemas.microsoft.com/office/word/2010/wordprocessingInk" xmlns:wne="http://schemas.microsoft.com/office/word/2006/wordml" xmlns:wps="http://schemas.microsoft.com/office/word/2010/wordprocessingShape" mc:Ignorable="w14 w15 w16se w16cid w16 w16cex w16sdtdh w16sdtfl w16du wp14">
   <w:footnote w:type="separator" w:id="-1">
     <w:p>
       <w:pPr>
@@ -19220,14 +18608,14 @@
   <w:footnote w:id="2">
     <w:p>
       <w:pPr>
-        <w:pStyle w:val="FootnoteText"/>
+        <w:pStyle w:val="Fodnotetekst"/>
         <w:rPr>
           <w:lang w:val="en-US"/>
         </w:rPr>
       </w:pPr>
       <w:r>
         <w:rPr>
-          <w:rStyle w:val="FootnoteReference"/>
+          <w:rStyle w:val="Fodnotehenvisning"/>
         </w:rPr>
         <w:footnoteRef/>
       </w:r>
@@ -19268,15 +18656,15 @@
 </file>
 
 <file path=word/header1.xml><?xml version="1.0" encoding="utf-8"?>
-<w:hdr xmlns:wpc="http://schemas.microsoft.com/office/word/2010/wordprocessingCanvas" xmlns:cx="http://schemas.microsoft.com/office/drawing/2014/chartex" xmlns:cx1="http://schemas.microsoft.com/office/drawing/2015/9/8/chartex" xmlns:cx2="http://schemas.microsoft.com/office/drawing/2015/10/21/chartex" xmlns:cx3="http://schemas.microsoft.com/office/drawing/2016/5/9/chartex" xmlns:cx4="http://schemas.microsoft.com/office/drawing/2016/5/10/chartex" xmlns:cx5="http://schemas.microsoft.com/office/drawing/2016/5/11/chartex" xmlns:cx6="http://schemas.microsoft.com/office/drawing/2016/5/12/chartex" xmlns:cx7="http://schemas.microsoft.com/office/drawing/2016/5/13/chartex" xmlns:cx8="http://schemas.microsoft.com/office/drawing/2016/5/14/chartex" xmlns:mc="http://schemas.openxmlformats.org/markup-compatibility/2006" xmlns:aink="http://schemas.microsoft.com/office/drawing/2016/ink" xmlns:am3d="http://schemas.microsoft.com/office/drawing/2017/model3d" xmlns:o="urn:schemas-microsoft-com:office:office" xmlns:oel="http://schemas.microsoft.com/office/2019/extlst" xmlns:r="http://schemas.openxmlformats.org/officeDocument/2006/relationships" xmlns:m="http://schemas.openxmlformats.org/officeDocument/2006/math" xmlns:v="urn:schemas-microsoft-com:vml" xmlns:wp14="http://schemas.microsoft.com/office/word/2010/wordprocessingDrawing" xmlns:wp="http://schemas.openxmlformats.org/drawingml/2006/wordprocessingDrawing" xmlns:w10="urn:schemas-microsoft-com:office:word" xmlns:w="http://schemas.openxmlformats.org/wordprocessingml/2006/main" xmlns:w14="http://schemas.microsoft.com/office/word/2010/wordml" xmlns:w15="http://schemas.microsoft.com/office/word/2012/wordml" xmlns:w16cex="http://schemas.microsoft.com/office/word/2018/wordml/cex" xmlns:w16cid="http://schemas.microsoft.com/office/word/2016/wordml/cid" xmlns:w16="http://schemas.microsoft.com/office/word/2018/wordml" xmlns:w16du="http://schemas.microsoft.com/office/word/2023/wordml/word16du" xmlns:w16sdtdh="http://schemas.microsoft.com/office/word/2020/wordml/sdtdatahash" xmlns:w16se="http://schemas.microsoft.com/office/word/2015/wordml/symex" xmlns:wpg="http://schemas.microsoft.com/office/word/2010/wordprocessingGroup" xmlns:wpi="http://schemas.microsoft.com/office/word/2010/wordprocessingInk" xmlns:wne="http://schemas.microsoft.com/office/word/2006/wordml" xmlns:wps="http://schemas.microsoft.com/office/word/2010/wordprocessingShape" mc:Ignorable="w14 w15 w16se w16cid w16 w16cex w16sdtdh w16du wp14">
+<w:hdr xmlns:wpc="http://schemas.microsoft.com/office/word/2010/wordprocessingCanvas" xmlns:cx="http://schemas.microsoft.com/office/drawing/2014/chartex" xmlns:cx1="http://schemas.microsoft.com/office/drawing/2015/9/8/chartex" xmlns:cx2="http://schemas.microsoft.com/office/drawing/2015/10/21/chartex" xmlns:cx3="http://schemas.microsoft.com/office/drawing/2016/5/9/chartex" xmlns:cx4="http://schemas.microsoft.com/office/drawing/2016/5/10/chartex" xmlns:cx5="http://schemas.microsoft.com/office/drawing/2016/5/11/chartex" xmlns:cx6="http://schemas.microsoft.com/office/drawing/2016/5/12/chartex" xmlns:cx7="http://schemas.microsoft.com/office/drawing/2016/5/13/chartex" xmlns:cx8="http://schemas.microsoft.com/office/drawing/2016/5/14/chartex" xmlns:mc="http://schemas.openxmlformats.org/markup-compatibility/2006" xmlns:aink="http://schemas.microsoft.com/office/drawing/2016/ink" xmlns:am3d="http://schemas.microsoft.com/office/drawing/2017/model3d" xmlns:o="urn:schemas-microsoft-com:office:office" xmlns:oel="http://schemas.microsoft.com/office/2019/extlst" xmlns:r="http://schemas.openxmlformats.org/officeDocument/2006/relationships" xmlns:m="http://schemas.openxmlformats.org/officeDocument/2006/math" xmlns:v="urn:schemas-microsoft-com:vml" xmlns:wp14="http://schemas.microsoft.com/office/word/2010/wordprocessingDrawing" xmlns:wp="http://schemas.openxmlformats.org/drawingml/2006/wordprocessingDrawing" xmlns:w10="urn:schemas-microsoft-com:office:word" xmlns:w="http://schemas.openxmlformats.org/wordprocessingml/2006/main" xmlns:w14="http://schemas.microsoft.com/office/word/2010/wordml" xmlns:w15="http://schemas.microsoft.com/office/word/2012/wordml" xmlns:w16cex="http://schemas.microsoft.com/office/word/2018/wordml/cex" xmlns:w16cid="http://schemas.microsoft.com/office/word/2016/wordml/cid" xmlns:w16="http://schemas.microsoft.com/office/word/2018/wordml" xmlns:w16du="http://schemas.microsoft.com/office/word/2023/wordml/word16du" xmlns:w16sdtdh="http://schemas.microsoft.com/office/word/2020/wordml/sdtdatahash" xmlns:w16sdtfl="http://schemas.microsoft.com/office/word/2024/wordml/sdtformatlock" xmlns:w16se="http://schemas.microsoft.com/office/word/2015/wordml/symex" xmlns:wpg="http://schemas.microsoft.com/office/word/2010/wordprocessingGroup" xmlns:wpi="http://schemas.microsoft.com/office/word/2010/wordprocessingInk" xmlns:wne="http://schemas.microsoft.com/office/word/2006/wordml" xmlns:wps="http://schemas.microsoft.com/office/word/2010/wordprocessingShape" mc:Ignorable="w14 w15 w16se w16cid w16 w16cex w16sdtdh w16sdtfl w16du wp14">
   <w:p>
     <w:pPr>
-      <w:pStyle w:val="Header"/>
+      <w:pStyle w:val="Sidehoved"/>
     </w:pPr>
   </w:p>
   <w:tbl>
     <w:tblPr>
-      <w:tblStyle w:val="TableGrid"/>
+      <w:tblStyle w:val="Tabel-Gitter"/>
       <w:tblW w:w="5000" w:type="pct"/>
       <w:tblLook w:val="04A0" w:firstRow="1" w:lastRow="0" w:firstColumn="1" w:lastColumn="0" w:noHBand="0" w:noVBand="1"/>
     </w:tblPr>
@@ -19296,7 +18684,7 @@
         </w:tcPr>
         <w:p>
           <w:pPr>
-            <w:pStyle w:val="Header"/>
+            <w:pStyle w:val="Sidehoved"/>
           </w:pPr>
           <w:r>
             <w:rPr>
@@ -19348,14 +18736,13 @@
         </w:tcPr>
         <w:p>
           <w:pPr>
-            <w:pStyle w:val="Header"/>
+            <w:pStyle w:val="Sidehoved"/>
             <w:rPr>
               <w:b/>
               <w:sz w:val="16"/>
               <w:szCs w:val="16"/>
             </w:rPr>
           </w:pPr>
-          <w:proofErr w:type="gramStart"/>
           <w:r>
             <w:rPr>
               <w:b/>
@@ -19372,7 +18759,6 @@
             </w:rPr>
             <w:t>and</w:t>
           </w:r>
-          <w:proofErr w:type="gramEnd"/>
           <w:r>
             <w:rPr>
               <w:b/>
@@ -19408,7 +18794,7 @@
         </w:tcPr>
         <w:p>
           <w:pPr>
-            <w:pStyle w:val="Header"/>
+            <w:pStyle w:val="Sidehoved"/>
             <w:rPr>
               <w:b/>
               <w:sz w:val="16"/>
@@ -19432,7 +18818,7 @@
         </w:tcPr>
         <w:p>
           <w:pPr>
-            <w:pStyle w:val="Header"/>
+            <w:pStyle w:val="Sidehoved"/>
             <w:rPr>
               <w:b/>
               <w:sz w:val="16"/>
@@ -19458,7 +18844,7 @@
         </w:tcPr>
         <w:p>
           <w:pPr>
-            <w:pStyle w:val="Header"/>
+            <w:pStyle w:val="Sidehoved"/>
             <w:rPr>
               <w:b/>
               <w:sz w:val="16"/>
@@ -19482,7 +18868,7 @@
         </w:tcPr>
         <w:p>
           <w:pPr>
-            <w:pStyle w:val="Header"/>
+            <w:pStyle w:val="Sidehoved"/>
             <w:rPr>
               <w:b/>
               <w:sz w:val="16"/>
@@ -19508,7 +18894,7 @@
         </w:tcPr>
         <w:p>
           <w:pPr>
-            <w:pStyle w:val="Header"/>
+            <w:pStyle w:val="Sidehoved"/>
           </w:pPr>
         </w:p>
       </w:tc>
@@ -19518,7 +18904,7 @@
         </w:tcPr>
         <w:p>
           <w:pPr>
-            <w:pStyle w:val="Header"/>
+            <w:pStyle w:val="Sidehoved"/>
             <w:rPr>
               <w:sz w:val="16"/>
               <w:szCs w:val="16"/>
@@ -19549,7 +18935,7 @@
         </w:tcPr>
         <w:p>
           <w:pPr>
-            <w:pStyle w:val="Header"/>
+            <w:pStyle w:val="Sidehoved"/>
             <w:rPr>
               <w:sz w:val="16"/>
               <w:szCs w:val="16"/>
@@ -19676,7 +19062,7 @@
         </w:tcPr>
         <w:p>
           <w:pPr>
-            <w:pStyle w:val="Header"/>
+            <w:pStyle w:val="Sidehoved"/>
             <w:jc w:val="center"/>
             <w:rPr>
               <w:sz w:val="16"/>
@@ -19698,7 +19084,7 @@
         </w:tcPr>
         <w:p>
           <w:pPr>
-            <w:pStyle w:val="Header"/>
+            <w:pStyle w:val="Sidehoved"/>
             <w:jc w:val="center"/>
             <w:rPr>
               <w:sz w:val="16"/>
@@ -19717,7 +19103,7 @@
               <w:sz w:val="16"/>
               <w:szCs w:val="16"/>
             </w:rPr>
-            <w:t>4</w:t>
+            <w:t>5</w:t>
           </w:r>
         </w:p>
       </w:tc>
@@ -19727,7 +19113,7 @@
         </w:tcPr>
         <w:p>
           <w:pPr>
-            <w:pStyle w:val="Header"/>
+            <w:pStyle w:val="Sidehoved"/>
             <w:jc w:val="right"/>
             <w:rPr>
               <w:sz w:val="16"/>
@@ -19739,14 +19125,7 @@
               <w:sz w:val="16"/>
               <w:szCs w:val="16"/>
             </w:rPr>
-            <w:t>05-12</w:t>
-          </w:r>
-          <w:r>
-            <w:rPr>
-              <w:sz w:val="16"/>
-              <w:szCs w:val="16"/>
-            </w:rPr>
-            <w:t>-24</w:t>
+            <w:t>2026-02-18</w:t>
           </w:r>
         </w:p>
       </w:tc>
@@ -19754,19 +19133,19 @@
   </w:tbl>
   <w:p>
     <w:pPr>
-      <w:pStyle w:val="Header"/>
+      <w:pStyle w:val="Sidehoved"/>
     </w:pPr>
   </w:p>
   <w:p>
     <w:pPr>
-      <w:pStyle w:val="Header"/>
+      <w:pStyle w:val="Sidehoved"/>
     </w:pPr>
   </w:p>
 </w:hdr>
 </file>
 
 <file path=word/numbering.xml><?xml version="1.0" encoding="utf-8"?>
-<w:numbering xmlns:wpc="http://schemas.microsoft.com/office/word/2010/wordprocessingCanvas" xmlns:cx="http://schemas.microsoft.com/office/drawing/2014/chartex" xmlns:cx1="http://schemas.microsoft.com/office/drawing/2015/9/8/chartex" xmlns:cx2="http://schemas.microsoft.com/office/drawing/2015/10/21/chartex" xmlns:cx3="http://schemas.microsoft.com/office/drawing/2016/5/9/chartex" xmlns:cx4="http://schemas.microsoft.com/office/drawing/2016/5/10/chartex" xmlns:cx5="http://schemas.microsoft.com/office/drawing/2016/5/11/chartex" xmlns:cx6="http://schemas.microsoft.com/office/drawing/2016/5/12/chartex" xmlns:cx7="http://schemas.microsoft.com/office/drawing/2016/5/13/chartex" xmlns:cx8="http://schemas.microsoft.com/office/drawing/2016/5/14/chartex" xmlns:mc="http://schemas.openxmlformats.org/markup-compatibility/2006" xmlns:aink="http://schemas.microsoft.com/office/drawing/2016/ink" xmlns:am3d="http://schemas.microsoft.com/office/drawing/2017/model3d" xmlns:o="urn:schemas-microsoft-com:office:office" xmlns:oel="http://schemas.microsoft.com/office/2019/extlst" xmlns:r="http://schemas.openxmlformats.org/officeDocument/2006/relationships" xmlns:m="http://schemas.openxmlformats.org/officeDocument/2006/math" xmlns:v="urn:schemas-microsoft-com:vml" xmlns:wp14="http://schemas.microsoft.com/office/word/2010/wordprocessingDrawing" xmlns:wp="http://schemas.openxmlformats.org/drawingml/2006/wordprocessingDrawing" xmlns:w10="urn:schemas-microsoft-com:office:word" xmlns:w="http://schemas.openxmlformats.org/wordprocessingml/2006/main" xmlns:w14="http://schemas.microsoft.com/office/word/2010/wordml" xmlns:w15="http://schemas.microsoft.com/office/word/2012/wordml" xmlns:w16cex="http://schemas.microsoft.com/office/word/2018/wordml/cex" xmlns:w16cid="http://schemas.microsoft.com/office/word/2016/wordml/cid" xmlns:w16="http://schemas.microsoft.com/office/word/2018/wordml" xmlns:w16du="http://schemas.microsoft.com/office/word/2023/wordml/word16du" xmlns:w16sdtdh="http://schemas.microsoft.com/office/word/2020/wordml/sdtdatahash" xmlns:w16se="http://schemas.microsoft.com/office/word/2015/wordml/symex" xmlns:wpg="http://schemas.microsoft.com/office/word/2010/wordprocessingGroup" xmlns:wpi="http://schemas.microsoft.com/office/word/2010/wordprocessingInk" xmlns:wne="http://schemas.microsoft.com/office/word/2006/wordml" xmlns:wps="http://schemas.microsoft.com/office/word/2010/wordprocessingShape" mc:Ignorable="w14 w15 w16se w16cid w16 w16cex w16sdtdh w16du wp14">
+<w:numbering xmlns:wpc="http://schemas.microsoft.com/office/word/2010/wordprocessingCanvas" xmlns:cx="http://schemas.microsoft.com/office/drawing/2014/chartex" xmlns:cx1="http://schemas.microsoft.com/office/drawing/2015/9/8/chartex" xmlns:cx2="http://schemas.microsoft.com/office/drawing/2015/10/21/chartex" xmlns:cx3="http://schemas.microsoft.com/office/drawing/2016/5/9/chartex" xmlns:cx4="http://schemas.microsoft.com/office/drawing/2016/5/10/chartex" xmlns:cx5="http://schemas.microsoft.com/office/drawing/2016/5/11/chartex" xmlns:cx6="http://schemas.microsoft.com/office/drawing/2016/5/12/chartex" xmlns:cx7="http://schemas.microsoft.com/office/drawing/2016/5/13/chartex" xmlns:cx8="http://schemas.microsoft.com/office/drawing/2016/5/14/chartex" xmlns:mc="http://schemas.openxmlformats.org/markup-compatibility/2006" xmlns:aink="http://schemas.microsoft.com/office/drawing/2016/ink" xmlns:am3d="http://schemas.microsoft.com/office/drawing/2017/model3d" xmlns:o="urn:schemas-microsoft-com:office:office" xmlns:oel="http://schemas.microsoft.com/office/2019/extlst" xmlns:r="http://schemas.openxmlformats.org/officeDocument/2006/relationships" xmlns:m="http://schemas.openxmlformats.org/officeDocument/2006/math" xmlns:v="urn:schemas-microsoft-com:vml" xmlns:wp14="http://schemas.microsoft.com/office/word/2010/wordprocessingDrawing" xmlns:wp="http://schemas.openxmlformats.org/drawingml/2006/wordprocessingDrawing" xmlns:w10="urn:schemas-microsoft-com:office:word" xmlns:w="http://schemas.openxmlformats.org/wordprocessingml/2006/main" xmlns:w14="http://schemas.microsoft.com/office/word/2010/wordml" xmlns:w15="http://schemas.microsoft.com/office/word/2012/wordml" xmlns:w16cex="http://schemas.microsoft.com/office/word/2018/wordml/cex" xmlns:w16cid="http://schemas.microsoft.com/office/word/2016/wordml/cid" xmlns:w16="http://schemas.microsoft.com/office/word/2018/wordml" xmlns:w16du="http://schemas.microsoft.com/office/word/2023/wordml/word16du" xmlns:w16sdtdh="http://schemas.microsoft.com/office/word/2020/wordml/sdtdatahash" xmlns:w16sdtfl="http://schemas.microsoft.com/office/word/2024/wordml/sdtformatlock" xmlns:w16se="http://schemas.microsoft.com/office/word/2015/wordml/symex" xmlns:wpg="http://schemas.microsoft.com/office/word/2010/wordprocessingGroup" xmlns:wpi="http://schemas.microsoft.com/office/word/2010/wordprocessingInk" xmlns:wne="http://schemas.microsoft.com/office/word/2006/wordml" xmlns:wps="http://schemas.microsoft.com/office/word/2010/wordprocessingShape" mc:Ignorable="w14 w15 w16se w16cid w16 w16cex w16sdtdh w16sdtfl w16du wp14">
   <w:abstractNum w:abstractNumId="0" w15:restartNumberingAfterBreak="0">
     <w:nsid w:val="0F3B096C"/>
     <w:multiLevelType w:val="hybridMultilevel"/>
@@ -20395,7 +19774,7 @@
     <w:lvl w:ilvl="0">
       <w:start w:val="1"/>
       <w:numFmt w:val="decimal"/>
-      <w:pStyle w:val="Heading1"/>
+      <w:pStyle w:val="Overskrift1"/>
       <w:lvlText w:val="%1"/>
       <w:lvlJc w:val="left"/>
       <w:pPr>
@@ -20405,7 +19784,7 @@
     <w:lvl w:ilvl="1">
       <w:start w:val="1"/>
       <w:numFmt w:val="decimal"/>
-      <w:pStyle w:val="Heading2"/>
+      <w:pStyle w:val="Overskrift2"/>
       <w:lvlText w:val="%1.%2"/>
       <w:lvlJc w:val="left"/>
       <w:pPr>
@@ -20415,7 +19794,7 @@
     <w:lvl w:ilvl="2">
       <w:start w:val="1"/>
       <w:numFmt w:val="decimal"/>
-      <w:pStyle w:val="Heading3"/>
+      <w:pStyle w:val="Overskrift3"/>
       <w:lvlText w:val="%1.%2.%3"/>
       <w:lvlJc w:val="left"/>
       <w:pPr>
@@ -20804,7 +20183,7 @@
 </file>
 
 <file path=word/styles.xml><?xml version="1.0" encoding="utf-8"?>
-<w:styles xmlns:mc="http://schemas.openxmlformats.org/markup-compatibility/2006" xmlns:r="http://schemas.openxmlformats.org/officeDocument/2006/relationships" xmlns:w="http://schemas.openxmlformats.org/wordprocessingml/2006/main" xmlns:w14="http://schemas.microsoft.com/office/word/2010/wordml" xmlns:w15="http://schemas.microsoft.com/office/word/2012/wordml" xmlns:w16cex="http://schemas.microsoft.com/office/word/2018/wordml/cex" xmlns:w16cid="http://schemas.microsoft.com/office/word/2016/wordml/cid" xmlns:w16="http://schemas.microsoft.com/office/word/2018/wordml" xmlns:w16du="http://schemas.microsoft.com/office/word/2023/wordml/word16du" xmlns:w16sdtdh="http://schemas.microsoft.com/office/word/2020/wordml/sdtdatahash" xmlns:w16se="http://schemas.microsoft.com/office/word/2015/wordml/symex" mc:Ignorable="w14 w15 w16se w16cid w16 w16cex w16sdtdh w16du">
+<w:styles xmlns:mc="http://schemas.openxmlformats.org/markup-compatibility/2006" xmlns:r="http://schemas.openxmlformats.org/officeDocument/2006/relationships" xmlns:w="http://schemas.openxmlformats.org/wordprocessingml/2006/main" xmlns:w14="http://schemas.microsoft.com/office/word/2010/wordml" xmlns:w15="http://schemas.microsoft.com/office/word/2012/wordml" xmlns:w16cex="http://schemas.microsoft.com/office/word/2018/wordml/cex" xmlns:w16cid="http://schemas.microsoft.com/office/word/2016/wordml/cid" xmlns:w16="http://schemas.microsoft.com/office/word/2018/wordml" xmlns:w16du="http://schemas.microsoft.com/office/word/2023/wordml/word16du" xmlns:w16sdtdh="http://schemas.microsoft.com/office/word/2020/wordml/sdtdatahash" xmlns:w16sdtfl="http://schemas.microsoft.com/office/word/2024/wordml/sdtformatlock" xmlns:w16se="http://schemas.microsoft.com/office/word/2015/wordml/symex" mc:Ignorable="w14 w15 w16se w16cid w16 w16cex w16sdtdh w16sdtfl w16du">
   <w:docDefaults>
     <w:rPrDefault>
       <w:rPr>
@@ -21206,12 +20585,12 @@
       <w:rFonts w:ascii="Calibri" w:hAnsi="Calibri"/>
     </w:rPr>
   </w:style>
-  <w:style w:type="paragraph" w:styleId="Heading1">
+  <w:style w:type="paragraph" w:styleId="Overskrift1">
     <w:name w:val="heading 1"/>
     <w:aliases w:val="MedCom: Overskrift 1"/>
     <w:basedOn w:val="Normal"/>
     <w:next w:val="Normal"/>
-    <w:link w:val="Heading1Char"/>
+    <w:link w:val="Overskrift1Tegn"/>
     <w:uiPriority w:val="99"/>
     <w:qFormat/>
     <w:rsid w:val="00275DA9"/>
@@ -21232,12 +20611,12 @@
       <w:szCs w:val="32"/>
     </w:rPr>
   </w:style>
-  <w:style w:type="paragraph" w:styleId="Heading2">
+  <w:style w:type="paragraph" w:styleId="Overskrift2">
     <w:name w:val="heading 2"/>
     <w:aliases w:val="MedCom,MedCom;Overskrift 2,heading 2,Brødtekst typografi"/>
     <w:basedOn w:val="Normal"/>
     <w:next w:val="Normal"/>
-    <w:link w:val="Heading2Char"/>
+    <w:link w:val="Overskrift2Tegn"/>
     <w:unhideWhenUsed/>
     <w:qFormat/>
     <w:rsid w:val="00275DA9"/>
@@ -21258,11 +20637,11 @@
       <w:szCs w:val="26"/>
     </w:rPr>
   </w:style>
-  <w:style w:type="paragraph" w:styleId="Heading3">
+  <w:style w:type="paragraph" w:styleId="Overskrift3">
     <w:name w:val="heading 3"/>
     <w:basedOn w:val="Normal"/>
     <w:next w:val="Normal"/>
-    <w:link w:val="Heading3Char"/>
+    <w:link w:val="Overskrift3Tegn"/>
     <w:unhideWhenUsed/>
     <w:qFormat/>
     <w:rsid w:val="00025436"/>
@@ -21281,11 +20660,11 @@
       <w:szCs w:val="24"/>
     </w:rPr>
   </w:style>
-  <w:style w:type="paragraph" w:styleId="Heading4">
+  <w:style w:type="paragraph" w:styleId="Overskrift4">
     <w:name w:val="heading 4"/>
     <w:basedOn w:val="Normal"/>
     <w:next w:val="Normal"/>
-    <w:link w:val="Heading4Char"/>
+    <w:link w:val="Overskrift4Tegn"/>
     <w:uiPriority w:val="99"/>
     <w:qFormat/>
     <w:rsid w:val="000A2E0E"/>
@@ -21305,11 +20684,11 @@
       <w:szCs w:val="24"/>
     </w:rPr>
   </w:style>
-  <w:style w:type="paragraph" w:styleId="Heading5">
+  <w:style w:type="paragraph" w:styleId="Overskrift5">
     <w:name w:val="heading 5"/>
     <w:basedOn w:val="Normal"/>
     <w:next w:val="Normal"/>
-    <w:link w:val="Heading5Char"/>
+    <w:link w:val="Overskrift5Tegn"/>
     <w:uiPriority w:val="99"/>
     <w:qFormat/>
     <w:rsid w:val="000A2E0E"/>
@@ -21328,11 +20707,11 @@
       <w:szCs w:val="26"/>
     </w:rPr>
   </w:style>
-  <w:style w:type="paragraph" w:styleId="Heading6">
+  <w:style w:type="paragraph" w:styleId="Overskrift6">
     <w:name w:val="heading 6"/>
     <w:basedOn w:val="Normal"/>
     <w:next w:val="Normal"/>
-    <w:link w:val="Heading6Char"/>
+    <w:link w:val="Overskrift6Tegn"/>
     <w:uiPriority w:val="99"/>
     <w:qFormat/>
     <w:rsid w:val="000A2E0E"/>
@@ -21347,11 +20726,11 @@
       <w:bCs/>
     </w:rPr>
   </w:style>
-  <w:style w:type="paragraph" w:styleId="Heading7">
+  <w:style w:type="paragraph" w:styleId="Overskrift7">
     <w:name w:val="heading 7"/>
     <w:basedOn w:val="Normal"/>
     <w:next w:val="Normal"/>
-    <w:link w:val="Heading7Char"/>
+    <w:link w:val="Overskrift7Tegn"/>
     <w:uiPriority w:val="99"/>
     <w:qFormat/>
     <w:rsid w:val="000A2E0E"/>
@@ -21365,11 +20744,11 @@
       <w:szCs w:val="24"/>
     </w:rPr>
   </w:style>
-  <w:style w:type="paragraph" w:styleId="Heading8">
+  <w:style w:type="paragraph" w:styleId="Overskrift8">
     <w:name w:val="heading 8"/>
     <w:basedOn w:val="Normal"/>
     <w:next w:val="Normal"/>
-    <w:link w:val="Heading8Char"/>
+    <w:link w:val="Overskrift8Tegn"/>
     <w:uiPriority w:val="99"/>
     <w:qFormat/>
     <w:rsid w:val="000A2E0E"/>
@@ -21385,11 +20764,11 @@
       <w:szCs w:val="24"/>
     </w:rPr>
   </w:style>
-  <w:style w:type="paragraph" w:styleId="Heading9">
+  <w:style w:type="paragraph" w:styleId="Overskrift9">
     <w:name w:val="heading 9"/>
     <w:basedOn w:val="Normal"/>
     <w:next w:val="Normal"/>
-    <w:link w:val="Heading9Char"/>
+    <w:link w:val="Overskrift9Tegn"/>
     <w:uiPriority w:val="99"/>
     <w:qFormat/>
     <w:rsid w:val="000A2E0E"/>
@@ -21402,13 +20781,13 @@
       <w:rFonts w:ascii="Arial" w:eastAsia="Times New Roman" w:hAnsi="Arial" w:cs="Arial"/>
     </w:rPr>
   </w:style>
-  <w:style w:type="character" w:default="1" w:styleId="DefaultParagraphFont">
+  <w:style w:type="character" w:default="1" w:styleId="Standardskrifttypeiafsnit">
     <w:name w:val="Default Paragraph Font"/>
     <w:uiPriority w:val="1"/>
     <w:semiHidden/>
     <w:unhideWhenUsed/>
   </w:style>
-  <w:style w:type="table" w:default="1" w:styleId="TableNormal">
+  <w:style w:type="table" w:default="1" w:styleId="Tabel-Normal">
     <w:name w:val="Normal Table"/>
     <w:uiPriority w:val="99"/>
     <w:semiHidden/>
@@ -21423,17 +20802,17 @@
       </w:tblCellMar>
     </w:tblPr>
   </w:style>
-  <w:style w:type="numbering" w:default="1" w:styleId="NoList">
+  <w:style w:type="numbering" w:default="1" w:styleId="Ingenoversigt">
     <w:name w:val="No List"/>
     <w:uiPriority w:val="99"/>
     <w:semiHidden/>
     <w:unhideWhenUsed/>
   </w:style>
-  <w:style w:type="character" w:customStyle="1" w:styleId="Heading1Char">
-    <w:name w:val="Heading 1 Char"/>
-    <w:aliases w:val="MedCom: Overskrift 1 Char"/>
-    <w:basedOn w:val="DefaultParagraphFont"/>
-    <w:link w:val="Heading1"/>
+  <w:style w:type="character" w:customStyle="1" w:styleId="Overskrift1Tegn">
+    <w:name w:val="Overskrift 1 Tegn"/>
+    <w:aliases w:val="MedCom: Overskrift 1 Tegn"/>
+    <w:basedOn w:val="Standardskrifttypeiafsnit"/>
+    <w:link w:val="Overskrift1"/>
     <w:uiPriority w:val="99"/>
     <w:rsid w:val="00275DA9"/>
     <w:rPr>
@@ -21443,11 +20822,11 @@
       <w:szCs w:val="32"/>
     </w:rPr>
   </w:style>
-  <w:style w:type="character" w:customStyle="1" w:styleId="Heading2Char">
-    <w:name w:val="Heading 2 Char"/>
-    <w:aliases w:val="MedCom Char,MedCom.Overskrift 2 Char,heading 2 Char,Brødtekst typografi Char"/>
-    <w:basedOn w:val="DefaultParagraphFont"/>
-    <w:link w:val="Heading2"/>
+  <w:style w:type="character" w:customStyle="1" w:styleId="Overskrift2Tegn">
+    <w:name w:val="Overskrift 2 Tegn"/>
+    <w:aliases w:val="MedCom Tegn,MedCom;Overskrift 2 Tegn,heading 2 Tegn,Brødtekst typografi Tegn"/>
+    <w:basedOn w:val="Standardskrifttypeiafsnit"/>
+    <w:link w:val="Overskrift2"/>
     <w:rsid w:val="00080AFC"/>
     <w:rPr>
       <w:rFonts w:ascii="Calibri" w:eastAsiaTheme="majorEastAsia" w:hAnsi="Calibri" w:cstheme="majorBidi"/>
@@ -21456,20 +20835,20 @@
       <w:szCs w:val="26"/>
     </w:rPr>
   </w:style>
-  <w:style w:type="character" w:customStyle="1" w:styleId="Heading3Char">
-    <w:name w:val="Heading 3 Char"/>
-    <w:basedOn w:val="DefaultParagraphFont"/>
-    <w:link w:val="Heading3"/>
+  <w:style w:type="character" w:customStyle="1" w:styleId="Overskrift3Tegn">
+    <w:name w:val="Overskrift 3 Tegn"/>
+    <w:basedOn w:val="Standardskrifttypeiafsnit"/>
+    <w:link w:val="Overskrift3"/>
     <w:rsid w:val="00025436"/>
     <w:rPr>
       <w:rFonts w:ascii="Calibri" w:eastAsiaTheme="majorEastAsia" w:hAnsi="Calibri" w:cstheme="majorBidi"/>
       <w:szCs w:val="24"/>
     </w:rPr>
   </w:style>
-  <w:style w:type="paragraph" w:styleId="Header">
+  <w:style w:type="paragraph" w:styleId="Sidehoved">
     <w:name w:val="header"/>
     <w:basedOn w:val="Normal"/>
-    <w:link w:val="HeaderChar"/>
+    <w:link w:val="SidehovedTegn"/>
     <w:uiPriority w:val="99"/>
     <w:unhideWhenUsed/>
     <w:rsid w:val="006A3717"/>
@@ -21481,20 +20860,20 @@
       <w:spacing w:after="0" w:line="240" w:lineRule="auto"/>
     </w:pPr>
   </w:style>
-  <w:style w:type="character" w:customStyle="1" w:styleId="HeaderChar">
-    <w:name w:val="Header Char"/>
-    <w:basedOn w:val="DefaultParagraphFont"/>
-    <w:link w:val="Header"/>
+  <w:style w:type="character" w:customStyle="1" w:styleId="SidehovedTegn">
+    <w:name w:val="Sidehoved Tegn"/>
+    <w:basedOn w:val="Standardskrifttypeiafsnit"/>
+    <w:link w:val="Sidehoved"/>
     <w:uiPriority w:val="99"/>
     <w:rsid w:val="006A3717"/>
     <w:rPr>
       <w:rFonts w:ascii="Calibri" w:hAnsi="Calibri"/>
     </w:rPr>
   </w:style>
-  <w:style w:type="paragraph" w:styleId="Footer">
+  <w:style w:type="paragraph" w:styleId="Sidefod">
     <w:name w:val="footer"/>
     <w:basedOn w:val="Normal"/>
-    <w:link w:val="FooterChar"/>
+    <w:link w:val="SidefodTegn"/>
     <w:uiPriority w:val="99"/>
     <w:unhideWhenUsed/>
     <w:rsid w:val="006A3717"/>
@@ -21506,19 +20885,19 @@
       <w:spacing w:after="0" w:line="240" w:lineRule="auto"/>
     </w:pPr>
   </w:style>
-  <w:style w:type="character" w:customStyle="1" w:styleId="FooterChar">
-    <w:name w:val="Footer Char"/>
-    <w:basedOn w:val="DefaultParagraphFont"/>
-    <w:link w:val="Footer"/>
+  <w:style w:type="character" w:customStyle="1" w:styleId="SidefodTegn">
+    <w:name w:val="Sidefod Tegn"/>
+    <w:basedOn w:val="Standardskrifttypeiafsnit"/>
+    <w:link w:val="Sidefod"/>
     <w:uiPriority w:val="99"/>
     <w:rsid w:val="006A3717"/>
     <w:rPr>
       <w:rFonts w:ascii="Calibri" w:hAnsi="Calibri"/>
     </w:rPr>
   </w:style>
-  <w:style w:type="table" w:styleId="TableGrid">
+  <w:style w:type="table" w:styleId="Tabel-Gitter">
     <w:name w:val="Table Grid"/>
-    <w:basedOn w:val="TableNormal"/>
+    <w:basedOn w:val="Tabel-Normal"/>
     <w:uiPriority w:val="59"/>
     <w:rsid w:val="006A3717"/>
     <w:pPr>
@@ -21540,9 +20919,9 @@
       </w:tblBorders>
     </w:tblPr>
   </w:style>
-  <w:style w:type="character" w:styleId="CommentReference">
+  <w:style w:type="character" w:styleId="Kommentarhenvisning">
     <w:name w:val="annotation reference"/>
-    <w:basedOn w:val="DefaultParagraphFont"/>
+    <w:basedOn w:val="Standardskrifttypeiafsnit"/>
     <w:uiPriority w:val="99"/>
     <w:unhideWhenUsed/>
     <w:rsid w:val="006A3717"/>
@@ -21551,10 +20930,10 @@
       <w:szCs w:val="16"/>
     </w:rPr>
   </w:style>
-  <w:style w:type="paragraph" w:styleId="CommentText">
+  <w:style w:type="paragraph" w:styleId="Kommentartekst">
     <w:name w:val="annotation text"/>
     <w:basedOn w:val="Normal"/>
-    <w:link w:val="CommentTextChar"/>
+    <w:link w:val="KommentartekstTegn"/>
     <w:uiPriority w:val="99"/>
     <w:unhideWhenUsed/>
     <w:rsid w:val="006A3717"/>
@@ -21567,10 +20946,10 @@
       <w:szCs w:val="20"/>
     </w:rPr>
   </w:style>
-  <w:style w:type="character" w:customStyle="1" w:styleId="CommentTextChar">
-    <w:name w:val="Comment Text Char"/>
-    <w:basedOn w:val="DefaultParagraphFont"/>
-    <w:link w:val="CommentText"/>
+  <w:style w:type="character" w:customStyle="1" w:styleId="KommentartekstTegn">
+    <w:name w:val="Kommentartekst Tegn"/>
+    <w:basedOn w:val="Standardskrifttypeiafsnit"/>
+    <w:link w:val="Kommentartekst"/>
     <w:uiPriority w:val="99"/>
     <w:rsid w:val="006A3717"/>
     <w:rPr>
@@ -21579,7 +20958,7 @@
       <w:szCs w:val="20"/>
     </w:rPr>
   </w:style>
-  <w:style w:type="paragraph" w:styleId="ListParagraph">
+  <w:style w:type="paragraph" w:styleId="Listeafsnit">
     <w:name w:val="List Paragraph"/>
     <w:basedOn w:val="Normal"/>
     <w:uiPriority w:val="34"/>
@@ -21597,12 +20976,12 @@
   </w:style>
   <w:style w:type="character" w:customStyle="1" w:styleId="normaltextrun">
     <w:name w:val="normaltextrun"/>
-    <w:basedOn w:val="DefaultParagraphFont"/>
+    <w:basedOn w:val="Standardskrifttypeiafsnit"/>
     <w:rsid w:val="006A3717"/>
   </w:style>
   <w:style w:type="character" w:customStyle="1" w:styleId="eop">
     <w:name w:val="eop"/>
-    <w:basedOn w:val="DefaultParagraphFont"/>
+    <w:basedOn w:val="Standardskrifttypeiafsnit"/>
     <w:rsid w:val="006A3717"/>
   </w:style>
   <w:style w:type="paragraph" w:customStyle="1" w:styleId="paragraph">
@@ -21621,7 +21000,7 @@
   </w:style>
   <w:style w:type="character" w:styleId="Hyperlink">
     <w:name w:val="Hyperlink"/>
-    <w:basedOn w:val="DefaultParagraphFont"/>
+    <w:basedOn w:val="Standardskrifttypeiafsnit"/>
     <w:uiPriority w:val="99"/>
     <w:rsid w:val="001F27D3"/>
     <w:rPr>
@@ -21630,12 +21009,12 @@
       <w:u w:val="single"/>
     </w:rPr>
   </w:style>
-  <w:style w:type="paragraph" w:styleId="Title">
+  <w:style w:type="paragraph" w:styleId="Titel">
     <w:name w:val="Title"/>
     <w:aliases w:val="MedCom: Title"/>
     <w:basedOn w:val="Normal"/>
     <w:next w:val="Normal"/>
-    <w:link w:val="TitleChar"/>
+    <w:link w:val="TitelTegn"/>
     <w:uiPriority w:val="10"/>
     <w:qFormat/>
     <w:rsid w:val="004F7C2D"/>
@@ -21651,11 +21030,11 @@
       <w:szCs w:val="56"/>
     </w:rPr>
   </w:style>
-  <w:style w:type="character" w:customStyle="1" w:styleId="TitleChar">
-    <w:name w:val="Title Char"/>
-    <w:aliases w:val="MedCom: Title Char"/>
-    <w:basedOn w:val="DefaultParagraphFont"/>
-    <w:link w:val="Title"/>
+  <w:style w:type="character" w:customStyle="1" w:styleId="TitelTegn">
+    <w:name w:val="Titel Tegn"/>
+    <w:aliases w:val="MedCom: Title Tegn"/>
+    <w:basedOn w:val="Standardskrifttypeiafsnit"/>
+    <w:link w:val="Titel"/>
     <w:uiPriority w:val="10"/>
     <w:rsid w:val="004F7C2D"/>
     <w:rPr>
@@ -21666,11 +21045,11 @@
       <w:szCs w:val="56"/>
     </w:rPr>
   </w:style>
-  <w:style w:type="paragraph" w:styleId="CommentSubject">
+  <w:style w:type="paragraph" w:styleId="Kommentaremne">
     <w:name w:val="annotation subject"/>
-    <w:basedOn w:val="CommentText"/>
-    <w:next w:val="CommentText"/>
-    <w:link w:val="CommentSubjectChar"/>
+    <w:basedOn w:val="Kommentartekst"/>
+    <w:next w:val="Kommentartekst"/>
+    <w:link w:val="KommentaremneTegn"/>
     <w:uiPriority w:val="99"/>
     <w:unhideWhenUsed/>
     <w:rsid w:val="00EE45C9"/>
@@ -21680,10 +21059,10 @@
       <w:bCs/>
     </w:rPr>
   </w:style>
-  <w:style w:type="character" w:customStyle="1" w:styleId="CommentSubjectChar">
-    <w:name w:val="Comment Subject Char"/>
-    <w:basedOn w:val="CommentTextChar"/>
-    <w:link w:val="CommentSubject"/>
+  <w:style w:type="character" w:customStyle="1" w:styleId="KommentaremneTegn">
+    <w:name w:val="Kommentaremne Tegn"/>
+    <w:basedOn w:val="KommentartekstTegn"/>
+    <w:link w:val="Kommentaremne"/>
     <w:uiPriority w:val="99"/>
     <w:rsid w:val="00EE45C9"/>
     <w:rPr>
@@ -21696,8 +21075,8 @@
   </w:style>
   <w:style w:type="table" w:customStyle="1" w:styleId="Tabel-Gitter1">
     <w:name w:val="Tabel - Gitter1"/>
-    <w:basedOn w:val="TableNormal"/>
-    <w:next w:val="TableGrid"/>
+    <w:basedOn w:val="Tabel-Normal"/>
+    <w:next w:val="Tabel-Gitter"/>
     <w:uiPriority w:val="59"/>
     <w:rsid w:val="001E7EB1"/>
     <w:pPr>
@@ -21720,10 +21099,10 @@
       </w:tblBorders>
     </w:tblPr>
   </w:style>
-  <w:style w:type="character" w:customStyle="1" w:styleId="Heading4Char">
-    <w:name w:val="Heading 4 Char"/>
-    <w:basedOn w:val="DefaultParagraphFont"/>
-    <w:link w:val="Heading4"/>
+  <w:style w:type="character" w:customStyle="1" w:styleId="Overskrift4Tegn">
+    <w:name w:val="Overskrift 4 Tegn"/>
+    <w:basedOn w:val="Standardskrifttypeiafsnit"/>
+    <w:link w:val="Overskrift4"/>
     <w:uiPriority w:val="99"/>
     <w:rsid w:val="000A2E0E"/>
     <w:rPr>
@@ -21733,10 +21112,10 @@
       <w:szCs w:val="24"/>
     </w:rPr>
   </w:style>
-  <w:style w:type="character" w:customStyle="1" w:styleId="Heading5Char">
-    <w:name w:val="Heading 5 Char"/>
-    <w:basedOn w:val="DefaultParagraphFont"/>
-    <w:link w:val="Heading5"/>
+  <w:style w:type="character" w:customStyle="1" w:styleId="Overskrift5Tegn">
+    <w:name w:val="Overskrift 5 Tegn"/>
+    <w:basedOn w:val="Standardskrifttypeiafsnit"/>
+    <w:link w:val="Overskrift5"/>
     <w:uiPriority w:val="99"/>
     <w:rsid w:val="000A2E0E"/>
     <w:rPr>
@@ -21749,10 +21128,10 @@
       <w:szCs w:val="26"/>
     </w:rPr>
   </w:style>
-  <w:style w:type="character" w:customStyle="1" w:styleId="Heading6Char">
-    <w:name w:val="Heading 6 Char"/>
-    <w:basedOn w:val="DefaultParagraphFont"/>
-    <w:link w:val="Heading6"/>
+  <w:style w:type="character" w:customStyle="1" w:styleId="Overskrift6Tegn">
+    <w:name w:val="Overskrift 6 Tegn"/>
+    <w:basedOn w:val="Standardskrifttypeiafsnit"/>
+    <w:link w:val="Overskrift6"/>
     <w:uiPriority w:val="99"/>
     <w:rsid w:val="000A2E0E"/>
     <w:rPr>
@@ -21761,10 +21140,10 @@
       <w:bCs/>
     </w:rPr>
   </w:style>
-  <w:style w:type="character" w:customStyle="1" w:styleId="Heading7Char">
-    <w:name w:val="Heading 7 Char"/>
-    <w:basedOn w:val="DefaultParagraphFont"/>
-    <w:link w:val="Heading7"/>
+  <w:style w:type="character" w:customStyle="1" w:styleId="Overskrift7Tegn">
+    <w:name w:val="Overskrift 7 Tegn"/>
+    <w:basedOn w:val="Standardskrifttypeiafsnit"/>
+    <w:link w:val="Overskrift7"/>
     <w:uiPriority w:val="99"/>
     <w:rsid w:val="000A2E0E"/>
     <w:rPr>
@@ -21772,10 +21151,10 @@
       <w:szCs w:val="24"/>
     </w:rPr>
   </w:style>
-  <w:style w:type="character" w:customStyle="1" w:styleId="Heading8Char">
-    <w:name w:val="Heading 8 Char"/>
-    <w:basedOn w:val="DefaultParagraphFont"/>
-    <w:link w:val="Heading8"/>
+  <w:style w:type="character" w:customStyle="1" w:styleId="Overskrift8Tegn">
+    <w:name w:val="Overskrift 8 Tegn"/>
+    <w:basedOn w:val="Standardskrifttypeiafsnit"/>
+    <w:link w:val="Overskrift8"/>
     <w:uiPriority w:val="99"/>
     <w:rsid w:val="000A2E0E"/>
     <w:rPr>
@@ -21785,19 +21164,19 @@
       <w:szCs w:val="24"/>
     </w:rPr>
   </w:style>
-  <w:style w:type="character" w:customStyle="1" w:styleId="Heading9Char">
-    <w:name w:val="Heading 9 Char"/>
-    <w:basedOn w:val="DefaultParagraphFont"/>
-    <w:link w:val="Heading9"/>
+  <w:style w:type="character" w:customStyle="1" w:styleId="Overskrift9Tegn">
+    <w:name w:val="Overskrift 9 Tegn"/>
+    <w:basedOn w:val="Standardskrifttypeiafsnit"/>
+    <w:link w:val="Overskrift9"/>
     <w:uiPriority w:val="99"/>
     <w:rsid w:val="000A2E0E"/>
     <w:rPr>
       <w:rFonts w:ascii="Arial" w:eastAsia="Times New Roman" w:hAnsi="Arial" w:cs="Arial"/>
     </w:rPr>
   </w:style>
-  <w:style w:type="character" w:styleId="UnresolvedMention">
+  <w:style w:type="character" w:styleId="Ulstomtale">
     <w:name w:val="Unresolved Mention"/>
-    <w:basedOn w:val="DefaultParagraphFont"/>
+    <w:basedOn w:val="Standardskrifttypeiafsnit"/>
     <w:uiPriority w:val="99"/>
     <w:unhideWhenUsed/>
     <w:rsid w:val="00F31E38"/>
@@ -21806,10 +21185,10 @@
       <w:shd w:val="clear" w:color="auto" w:fill="E1DFDD"/>
     </w:rPr>
   </w:style>
-  <w:style w:type="paragraph" w:styleId="FootnoteText">
+  <w:style w:type="paragraph" w:styleId="Fodnotetekst">
     <w:name w:val="footnote text"/>
     <w:basedOn w:val="Normal"/>
-    <w:link w:val="FootnoteTextChar"/>
+    <w:link w:val="FodnotetekstTegn"/>
     <w:uiPriority w:val="99"/>
     <w:unhideWhenUsed/>
     <w:rsid w:val="00CA4777"/>
@@ -21821,10 +21200,10 @@
       <w:szCs w:val="20"/>
     </w:rPr>
   </w:style>
-  <w:style w:type="character" w:customStyle="1" w:styleId="FootnoteTextChar">
-    <w:name w:val="Footnote Text Char"/>
-    <w:basedOn w:val="DefaultParagraphFont"/>
-    <w:link w:val="FootnoteText"/>
+  <w:style w:type="character" w:customStyle="1" w:styleId="FodnotetekstTegn">
+    <w:name w:val="Fodnotetekst Tegn"/>
+    <w:basedOn w:val="Standardskrifttypeiafsnit"/>
+    <w:link w:val="Fodnotetekst"/>
     <w:uiPriority w:val="99"/>
     <w:rsid w:val="00CA4777"/>
     <w:rPr>
@@ -21833,9 +21212,9 @@
       <w:szCs w:val="20"/>
     </w:rPr>
   </w:style>
-  <w:style w:type="character" w:styleId="FootnoteReference">
+  <w:style w:type="character" w:styleId="Fodnotehenvisning">
     <w:name w:val="footnote reference"/>
-    <w:basedOn w:val="DefaultParagraphFont"/>
+    <w:basedOn w:val="Standardskrifttypeiafsnit"/>
     <w:uiPriority w:val="99"/>
     <w:unhideWhenUsed/>
     <w:rsid w:val="00CA4777"/>
@@ -21862,7 +21241,7 @@
   </w:style>
   <w:style w:type="character" w:customStyle="1" w:styleId="MedComHyperlinkChar">
     <w:name w:val="MedCom: Hyperlink Char"/>
-    <w:basedOn w:val="DefaultParagraphFont"/>
+    <w:basedOn w:val="Standardskrifttypeiafsnit"/>
     <w:link w:val="MedComHyperlink"/>
     <w:rsid w:val="008723DC"/>
     <w:rPr>
@@ -21873,9 +21252,9 @@
       <w:u w:val="single"/>
     </w:rPr>
   </w:style>
-  <w:style w:type="character" w:styleId="FollowedHyperlink">
+  <w:style w:type="character" w:styleId="BesgtLink">
     <w:name w:val="FollowedHyperlink"/>
-    <w:basedOn w:val="DefaultParagraphFont"/>
+    <w:basedOn w:val="Standardskrifttypeiafsnit"/>
     <w:uiPriority w:val="99"/>
     <w:unhideWhenUsed/>
     <w:rsid w:val="00C6294C"/>
@@ -21902,7 +21281,7 @@
   </w:style>
   <w:style w:type="character" w:customStyle="1" w:styleId="NummereringTegn">
     <w:name w:val="Nummerering Tegn"/>
-    <w:basedOn w:val="DefaultParagraphFont"/>
+    <w:basedOn w:val="Standardskrifttypeiafsnit"/>
     <w:link w:val="Nummerering"/>
     <w:rsid w:val="00F27BE1"/>
     <w:rPr>
@@ -21912,9 +21291,9 @@
       <w:lang w:val="en-US"/>
     </w:rPr>
   </w:style>
-  <w:style w:type="paragraph" w:styleId="TOCHeading">
+  <w:style w:type="paragraph" w:styleId="Overskrift">
     <w:name w:val="TOC Heading"/>
-    <w:basedOn w:val="Heading1"/>
+    <w:basedOn w:val="Overskrift1"/>
     <w:next w:val="Normal"/>
     <w:uiPriority w:val="39"/>
     <w:unhideWhenUsed/>
@@ -21933,7 +21312,7 @@
       <w:lang w:eastAsia="da-DK"/>
     </w:rPr>
   </w:style>
-  <w:style w:type="paragraph" w:styleId="TOC1">
+  <w:style w:type="paragraph" w:styleId="Indholdsfortegnelse1">
     <w:name w:val="toc 1"/>
     <w:basedOn w:val="Normal"/>
     <w:next w:val="Normal"/>
@@ -21949,7 +21328,7 @@
       <w:spacing w:after="100"/>
     </w:pPr>
   </w:style>
-  <w:style w:type="paragraph" w:styleId="TOC2">
+  <w:style w:type="paragraph" w:styleId="Indholdsfortegnelse2">
     <w:name w:val="toc 2"/>
     <w:basedOn w:val="Normal"/>
     <w:next w:val="Normal"/>
@@ -21966,7 +21345,7 @@
       <w:ind w:left="220"/>
     </w:pPr>
   </w:style>
-  <w:style w:type="paragraph" w:styleId="TOC3">
+  <w:style w:type="paragraph" w:styleId="Indholdsfortegnelse3">
     <w:name w:val="toc 3"/>
     <w:basedOn w:val="Normal"/>
     <w:next w:val="Normal"/>
@@ -21979,7 +21358,7 @@
       <w:ind w:left="440"/>
     </w:pPr>
   </w:style>
-  <w:style w:type="paragraph" w:styleId="Revision">
+  <w:style w:type="paragraph" w:styleId="Korrektur">
     <w:name w:val="Revision"/>
     <w:hidden/>
     <w:uiPriority w:val="99"/>
@@ -21991,11 +21370,11 @@
       <w:rFonts w:ascii="Calibri" w:hAnsi="Calibri"/>
     </w:rPr>
   </w:style>
-  <w:style w:type="paragraph" w:styleId="Subtitle">
+  <w:style w:type="paragraph" w:styleId="Undertitel">
     <w:name w:val="Subtitle"/>
     <w:basedOn w:val="Normal"/>
     <w:next w:val="Normal"/>
-    <w:link w:val="SubtitleChar"/>
+    <w:link w:val="UndertitelTegn"/>
     <w:uiPriority w:val="11"/>
     <w:qFormat/>
     <w:rsid w:val="00057C07"/>
@@ -22010,10 +21389,10 @@
       <w:spacing w:val="15"/>
     </w:rPr>
   </w:style>
-  <w:style w:type="character" w:customStyle="1" w:styleId="SubtitleChar">
-    <w:name w:val="Subtitle Char"/>
-    <w:basedOn w:val="DefaultParagraphFont"/>
-    <w:link w:val="Subtitle"/>
+  <w:style w:type="character" w:customStyle="1" w:styleId="UndertitelTegn">
+    <w:name w:val="Undertitel Tegn"/>
+    <w:basedOn w:val="Standardskrifttypeiafsnit"/>
+    <w:link w:val="Undertitel"/>
     <w:uiPriority w:val="11"/>
     <w:rsid w:val="00057C07"/>
     <w:rPr>
@@ -22022,9 +21401,9 @@
       <w:spacing w:val="15"/>
     </w:rPr>
   </w:style>
-  <w:style w:type="character" w:styleId="SubtleReference">
+  <w:style w:type="character" w:styleId="Svaghenvisning">
     <w:name w:val="Subtle Reference"/>
-    <w:basedOn w:val="DefaultParagraphFont"/>
+    <w:basedOn w:val="Standardskrifttypeiafsnit"/>
     <w:uiPriority w:val="31"/>
     <w:qFormat/>
     <w:rsid w:val="000A0A20"/>
@@ -22033,10 +21412,10 @@
       <w:color w:val="5A5A5A" w:themeColor="text1" w:themeTint="A5"/>
     </w:rPr>
   </w:style>
-  <w:style w:type="paragraph" w:styleId="BalloonText">
+  <w:style w:type="paragraph" w:styleId="Markeringsbobletekst">
     <w:name w:val="Balloon Text"/>
     <w:basedOn w:val="Normal"/>
-    <w:link w:val="BalloonTextChar"/>
+    <w:link w:val="MarkeringsbobletekstTegn"/>
     <w:uiPriority w:val="99"/>
     <w:semiHidden/>
     <w:rsid w:val="00E00DF6"/>
@@ -22049,10 +21428,10 @@
       <w:szCs w:val="16"/>
     </w:rPr>
   </w:style>
-  <w:style w:type="character" w:customStyle="1" w:styleId="BalloonTextChar">
-    <w:name w:val="Balloon Text Char"/>
-    <w:basedOn w:val="DefaultParagraphFont"/>
-    <w:link w:val="BalloonText"/>
+  <w:style w:type="character" w:customStyle="1" w:styleId="MarkeringsbobletekstTegn">
+    <w:name w:val="Markeringsbobletekst Tegn"/>
+    <w:basedOn w:val="Standardskrifttypeiafsnit"/>
+    <w:link w:val="Markeringsbobletekst"/>
     <w:uiPriority w:val="99"/>
     <w:semiHidden/>
     <w:rsid w:val="00E00DF6"/>
@@ -22064,7 +21443,7 @@
   </w:style>
   <w:style w:type="character" w:customStyle="1" w:styleId="TextedebullesCar">
     <w:name w:val="Texte de bulles Car"/>
-    <w:basedOn w:val="DefaultParagraphFont"/>
+    <w:basedOn w:val="Standardskrifttypeiafsnit"/>
     <w:uiPriority w:val="99"/>
     <w:semiHidden/>
     <w:locked/>
@@ -22075,9 +21454,9 @@
       <w:szCs w:val="18"/>
     </w:rPr>
   </w:style>
-  <w:style w:type="character" w:styleId="PageNumber">
+  <w:style w:type="character" w:styleId="Sidetal">
     <w:name w:val="page number"/>
-    <w:basedOn w:val="DefaultParagraphFont"/>
+    <w:basedOn w:val="Standardskrifttypeiafsnit"/>
     <w:uiPriority w:val="99"/>
     <w:semiHidden/>
     <w:rsid w:val="00E00DF6"/>
@@ -22085,9 +21464,9 @@
       <w:rFonts w:ascii="Tahoma" w:hAnsi="Tahoma" w:cs="Times New Roman"/>
     </w:rPr>
   </w:style>
-  <w:style w:type="character" w:styleId="EndnoteReference">
+  <w:style w:type="character" w:styleId="Slutnotehenvisning">
     <w:name w:val="endnote reference"/>
-    <w:basedOn w:val="DefaultParagraphFont"/>
+    <w:basedOn w:val="Standardskrifttypeiafsnit"/>
     <w:uiPriority w:val="99"/>
     <w:rsid w:val="00E00DF6"/>
     <w:rPr>
@@ -22095,10 +21474,10 @@
       <w:vertAlign w:val="superscript"/>
     </w:rPr>
   </w:style>
-  <w:style w:type="paragraph" w:styleId="EndnoteText">
+  <w:style w:type="paragraph" w:styleId="Slutnotetekst">
     <w:name w:val="endnote text"/>
     <w:basedOn w:val="Normal"/>
-    <w:link w:val="EndnoteTextChar"/>
+    <w:link w:val="SlutnotetekstTegn"/>
     <w:uiPriority w:val="99"/>
     <w:rsid w:val="00E00DF6"/>
     <w:pPr>
@@ -22109,10 +21488,10 @@
       <w:szCs w:val="20"/>
     </w:rPr>
   </w:style>
-  <w:style w:type="character" w:customStyle="1" w:styleId="EndnoteTextChar">
-    <w:name w:val="Endnote Text Char"/>
-    <w:basedOn w:val="DefaultParagraphFont"/>
-    <w:link w:val="EndnoteText"/>
+  <w:style w:type="character" w:customStyle="1" w:styleId="SlutnotetekstTegn">
+    <w:name w:val="Slutnotetekst Tegn"/>
+    <w:basedOn w:val="Standardskrifttypeiafsnit"/>
+    <w:link w:val="Slutnotetekst"/>
     <w:uiPriority w:val="99"/>
     <w:rsid w:val="00E00DF6"/>
     <w:rPr>
@@ -22120,7 +21499,7 @@
       <w:szCs w:val="20"/>
     </w:rPr>
   </w:style>
-  <w:style w:type="paragraph" w:styleId="Caption">
+  <w:style w:type="paragraph" w:styleId="Billedtekst">
     <w:name w:val="caption"/>
     <w:basedOn w:val="Normal"/>
     <w:next w:val="Normal"/>
@@ -22140,7 +21519,7 @@
   </w:style>
   <w:style w:type="paragraph" w:customStyle="1" w:styleId="Tabel-overskrift">
     <w:name w:val="Tabel-overskrift"/>
-    <w:basedOn w:val="EndnoteText"/>
+    <w:basedOn w:val="Slutnotetekst"/>
     <w:uiPriority w:val="99"/>
     <w:rsid w:val="00E00DF6"/>
     <w:rPr>
@@ -22149,10 +21528,10 @@
       <w:szCs w:val="24"/>
     </w:rPr>
   </w:style>
-  <w:style w:type="paragraph" w:styleId="BodyTextIndent">
+  <w:style w:type="paragraph" w:styleId="Brdtekstindrykning">
     <w:name w:val="Body Text Indent"/>
     <w:basedOn w:val="Normal"/>
-    <w:link w:val="BodyTextIndentChar"/>
+    <w:link w:val="BrdtekstindrykningTegn"/>
     <w:uiPriority w:val="99"/>
     <w:rsid w:val="00E00DF6"/>
     <w:pPr>
@@ -22164,10 +21543,10 @@
       <w:szCs w:val="24"/>
     </w:rPr>
   </w:style>
-  <w:style w:type="character" w:customStyle="1" w:styleId="BodyTextIndentChar">
-    <w:name w:val="Body Text Indent Char"/>
-    <w:basedOn w:val="DefaultParagraphFont"/>
-    <w:link w:val="BodyTextIndent"/>
+  <w:style w:type="character" w:customStyle="1" w:styleId="BrdtekstindrykningTegn">
+    <w:name w:val="Brødtekstindrykning Tegn"/>
+    <w:basedOn w:val="Standardskrifttypeiafsnit"/>
+    <w:link w:val="Brdtekstindrykning"/>
     <w:uiPriority w:val="99"/>
     <w:rsid w:val="00E00DF6"/>
     <w:rPr>
@@ -22176,7 +21555,7 @@
       <w:szCs w:val="24"/>
     </w:rPr>
   </w:style>
-  <w:style w:type="paragraph" w:customStyle="1" w:styleId="Tabel-normal">
+  <w:style w:type="paragraph" w:customStyle="1" w:styleId="Tabel-normal0">
     <w:name w:val="Tabel-normal"/>
     <w:basedOn w:val="Normal"/>
     <w:uiPriority w:val="99"/>
@@ -22189,10 +21568,10 @@
       <w:szCs w:val="24"/>
     </w:rPr>
   </w:style>
-  <w:style w:type="paragraph" w:styleId="BodyText">
+  <w:style w:type="paragraph" w:styleId="Brdtekst">
     <w:name w:val="Body Text"/>
     <w:basedOn w:val="Normal"/>
-    <w:link w:val="BodyTextChar"/>
+    <w:link w:val="BrdtekstTegn"/>
     <w:uiPriority w:val="99"/>
     <w:rsid w:val="00E00DF6"/>
     <w:pPr>
@@ -22204,10 +21583,10 @@
       <w:szCs w:val="24"/>
     </w:rPr>
   </w:style>
-  <w:style w:type="character" w:customStyle="1" w:styleId="BodyTextChar">
-    <w:name w:val="Body Text Char"/>
-    <w:basedOn w:val="DefaultParagraphFont"/>
-    <w:link w:val="BodyText"/>
+  <w:style w:type="character" w:customStyle="1" w:styleId="BrdtekstTegn">
+    <w:name w:val="Brødtekst Tegn"/>
+    <w:basedOn w:val="Standardskrifttypeiafsnit"/>
+    <w:link w:val="Brdtekst"/>
     <w:uiPriority w:val="99"/>
     <w:rsid w:val="00E00DF6"/>
     <w:rPr>
@@ -22243,10 +21622,10 @@
       </w:numPr>
     </w:pPr>
   </w:style>
-  <w:style w:type="character" w:styleId="Strong">
+  <w:style w:type="character" w:styleId="Strk">
     <w:name w:val="Strong"/>
     <w:aliases w:val="MedCom: Stærk"/>
-    <w:basedOn w:val="DefaultParagraphFont"/>
+    <w:basedOn w:val="Standardskrifttypeiafsnit"/>
     <w:uiPriority w:val="99"/>
     <w:qFormat/>
     <w:rsid w:val="00E00DF6"/>
@@ -22276,7 +21655,7 @@
   </w:style>
   <w:style w:type="character" w:customStyle="1" w:styleId="Overskrift-udennummerTegn">
     <w:name w:val="Overskrift-udennummer Tegn"/>
-    <w:basedOn w:val="DefaultParagraphFont"/>
+    <w:basedOn w:val="Standardskrifttypeiafsnit"/>
     <w:link w:val="Overskrift-udennummer"/>
     <w:uiPriority w:val="99"/>
     <w:locked/>
@@ -22311,7 +21690,7 @@
   </w:style>
   <w:style w:type="paragraph" w:customStyle="1" w:styleId="frontpage">
     <w:name w:val="frontpage"/>
-    <w:basedOn w:val="Heading6"/>
+    <w:basedOn w:val="Overskrift6"/>
     <w:uiPriority w:val="99"/>
     <w:rsid w:val="00E00DF6"/>
     <w:pPr>
@@ -22381,10 +21760,10 @@
       <w:lang w:eastAsia="da-DK"/>
     </w:rPr>
   </w:style>
-  <w:style w:type="paragraph" w:styleId="PlainText">
+  <w:style w:type="paragraph" w:styleId="Almindeligtekst">
     <w:name w:val="Plain Text"/>
     <w:basedOn w:val="Normal"/>
-    <w:link w:val="PlainTextChar"/>
+    <w:link w:val="AlmindeligtekstTegn"/>
     <w:uiPriority w:val="99"/>
     <w:rsid w:val="00E00DF6"/>
     <w:pPr>
@@ -22396,10 +21775,10 @@
       <w:szCs w:val="21"/>
     </w:rPr>
   </w:style>
-  <w:style w:type="character" w:customStyle="1" w:styleId="PlainTextChar">
-    <w:name w:val="Plain Text Char"/>
-    <w:basedOn w:val="DefaultParagraphFont"/>
-    <w:link w:val="PlainText"/>
+  <w:style w:type="character" w:customStyle="1" w:styleId="AlmindeligtekstTegn">
+    <w:name w:val="Almindelig tekst Tegn"/>
+    <w:basedOn w:val="Standardskrifttypeiafsnit"/>
+    <w:link w:val="Almindeligtekst"/>
     <w:uiPriority w:val="99"/>
     <w:rsid w:val="00E00DF6"/>
     <w:rPr>
@@ -22425,7 +21804,7 @@
       <w:lang w:val="en-GB"/>
     </w:rPr>
   </w:style>
-  <w:style w:type="character" w:styleId="BookTitle">
+  <w:style w:type="character" w:styleId="Bogenstitel">
     <w:name w:val="Book Title"/>
     <w:aliases w:val="MedCom: Dokument titel"/>
     <w:uiPriority w:val="33"/>
@@ -22436,9 +21815,9 @@
       <w:szCs w:val="60"/>
     </w:rPr>
   </w:style>
-  <w:style w:type="character" w:styleId="PlaceholderText">
+  <w:style w:type="character" w:styleId="Pladsholdertekst">
     <w:name w:val="Placeholder Text"/>
-    <w:basedOn w:val="DefaultParagraphFont"/>
+    <w:basedOn w:val="Standardskrifttypeiafsnit"/>
     <w:uiPriority w:val="99"/>
     <w:semiHidden/>
     <w:rsid w:val="00E00DF6"/>
@@ -22446,11 +21825,11 @@
       <w:color w:val="808080"/>
     </w:rPr>
   </w:style>
-  <w:style w:type="paragraph" w:styleId="IntenseQuote">
+  <w:style w:type="paragraph" w:styleId="Strktcitat">
     <w:name w:val="Intense Quote"/>
     <w:basedOn w:val="Normal"/>
     <w:next w:val="Normal"/>
-    <w:link w:val="IntenseQuoteChar"/>
+    <w:link w:val="StrktcitatTegn"/>
     <w:uiPriority w:val="30"/>
     <w:qFormat/>
     <w:rsid w:val="00E00DF6"/>
@@ -22470,10 +21849,10 @@
       <w:color w:val="5B9BD5" w:themeColor="accent1"/>
     </w:rPr>
   </w:style>
-  <w:style w:type="character" w:customStyle="1" w:styleId="IntenseQuoteChar">
-    <w:name w:val="Intense Quote Char"/>
-    <w:basedOn w:val="DefaultParagraphFont"/>
-    <w:link w:val="IntenseQuote"/>
+  <w:style w:type="character" w:customStyle="1" w:styleId="StrktcitatTegn">
+    <w:name w:val="Stærkt citat Tegn"/>
+    <w:basedOn w:val="Standardskrifttypeiafsnit"/>
+    <w:link w:val="Strktcitat"/>
     <w:uiPriority w:val="30"/>
     <w:rsid w:val="00E00DF6"/>
     <w:rPr>
@@ -22502,13 +21881,13 @@
   </w:style>
   <w:style w:type="character" w:customStyle="1" w:styleId="contentcontrolboundarysink">
     <w:name w:val="contentcontrolboundarysink"/>
-    <w:basedOn w:val="DefaultParagraphFont"/>
+    <w:basedOn w:val="Standardskrifttypeiafsnit"/>
     <w:rsid w:val="00E00DF6"/>
   </w:style>
   <w:style w:type="paragraph" w:customStyle="1" w:styleId="Bilag">
     <w:name w:val="Bilag"/>
-    <w:basedOn w:val="Heading2"/>
-    <w:next w:val="TOCHeading"/>
+    <w:basedOn w:val="Overskrift2"/>
+    <w:next w:val="Overskrift"/>
     <w:link w:val="BilagTegn"/>
     <w:qFormat/>
     <w:rsid w:val="00E00DF6"/>
@@ -22534,7 +21913,7 @@
   </w:style>
   <w:style w:type="character" w:customStyle="1" w:styleId="BilagTegn">
     <w:name w:val="Bilag Tegn"/>
-    <w:basedOn w:val="DefaultParagraphFont"/>
+    <w:basedOn w:val="Standardskrifttypeiafsnit"/>
     <w:link w:val="Bilag"/>
     <w:rsid w:val="00E00DF6"/>
     <w:rPr>
@@ -22546,9 +21925,9 @@
       <w:lang w:eastAsia="de-DE"/>
     </w:rPr>
   </w:style>
-  <w:style w:type="table" w:styleId="GridTable4-Accent5">
+  <w:style w:type="table" w:styleId="Gittertabel4-farve5">
     <w:name w:val="Grid Table 4 Accent 5"/>
-    <w:basedOn w:val="TableNormal"/>
+    <w:basedOn w:val="Tabel-Normal"/>
     <w:uiPriority w:val="49"/>
     <w:rsid w:val="00E00DF6"/>
     <w:pPr>
@@ -22622,9 +22001,9 @@
       </w:tcPr>
     </w:tblStylePr>
   </w:style>
-  <w:style w:type="table" w:styleId="GridTable1Light">
+  <w:style w:type="table" w:styleId="Gittertabel1-lys">
     <w:name w:val="Grid Table 1 Light"/>
-    <w:basedOn w:val="TableNormal"/>
+    <w:basedOn w:val="Tabel-Normal"/>
     <w:uiPriority w:val="46"/>
     <w:rsid w:val="00E00DF6"/>
     <w:pPr>
@@ -22685,12 +22064,12 @@
   </w:style>
   <w:style w:type="character" w:customStyle="1" w:styleId="spellingerror">
     <w:name w:val="spellingerror"/>
-    <w:basedOn w:val="DefaultParagraphFont"/>
+    <w:basedOn w:val="Standardskrifttypeiafsnit"/>
     <w:rsid w:val="00E00DF6"/>
   </w:style>
-  <w:style w:type="character" w:styleId="Mention">
+  <w:style w:type="character" w:styleId="Omtal">
     <w:name w:val="Mention"/>
-    <w:basedOn w:val="DefaultParagraphFont"/>
+    <w:basedOn w:val="Standardskrifttypeiafsnit"/>
     <w:uiPriority w:val="99"/>
     <w:unhideWhenUsed/>
     <w:rsid w:val="00E00DF6"/>
@@ -22701,8 +22080,8 @@
   </w:style>
   <w:style w:type="table" w:customStyle="1" w:styleId="Tabel-Gitter2">
     <w:name w:val="Tabel - Gitter2"/>
-    <w:basedOn w:val="TableNormal"/>
-    <w:next w:val="TableGrid"/>
+    <w:basedOn w:val="Tabel-Normal"/>
+    <w:next w:val="Tabel-Gitter"/>
     <w:uiPriority w:val="59"/>
     <w:rsid w:val="00627CDD"/>
     <w:pPr>
@@ -22727,8 +22106,8 @@
   </w:style>
   <w:style w:type="table" w:customStyle="1" w:styleId="Gittertabel4-farve51">
     <w:name w:val="Gittertabel 4 - farve 51"/>
-    <w:basedOn w:val="TableNormal"/>
-    <w:next w:val="GridTable4-Accent5"/>
+    <w:basedOn w:val="Tabel-Normal"/>
+    <w:next w:val="Gittertabel4-farve5"/>
     <w:uiPriority w:val="49"/>
     <w:rsid w:val="00627CDD"/>
     <w:pPr>
@@ -22804,8 +22183,8 @@
   </w:style>
   <w:style w:type="table" w:customStyle="1" w:styleId="Gittertabel1-lys1">
     <w:name w:val="Gittertabel 1 - lys1"/>
-    <w:basedOn w:val="TableNormal"/>
-    <w:next w:val="GridTable1Light"/>
+    <w:basedOn w:val="Tabel-Normal"/>
+    <w:next w:val="Gittertabel1-lys"/>
     <w:uiPriority w:val="46"/>
     <w:rsid w:val="00627CDD"/>
     <w:pPr>
@@ -22866,8 +22245,8 @@
   </w:style>
   <w:style w:type="table" w:customStyle="1" w:styleId="Tabel-Gitter3">
     <w:name w:val="Tabel - Gitter3"/>
-    <w:basedOn w:val="TableNormal"/>
-    <w:next w:val="TableGrid"/>
+    <w:basedOn w:val="Tabel-Normal"/>
+    <w:next w:val="Tabel-Gitter"/>
     <w:uiPriority w:val="59"/>
     <w:rsid w:val="000F6865"/>
     <w:pPr>
@@ -22920,62 +22299,62 @@
   </w:style>
   <w:style w:type="character" w:customStyle="1" w:styleId="textrun">
     <w:name w:val="textrun"/>
-    <w:basedOn w:val="DefaultParagraphFont"/>
+    <w:basedOn w:val="Standardskrifttypeiafsnit"/>
     <w:rsid w:val="002451D6"/>
   </w:style>
   <w:style w:type="character" w:customStyle="1" w:styleId="fieldrange">
     <w:name w:val="fieldrange"/>
-    <w:basedOn w:val="DefaultParagraphFont"/>
+    <w:basedOn w:val="Standardskrifttypeiafsnit"/>
     <w:rsid w:val="002451D6"/>
   </w:style>
   <w:style w:type="character" w:customStyle="1" w:styleId="trackchangetextinsertion">
     <w:name w:val="trackchangetextinsertion"/>
-    <w:basedOn w:val="DefaultParagraphFont"/>
+    <w:basedOn w:val="Standardskrifttypeiafsnit"/>
     <w:rsid w:val="002451D6"/>
   </w:style>
   <w:style w:type="character" w:customStyle="1" w:styleId="trackchangetextdeletionmarker">
     <w:name w:val="trackchangetextdeletionmarker"/>
-    <w:basedOn w:val="DefaultParagraphFont"/>
+    <w:basedOn w:val="Standardskrifttypeiafsnit"/>
     <w:rsid w:val="002451D6"/>
   </w:style>
   <w:style w:type="character" w:customStyle="1" w:styleId="wacimagegroupcontainer">
     <w:name w:val="wacimagegroupcontainer"/>
-    <w:basedOn w:val="DefaultParagraphFont"/>
+    <w:basedOn w:val="Standardskrifttypeiafsnit"/>
     <w:rsid w:val="002451D6"/>
   </w:style>
   <w:style w:type="character" w:customStyle="1" w:styleId="wacimagecontainer">
     <w:name w:val="wacimagecontainer"/>
-    <w:basedOn w:val="DefaultParagraphFont"/>
+    <w:basedOn w:val="Standardskrifttypeiafsnit"/>
     <w:rsid w:val="002451D6"/>
   </w:style>
   <w:style w:type="character" w:customStyle="1" w:styleId="superscript">
     <w:name w:val="superscript"/>
-    <w:basedOn w:val="DefaultParagraphFont"/>
+    <w:basedOn w:val="Standardskrifttypeiafsnit"/>
     <w:rsid w:val="002451D6"/>
   </w:style>
   <w:style w:type="character" w:customStyle="1" w:styleId="pagebreakblob">
     <w:name w:val="pagebreakblob"/>
-    <w:basedOn w:val="DefaultParagraphFont"/>
+    <w:basedOn w:val="Standardskrifttypeiafsnit"/>
     <w:rsid w:val="002451D6"/>
   </w:style>
   <w:style w:type="character" w:customStyle="1" w:styleId="pagebreakborderspan">
     <w:name w:val="pagebreakborderspan"/>
-    <w:basedOn w:val="DefaultParagraphFont"/>
+    <w:basedOn w:val="Standardskrifttypeiafsnit"/>
     <w:rsid w:val="002451D6"/>
   </w:style>
   <w:style w:type="character" w:customStyle="1" w:styleId="pagebreaktextspan">
     <w:name w:val="pagebreaktextspan"/>
-    <w:basedOn w:val="DefaultParagraphFont"/>
+    <w:basedOn w:val="Standardskrifttypeiafsnit"/>
     <w:rsid w:val="002451D6"/>
   </w:style>
   <w:style w:type="character" w:customStyle="1" w:styleId="contentcontrol">
     <w:name w:val="contentcontrol"/>
-    <w:basedOn w:val="DefaultParagraphFont"/>
+    <w:basedOn w:val="Standardskrifttypeiafsnit"/>
     <w:rsid w:val="002451D6"/>
   </w:style>
   <w:style w:type="character" w:customStyle="1" w:styleId="cf01">
     <w:name w:val="cf01"/>
-    <w:basedOn w:val="DefaultParagraphFont"/>
+    <w:basedOn w:val="Standardskrifttypeiafsnit"/>
     <w:rsid w:val="00A95C12"/>
     <w:rPr>
       <w:rFonts w:ascii="Segoe UI" w:hAnsi="Segoe UI" w:cs="Segoe UI" w:hint="default"/>
@@ -22987,7 +22366,7 @@
 </file>
 
 <file path=word/glossary/document.xml><?xml version="1.0" encoding="utf-8"?>
-<w:glossaryDocument xmlns:wpc="http://schemas.microsoft.com/office/word/2010/wordprocessingCanvas" xmlns:cx="http://schemas.microsoft.com/office/drawing/2014/chartex" xmlns:cx1="http://schemas.microsoft.com/office/drawing/2015/9/8/chartex" xmlns:cx2="http://schemas.microsoft.com/office/drawing/2015/10/21/chartex" xmlns:cx3="http://schemas.microsoft.com/office/drawing/2016/5/9/chartex" xmlns:cx4="http://schemas.microsoft.com/office/drawing/2016/5/10/chartex" xmlns:cx5="http://schemas.microsoft.com/office/drawing/2016/5/11/chartex" xmlns:cx6="http://schemas.microsoft.com/office/drawing/2016/5/12/chartex" xmlns:cx7="http://schemas.microsoft.com/office/drawing/2016/5/13/chartex" xmlns:cx8="http://schemas.microsoft.com/office/drawing/2016/5/14/chartex" xmlns:mc="http://schemas.openxmlformats.org/markup-compatibility/2006" xmlns:aink="http://schemas.microsoft.com/office/drawing/2016/ink" xmlns:am3d="http://schemas.microsoft.com/office/drawing/2017/model3d" xmlns:o="urn:schemas-microsoft-com:office:office" xmlns:oel="http://schemas.microsoft.com/office/2019/extlst" xmlns:r="http://schemas.openxmlformats.org/officeDocument/2006/relationships" xmlns:m="http://schemas.openxmlformats.org/officeDocument/2006/math" xmlns:v="urn:schemas-microsoft-com:vml" xmlns:wp14="http://schemas.microsoft.com/office/word/2010/wordprocessingDrawing" xmlns:wp="http://schemas.openxmlformats.org/drawingml/2006/wordprocessingDrawing" xmlns:w10="urn:schemas-microsoft-com:office:word" xmlns:w="http://schemas.openxmlformats.org/wordprocessingml/2006/main" xmlns:w14="http://schemas.microsoft.com/office/word/2010/wordml" xmlns:w15="http://schemas.microsoft.com/office/word/2012/wordml" xmlns:w16cex="http://schemas.microsoft.com/office/word/2018/wordml/cex" xmlns:w16cid="http://schemas.microsoft.com/office/word/2016/wordml/cid" xmlns:w16="http://schemas.microsoft.com/office/word/2018/wordml" xmlns:w16du="http://schemas.microsoft.com/office/word/2023/wordml/word16du" xmlns:w16sdtdh="http://schemas.microsoft.com/office/word/2020/wordml/sdtdatahash" xmlns:w16se="http://schemas.microsoft.com/office/word/2015/wordml/symex" xmlns:wpg="http://schemas.microsoft.com/office/word/2010/wordprocessingGroup" xmlns:wpi="http://schemas.microsoft.com/office/word/2010/wordprocessingInk" xmlns:wne="http://schemas.microsoft.com/office/word/2006/wordml" xmlns:wps="http://schemas.microsoft.com/office/word/2010/wordprocessingShape" mc:Ignorable="w14 w15 w16se w16cid w16 w16cex w16sdtdh w16du wp14">
+<w:glossaryDocument xmlns:wpc="http://schemas.microsoft.com/office/word/2010/wordprocessingCanvas" xmlns:cx="http://schemas.microsoft.com/office/drawing/2014/chartex" xmlns:cx1="http://schemas.microsoft.com/office/drawing/2015/9/8/chartex" xmlns:cx2="http://schemas.microsoft.com/office/drawing/2015/10/21/chartex" xmlns:cx3="http://schemas.microsoft.com/office/drawing/2016/5/9/chartex" xmlns:cx4="http://schemas.microsoft.com/office/drawing/2016/5/10/chartex" xmlns:cx5="http://schemas.microsoft.com/office/drawing/2016/5/11/chartex" xmlns:cx6="http://schemas.microsoft.com/office/drawing/2016/5/12/chartex" xmlns:cx7="http://schemas.microsoft.com/office/drawing/2016/5/13/chartex" xmlns:cx8="http://schemas.microsoft.com/office/drawing/2016/5/14/chartex" xmlns:mc="http://schemas.openxmlformats.org/markup-compatibility/2006" xmlns:aink="http://schemas.microsoft.com/office/drawing/2016/ink" xmlns:am3d="http://schemas.microsoft.com/office/drawing/2017/model3d" xmlns:o="urn:schemas-microsoft-com:office:office" xmlns:oel="http://schemas.microsoft.com/office/2019/extlst" xmlns:r="http://schemas.openxmlformats.org/officeDocument/2006/relationships" xmlns:m="http://schemas.openxmlformats.org/officeDocument/2006/math" xmlns:v="urn:schemas-microsoft-com:vml" xmlns:wp14="http://schemas.microsoft.com/office/word/2010/wordprocessingDrawing" xmlns:wp="http://schemas.openxmlformats.org/drawingml/2006/wordprocessingDrawing" xmlns:w10="urn:schemas-microsoft-com:office:word" xmlns:w="http://schemas.openxmlformats.org/wordprocessingml/2006/main" xmlns:w14="http://schemas.microsoft.com/office/word/2010/wordml" xmlns:w15="http://schemas.microsoft.com/office/word/2012/wordml" xmlns:w16cex="http://schemas.microsoft.com/office/word/2018/wordml/cex" xmlns:w16cid="http://schemas.microsoft.com/office/word/2016/wordml/cid" xmlns:w16="http://schemas.microsoft.com/office/word/2018/wordml" xmlns:w16du="http://schemas.microsoft.com/office/word/2023/wordml/word16du" xmlns:w16sdtdh="http://schemas.microsoft.com/office/word/2020/wordml/sdtdatahash" xmlns:w16sdtfl="http://schemas.microsoft.com/office/word/2024/wordml/sdtformatlock" xmlns:w16se="http://schemas.microsoft.com/office/word/2015/wordml/symex" xmlns:wpg="http://schemas.microsoft.com/office/word/2010/wordprocessingGroup" xmlns:wpi="http://schemas.microsoft.com/office/word/2010/wordprocessingInk" xmlns:wne="http://schemas.microsoft.com/office/word/2006/wordml" xmlns:wps="http://schemas.microsoft.com/office/word/2010/wordprocessingShape" mc:Ignorable="w14 w15 w16se w16cid w16 w16cex w16sdtdh w16sdtfl w16du wp14">
   <w:docParts>
     <w:docPart>
       <w:docPartPr>
@@ -23011,7 +22390,7 @@
           </w:pPr>
           <w:r>
             <w:rPr>
-              <w:rStyle w:val="PlaceholderText"/>
+              <w:rStyle w:val="Pladsholdertekst"/>
             </w:rPr>
             <w:t>Choose</w:t>
           </w:r>
@@ -23040,7 +22419,7 @@
           </w:pPr>
           <w:r>
             <w:rPr>
-              <w:rStyle w:val="PlaceholderText"/>
+              <w:rStyle w:val="Pladsholdertekst"/>
             </w:rPr>
             <w:t>Choose</w:t>
           </w:r>
@@ -23069,36 +22448,7 @@
           </w:pPr>
           <w:r>
             <w:rPr>
-              <w:rStyle w:val="PlaceholderText"/>
-            </w:rPr>
-            <w:t>Choose</w:t>
-          </w:r>
-        </w:p>
-      </w:docPartBody>
-    </w:docPart>
-    <w:docPart>
-      <w:docPartPr>
-        <w:name w:val="16C4DC2BBF714279B49A4B9FFF93595C"/>
-        <w:category>
-          <w:name w:val="Generelt"/>
-          <w:gallery w:val="placeholder"/>
-        </w:category>
-        <w:types>
-          <w:type w:val="bbPlcHdr"/>
-        </w:types>
-        <w:behaviors>
-          <w:behavior w:val="content"/>
-        </w:behaviors>
-        <w:guid w:val="{DDE638B1-0584-4474-8A27-00005AC237B2}"/>
-      </w:docPartPr>
-      <w:docPartBody>
-        <w:p>
-          <w:pPr>
-            <w:pStyle w:val="16C4DC2BBF714279B49A4B9FFF93595C1"/>
-          </w:pPr>
-          <w:r>
-            <w:rPr>
-              <w:rStyle w:val="PlaceholderText"/>
+              <w:rStyle w:val="Pladsholdertekst"/>
             </w:rPr>
             <w:t>Choose</w:t>
           </w:r>
@@ -23127,7 +22477,7 @@
           </w:pPr>
           <w:r>
             <w:rPr>
-              <w:rStyle w:val="PlaceholderText"/>
+              <w:rStyle w:val="Pladsholdertekst"/>
               <w:rFonts w:eastAsia="Calibri"/>
             </w:rPr>
             <w:t>Indsæt forventet resultat</w:t>
@@ -23157,7 +22507,7 @@
           </w:pPr>
           <w:r>
             <w:rPr>
-              <w:rStyle w:val="PlaceholderText"/>
+              <w:rStyle w:val="Pladsholdertekst"/>
             </w:rPr>
             <w:t>Choose</w:t>
           </w:r>
@@ -23186,7 +22536,7 @@
           </w:pPr>
           <w:r>
             <w:rPr>
-              <w:rStyle w:val="PlaceholderText"/>
+              <w:rStyle w:val="Pladsholdertekst"/>
             </w:rPr>
             <w:t>Choose</w:t>
           </w:r>
@@ -23215,7 +22565,7 @@
           </w:pPr>
           <w:r>
             <w:rPr>
-              <w:rStyle w:val="PlaceholderText"/>
+              <w:rStyle w:val="Pladsholdertekst"/>
             </w:rPr>
             <w:t>Choose</w:t>
           </w:r>
@@ -23244,7 +22594,7 @@
           </w:pPr>
           <w:r>
             <w:rPr>
-              <w:rStyle w:val="PlaceholderText"/>
+              <w:rStyle w:val="Pladsholdertekst"/>
             </w:rPr>
             <w:t>Choose</w:t>
           </w:r>
@@ -23273,7 +22623,7 @@
           </w:pPr>
           <w:r>
             <w:rPr>
-              <w:rStyle w:val="PlaceholderText"/>
+              <w:rStyle w:val="Pladsholdertekst"/>
             </w:rPr>
             <w:t>Choose</w:t>
           </w:r>
@@ -23302,7 +22652,7 @@
           </w:pPr>
           <w:r>
             <w:rPr>
-              <w:rStyle w:val="PlaceholderText"/>
+              <w:rStyle w:val="Pladsholdertekst"/>
             </w:rPr>
             <w:t>Choose</w:t>
           </w:r>
@@ -23331,7 +22681,7 @@
           </w:pPr>
           <w:r>
             <w:rPr>
-              <w:rStyle w:val="PlaceholderText"/>
+              <w:rStyle w:val="Pladsholdertekst"/>
             </w:rPr>
             <w:t>Choose</w:t>
           </w:r>
@@ -23360,7 +22710,7 @@
           </w:pPr>
           <w:r>
             <w:rPr>
-              <w:rStyle w:val="PlaceholderText"/>
+              <w:rStyle w:val="Pladsholdertekst"/>
               <w:rFonts w:eastAsia="Calibri"/>
             </w:rPr>
             <w:t>Udfyldes af leverandør</w:t>
@@ -23390,7 +22740,7 @@
           </w:pPr>
           <w:r>
             <w:rPr>
-              <w:rStyle w:val="PlaceholderText"/>
+              <w:rStyle w:val="Pladsholdertekst"/>
               <w:rFonts w:eastAsia="Calibri"/>
             </w:rPr>
             <w:t>Udfyldes af leverandør</w:t>
@@ -23420,7 +22770,7 @@
           </w:pPr>
           <w:r>
             <w:rPr>
-              <w:rStyle w:val="PlaceholderText"/>
+              <w:rStyle w:val="Pladsholdertekst"/>
               <w:rFonts w:eastAsia="Calibri"/>
             </w:rPr>
             <w:t>Udfyldes af leverandør</w:t>
@@ -23450,7 +22800,7 @@
           </w:pPr>
           <w:r>
             <w:rPr>
-              <w:rStyle w:val="PlaceholderText"/>
+              <w:rStyle w:val="Pladsholdertekst"/>
               <w:rFonts w:eastAsia="Calibri"/>
             </w:rPr>
             <w:t>Udfyldes af leverandør</w:t>
@@ -23480,7 +22830,7 @@
           </w:pPr>
           <w:r>
             <w:rPr>
-              <w:rStyle w:val="PlaceholderText"/>
+              <w:rStyle w:val="Pladsholdertekst"/>
               <w:rFonts w:eastAsia="Calibri"/>
             </w:rPr>
             <w:t>Udfyldes af leverandør</w:t>
@@ -23510,7 +22860,7 @@
           </w:pPr>
           <w:r>
             <w:rPr>
-              <w:rStyle w:val="PlaceholderText"/>
+              <w:rStyle w:val="Pladsholdertekst"/>
               <w:rFonts w:eastAsia="Calibri"/>
             </w:rPr>
             <w:t>Udfyldes af leverandør</w:t>
@@ -23540,7 +22890,7 @@
           </w:pPr>
           <w:r>
             <w:rPr>
-              <w:rStyle w:val="PlaceholderText"/>
+              <w:rStyle w:val="Pladsholdertekst"/>
               <w:rFonts w:eastAsia="Calibri"/>
             </w:rPr>
             <w:t>Udfyldes af leverandør</w:t>
@@ -23570,7 +22920,7 @@
           </w:pPr>
           <w:r>
             <w:rPr>
-              <w:rStyle w:val="PlaceholderText"/>
+              <w:rStyle w:val="Pladsholdertekst"/>
               <w:rFonts w:eastAsia="Calibri"/>
             </w:rPr>
             <w:t>Udfyldes af leverandør</w:t>
@@ -23600,7 +22950,7 @@
           </w:pPr>
           <w:r>
             <w:rPr>
-              <w:rStyle w:val="PlaceholderText"/>
+              <w:rStyle w:val="Pladsholdertekst"/>
             </w:rPr>
             <w:t>Klik eller tryk for at angive en dato.</w:t>
           </w:r>
@@ -23629,7 +22979,7 @@
           </w:pPr>
           <w:r>
             <w:rPr>
-              <w:rStyle w:val="PlaceholderText"/>
+              <w:rStyle w:val="Pladsholdertekst"/>
               <w:rFonts w:eastAsia="Calibri"/>
             </w:rPr>
             <w:t>Udfyldes af leverandør</w:t>
@@ -23659,7 +23009,7 @@
           </w:pPr>
           <w:r>
             <w:rPr>
-              <w:rStyle w:val="PlaceholderText"/>
+              <w:rStyle w:val="Pladsholdertekst"/>
               <w:rFonts w:eastAsia="Calibri"/>
             </w:rPr>
             <w:t>Udfyldes af leverandør</w:t>
@@ -23689,7 +23039,7 @@
           </w:pPr>
           <w:r>
             <w:rPr>
-              <w:rStyle w:val="PlaceholderText"/>
+              <w:rStyle w:val="Pladsholdertekst"/>
             </w:rPr>
             <w:t>Choose</w:t>
           </w:r>
@@ -23718,7 +23068,7 @@
           </w:pPr>
           <w:r>
             <w:rPr>
-              <w:rStyle w:val="PlaceholderText"/>
+              <w:rStyle w:val="Pladsholdertekst"/>
             </w:rPr>
             <w:t>Choose</w:t>
           </w:r>
@@ -23747,7 +23097,7 @@
           </w:pPr>
           <w:r>
             <w:rPr>
-              <w:rStyle w:val="PlaceholderText"/>
+              <w:rStyle w:val="Pladsholdertekst"/>
             </w:rPr>
             <w:t>Choose</w:t>
           </w:r>
@@ -23776,7 +23126,7 @@
           </w:pPr>
           <w:r>
             <w:rPr>
-              <w:rStyle w:val="PlaceholderText"/>
+              <w:rStyle w:val="Pladsholdertekst"/>
             </w:rPr>
             <w:t>Choose</w:t>
           </w:r>
@@ -23805,7 +23155,7 @@
           </w:pPr>
           <w:r>
             <w:rPr>
-              <w:rStyle w:val="PlaceholderText"/>
+              <w:rStyle w:val="Pladsholdertekst"/>
             </w:rPr>
             <w:t>Choose</w:t>
           </w:r>
@@ -23834,7 +23184,7 @@
           </w:pPr>
           <w:r>
             <w:rPr>
-              <w:rStyle w:val="PlaceholderText"/>
+              <w:rStyle w:val="Pladsholdertekst"/>
             </w:rPr>
             <w:t>Choose</w:t>
           </w:r>
@@ -23863,7 +23213,36 @@
           </w:pPr>
           <w:r>
             <w:rPr>
-              <w:rStyle w:val="PlaceholderText"/>
+              <w:rStyle w:val="Pladsholdertekst"/>
+            </w:rPr>
+            <w:t>Choose</w:t>
+          </w:r>
+        </w:p>
+      </w:docPartBody>
+    </w:docPart>
+    <w:docPart>
+      <w:docPartPr>
+        <w:name w:val="EFF198283B68450C9909C8956A31777B"/>
+        <w:category>
+          <w:name w:val="Generelt"/>
+          <w:gallery w:val="placeholder"/>
+        </w:category>
+        <w:types>
+          <w:type w:val="bbPlcHdr"/>
+        </w:types>
+        <w:behaviors>
+          <w:behavior w:val="content"/>
+        </w:behaviors>
+        <w:guid w:val="{80E446D4-9046-4402-A243-9B0A98A66C3E}"/>
+      </w:docPartPr>
+      <w:docPartBody>
+        <w:p>
+          <w:pPr>
+            <w:pStyle w:val="EFF198283B68450C9909C8956A31777B"/>
+          </w:pPr>
+          <w:r>
+            <w:rPr>
+              <w:rStyle w:val="Pladsholdertekst"/>
             </w:rPr>
             <w:t>Choose</w:t>
           </w:r>
@@ -23875,7 +23254,7 @@
 </file>
 
 <file path=word/glossary/fontTable.xml><?xml version="1.0" encoding="utf-8"?>
-<w:fonts xmlns:mc="http://schemas.openxmlformats.org/markup-compatibility/2006" xmlns:r="http://schemas.openxmlformats.org/officeDocument/2006/relationships" xmlns:w="http://schemas.openxmlformats.org/wordprocessingml/2006/main" xmlns:w14="http://schemas.microsoft.com/office/word/2010/wordml" xmlns:w15="http://schemas.microsoft.com/office/word/2012/wordml" xmlns:w16cex="http://schemas.microsoft.com/office/word/2018/wordml/cex" xmlns:w16cid="http://schemas.microsoft.com/office/word/2016/wordml/cid" xmlns:w16="http://schemas.microsoft.com/office/word/2018/wordml" xmlns:w16du="http://schemas.microsoft.com/office/word/2023/wordml/word16du" xmlns:w16sdtdh="http://schemas.microsoft.com/office/word/2020/wordml/sdtdatahash" xmlns:w16se="http://schemas.microsoft.com/office/word/2015/wordml/symex" mc:Ignorable="w14 w15 w16se w16cid w16 w16cex w16sdtdh w16du">
+<w:fonts xmlns:mc="http://schemas.openxmlformats.org/markup-compatibility/2006" xmlns:r="http://schemas.openxmlformats.org/officeDocument/2006/relationships" xmlns:w="http://schemas.openxmlformats.org/wordprocessingml/2006/main" xmlns:w14="http://schemas.microsoft.com/office/word/2010/wordml" xmlns:w15="http://schemas.microsoft.com/office/word/2012/wordml" xmlns:w16cex="http://schemas.microsoft.com/office/word/2018/wordml/cex" xmlns:w16cid="http://schemas.microsoft.com/office/word/2016/wordml/cid" xmlns:w16="http://schemas.microsoft.com/office/word/2018/wordml" xmlns:w16du="http://schemas.microsoft.com/office/word/2023/wordml/word16du" xmlns:w16sdtdh="http://schemas.microsoft.com/office/word/2020/wordml/sdtdatahash" xmlns:w16sdtfl="http://schemas.microsoft.com/office/word/2024/wordml/sdtformatlock" xmlns:w16se="http://schemas.microsoft.com/office/word/2015/wordml/symex" mc:Ignorable="w14 w15 w16se w16cid w16 w16cex w16sdtdh w16sdtfl w16du">
   <w:font w:name="Symbol">
     <w:panose1 w:val="05050102010706020507"/>
     <w:charset w:val="02"/>
@@ -23909,7 +23288,7 @@
     <w:charset w:val="00"/>
     <w:family w:val="swiss"/>
     <w:pitch w:val="variable"/>
-    <w:sig w:usb0="E4002EFF" w:usb1="C000247B" w:usb2="00000009" w:usb3="00000000" w:csb0="000001FF" w:csb1="00000000"/>
+    <w:sig w:usb0="E4002EFF" w:usb1="C200247B" w:usb2="00000009" w:usb3="00000000" w:csb0="000001FF" w:csb1="00000000"/>
   </w:font>
   <w:font w:name="Arial">
     <w:panose1 w:val="020B0604020202020204"/>
@@ -23919,6 +23298,7 @@
     <w:sig w:usb0="E0002EFF" w:usb1="C000785B" w:usb2="00000009" w:usb3="00000000" w:csb0="000001FF" w:csb1="00000000"/>
   </w:font>
   <w:font w:name="Roboto Light">
+    <w:altName w:val="Arial"/>
     <w:charset w:val="00"/>
     <w:family w:val="auto"/>
     <w:pitch w:val="variable"/>
@@ -23929,7 +23309,7 @@
     <w:charset w:val="00"/>
     <w:family w:val="swiss"/>
     <w:pitch w:val="variable"/>
-    <w:sig w:usb0="E4002EFF" w:usb1="C000247B" w:usb2="00000009" w:usb3="00000000" w:csb0="000001FF" w:csb1="00000000"/>
+    <w:sig w:usb0="E4002EFF" w:usb1="C200247B" w:usb2="00000009" w:usb3="00000000" w:csb0="000001FF" w:csb1="00000000"/>
   </w:font>
   <w:font w:name="Tahoma">
     <w:panose1 w:val="020B0604030504040204"/>
@@ -23939,7 +23319,6 @@
     <w:sig w:usb0="E1002EFF" w:usb1="C000605B" w:usb2="00000029" w:usb3="00000000" w:csb0="000101FF" w:csb1="00000000"/>
   </w:font>
   <w:font w:name="Lucida Grande">
-    <w:altName w:val="Arial"/>
     <w:charset w:val="00"/>
     <w:family w:val="auto"/>
     <w:pitch w:val="variable"/>
@@ -23976,7 +23355,6 @@
     <w:sig w:usb0="00000003" w:usb1="00000000" w:usb2="00000000" w:usb3="00000000" w:csb0="00000001" w:csb1="00000000"/>
   </w:font>
   <w:font w:name="Roboto">
-    <w:altName w:val="Arial"/>
     <w:charset w:val="00"/>
     <w:family w:val="auto"/>
     <w:pitch w:val="variable"/>
@@ -23998,24 +23376,22 @@
     <w:sig w:usb0="E00002FF" w:usb1="6AC7FDFB" w:usb2="08000012" w:usb3="00000000" w:csb0="0002009F" w:csb1="00000000"/>
   </w:font>
   <w:font w:name="Aptos">
-    <w:panose1 w:val="00000000000000000000"/>
     <w:charset w:val="00"/>
-    <w:family w:val="roman"/>
-    <w:notTrueType/>
-    <w:pitch w:val="default"/>
+    <w:family w:val="swiss"/>
+    <w:pitch w:val="variable"/>
+    <w:sig w:usb0="20000287" w:usb1="00000003" w:usb2="00000000" w:usb3="00000000" w:csb0="0000019F" w:csb1="00000000"/>
   </w:font>
   <w:font w:name="Aptos Display">
-    <w:panose1 w:val="00000000000000000000"/>
     <w:charset w:val="00"/>
-    <w:family w:val="roman"/>
-    <w:notTrueType/>
-    <w:pitch w:val="default"/>
+    <w:family w:val="swiss"/>
+    <w:pitch w:val="variable"/>
+    <w:sig w:usb0="20000287" w:usb1="00000003" w:usb2="00000000" w:usb3="00000000" w:csb0="0000019F" w:csb1="00000000"/>
   </w:font>
 </w:fonts>
 </file>
 
 <file path=word/glossary/settings.xml><?xml version="1.0" encoding="utf-8"?>
-<w:settings xmlns:mc="http://schemas.openxmlformats.org/markup-compatibility/2006" xmlns:o="urn:schemas-microsoft-com:office:office" xmlns:r="http://schemas.openxmlformats.org/officeDocument/2006/relationships" xmlns:m="http://schemas.openxmlformats.org/officeDocument/2006/math" xmlns:v="urn:schemas-microsoft-com:vml" xmlns:w10="urn:schemas-microsoft-com:office:word" xmlns:w="http://schemas.openxmlformats.org/wordprocessingml/2006/main" xmlns:w14="http://schemas.microsoft.com/office/word/2010/wordml" xmlns:w15="http://schemas.microsoft.com/office/word/2012/wordml" xmlns:w16cex="http://schemas.microsoft.com/office/word/2018/wordml/cex" xmlns:w16cid="http://schemas.microsoft.com/office/word/2016/wordml/cid" xmlns:w16="http://schemas.microsoft.com/office/word/2018/wordml" xmlns:w16du="http://schemas.microsoft.com/office/word/2023/wordml/word16du" xmlns:w16sdtdh="http://schemas.microsoft.com/office/word/2020/wordml/sdtdatahash" xmlns:w16se="http://schemas.microsoft.com/office/word/2015/wordml/symex" xmlns:sl="http://schemas.openxmlformats.org/schemaLibrary/2006/main" mc:Ignorable="w14 w15 w16se w16cid w16 w16cex w16sdtdh w16du">
+<w:settings xmlns:mc="http://schemas.openxmlformats.org/markup-compatibility/2006" xmlns:o="urn:schemas-microsoft-com:office:office" xmlns:r="http://schemas.openxmlformats.org/officeDocument/2006/relationships" xmlns:m="http://schemas.openxmlformats.org/officeDocument/2006/math" xmlns:v="urn:schemas-microsoft-com:vml" xmlns:w10="urn:schemas-microsoft-com:office:word" xmlns:w="http://schemas.openxmlformats.org/wordprocessingml/2006/main" xmlns:w14="http://schemas.microsoft.com/office/word/2010/wordml" xmlns:w15="http://schemas.microsoft.com/office/word/2012/wordml" xmlns:w16cex="http://schemas.microsoft.com/office/word/2018/wordml/cex" xmlns:w16cid="http://schemas.microsoft.com/office/word/2016/wordml/cid" xmlns:w16="http://schemas.microsoft.com/office/word/2018/wordml" xmlns:w16du="http://schemas.microsoft.com/office/word/2023/wordml/word16du" xmlns:w16sdtdh="http://schemas.microsoft.com/office/word/2020/wordml/sdtdatahash" xmlns:w16sdtfl="http://schemas.microsoft.com/office/word/2024/wordml/sdtformatlock" xmlns:w16se="http://schemas.microsoft.com/office/word/2015/wordml/symex" xmlns:sl="http://schemas.openxmlformats.org/schemaLibrary/2006/main" mc:Ignorable="w14 w15 w16se w16cid w16 w16cex w16sdtdh w16sdtfl w16du">
   <w:view w:val="normal"/>
   <w:defaultTabStop w:val="1304"/>
   <w:hyphenationZone w:val="425"/>
@@ -24038,11 +23414,14 @@
     <w:rsid w:val="001A1164"/>
     <w:rsid w:val="001D03BC"/>
     <w:rsid w:val="00243515"/>
+    <w:rsid w:val="002C36DB"/>
     <w:rsid w:val="002C6588"/>
     <w:rsid w:val="00372655"/>
     <w:rsid w:val="00397752"/>
     <w:rsid w:val="003A2081"/>
+    <w:rsid w:val="003B279D"/>
     <w:rsid w:val="00402BF6"/>
+    <w:rsid w:val="00436971"/>
     <w:rsid w:val="00440D62"/>
     <w:rsid w:val="00445C88"/>
     <w:rsid w:val="004C65B5"/>
@@ -24055,12 +23434,16 @@
     <w:rsid w:val="005E2967"/>
     <w:rsid w:val="00626F5C"/>
     <w:rsid w:val="00632C66"/>
+    <w:rsid w:val="00660D2D"/>
+    <w:rsid w:val="006A2076"/>
     <w:rsid w:val="006E153B"/>
     <w:rsid w:val="006F6DF9"/>
+    <w:rsid w:val="00700309"/>
     <w:rsid w:val="007009EA"/>
     <w:rsid w:val="00752E8F"/>
     <w:rsid w:val="007C0DCC"/>
     <w:rsid w:val="007D2226"/>
+    <w:rsid w:val="007F105D"/>
     <w:rsid w:val="008665FF"/>
     <w:rsid w:val="008C3B97"/>
     <w:rsid w:val="008E1060"/>
@@ -24070,10 +23453,12 @@
     <w:rsid w:val="00A677F9"/>
     <w:rsid w:val="00B16D4A"/>
     <w:rsid w:val="00B23F48"/>
+    <w:rsid w:val="00B2779D"/>
     <w:rsid w:val="00B5046D"/>
     <w:rsid w:val="00B54369"/>
     <w:rsid w:val="00BE7D3D"/>
     <w:rsid w:val="00BF6A5F"/>
+    <w:rsid w:val="00C06252"/>
     <w:rsid w:val="00C36A06"/>
     <w:rsid w:val="00C471F4"/>
     <w:rsid w:val="00CC254E"/>
@@ -24081,12 +23466,14 @@
     <w:rsid w:val="00D11F58"/>
     <w:rsid w:val="00D1797B"/>
     <w:rsid w:val="00DA0304"/>
+    <w:rsid w:val="00DA63B1"/>
     <w:rsid w:val="00E03BBE"/>
     <w:rsid w:val="00E06122"/>
     <w:rsid w:val="00E82693"/>
     <w:rsid w:val="00EC06F0"/>
     <w:rsid w:val="00F0408A"/>
     <w:rsid w:val="00F25C81"/>
+    <w:rsid w:val="00F6413F"/>
     <w:rsid w:val="00F82311"/>
     <w:rsid w:val="00F86688"/>
     <w:rsid w:val="00F94486"/>
@@ -24107,14 +23494,14 @@
   </m:mathPr>
   <w:themeFontLang w:val="da-DK"/>
   <w:clrSchemeMapping w:bg1="light1" w:t1="dark1" w:bg2="light2" w:t2="dark2" w:accent1="accent1" w:accent2="accent2" w:accent3="accent3" w:accent4="accent4" w:accent5="accent5" w:accent6="accent6" w:hyperlink="hyperlink" w:followedHyperlink="followedHyperlink"/>
-  <w:decimalSymbol w:val="."/>
-  <w:listSeparator w:val=","/>
+  <w:decimalSymbol w:val=","/>
+  <w:listSeparator w:val=";"/>
   <w15:chartTrackingRefBased/>
 </w:settings>
 </file>
 
 <file path=word/glossary/styles.xml><?xml version="1.0" encoding="utf-8"?>
-<w:styles xmlns:mc="http://schemas.openxmlformats.org/markup-compatibility/2006" xmlns:r="http://schemas.openxmlformats.org/officeDocument/2006/relationships" xmlns:w="http://schemas.openxmlformats.org/wordprocessingml/2006/main" xmlns:w14="http://schemas.microsoft.com/office/word/2010/wordml" xmlns:w15="http://schemas.microsoft.com/office/word/2012/wordml" xmlns:w16cex="http://schemas.microsoft.com/office/word/2018/wordml/cex" xmlns:w16cid="http://schemas.microsoft.com/office/word/2016/wordml/cid" xmlns:w16="http://schemas.microsoft.com/office/word/2018/wordml" xmlns:w16du="http://schemas.microsoft.com/office/word/2023/wordml/word16du" xmlns:w16sdtdh="http://schemas.microsoft.com/office/word/2020/wordml/sdtdatahash" xmlns:w16se="http://schemas.microsoft.com/office/word/2015/wordml/symex" mc:Ignorable="w14 w15 w16se w16cid w16 w16cex w16sdtdh w16du">
+<w:styles xmlns:mc="http://schemas.openxmlformats.org/markup-compatibility/2006" xmlns:r="http://schemas.openxmlformats.org/officeDocument/2006/relationships" xmlns:w="http://schemas.openxmlformats.org/wordprocessingml/2006/main" xmlns:w14="http://schemas.microsoft.com/office/word/2010/wordml" xmlns:w15="http://schemas.microsoft.com/office/word/2012/wordml" xmlns:w16cex="http://schemas.microsoft.com/office/word/2018/wordml/cex" xmlns:w16cid="http://schemas.microsoft.com/office/word/2016/wordml/cid" xmlns:w16="http://schemas.microsoft.com/office/word/2018/wordml" xmlns:w16du="http://schemas.microsoft.com/office/word/2023/wordml/word16du" xmlns:w16sdtdh="http://schemas.microsoft.com/office/word/2020/wordml/sdtdatahash" xmlns:w16sdtfl="http://schemas.microsoft.com/office/word/2024/wordml/sdtformatlock" xmlns:w16se="http://schemas.microsoft.com/office/word/2015/wordml/symex" mc:Ignorable="w14 w15 w16se w16cid w16 w16cex w16sdtdh w16sdtfl w16du">
   <w:docDefaults>
     <w:rPrDefault>
       <w:rPr>
@@ -24512,13 +23899,13 @@
     <w:name w:val="Normal"/>
     <w:qFormat/>
   </w:style>
-  <w:style w:type="character" w:default="1" w:styleId="DefaultParagraphFont">
+  <w:style w:type="character" w:default="1" w:styleId="Standardskrifttypeiafsnit">
     <w:name w:val="Default Paragraph Font"/>
     <w:uiPriority w:val="1"/>
     <w:semiHidden/>
     <w:unhideWhenUsed/>
   </w:style>
-  <w:style w:type="table" w:default="1" w:styleId="TableNormal">
+  <w:style w:type="table" w:default="1" w:styleId="Tabel-Normal">
     <w:name w:val="Normal Table"/>
     <w:uiPriority w:val="99"/>
     <w:semiHidden/>
@@ -24533,18 +23920,18 @@
       </w:tblCellMar>
     </w:tblPr>
   </w:style>
-  <w:style w:type="numbering" w:default="1" w:styleId="NoList">
+  <w:style w:type="numbering" w:default="1" w:styleId="Ingenoversigt">
     <w:name w:val="No List"/>
     <w:uiPriority w:val="99"/>
     <w:semiHidden/>
     <w:unhideWhenUsed/>
   </w:style>
-  <w:style w:type="character" w:styleId="PlaceholderText">
+  <w:style w:type="character" w:styleId="Pladsholdertekst">
     <w:name w:val="Placeholder Text"/>
-    <w:basedOn w:val="DefaultParagraphFont"/>
+    <w:basedOn w:val="Standardskrifttypeiafsnit"/>
     <w:uiPriority w:val="99"/>
     <w:semiHidden/>
-    <w:rsid w:val="00B16D4A"/>
+    <w:rsid w:val="006A2076"/>
     <w:rPr>
       <w:color w:val="808080"/>
     </w:rPr>
@@ -24763,11 +24150,24 @@
       <w14:ligatures w14:val="standardContextual"/>
     </w:rPr>
   </w:style>
+  <w:style w:type="paragraph" w:customStyle="1" w:styleId="EFF198283B68450C9909C8956A31777B">
+    <w:name w:val="EFF198283B68450C9909C8956A31777B"/>
+    <w:rsid w:val="006A2076"/>
+    <w:pPr>
+      <w:spacing w:line="278" w:lineRule="auto"/>
+    </w:pPr>
+    <w:rPr>
+      <w:kern w:val="2"/>
+      <w:sz w:val="24"/>
+      <w:szCs w:val="24"/>
+      <w14:ligatures w14:val="standardContextual"/>
+    </w:rPr>
+  </w:style>
 </w:styles>
 </file>
 
 <file path=word/glossary/webSettings.xml><?xml version="1.0" encoding="utf-8"?>
-<w:webSettings xmlns:mc="http://schemas.openxmlformats.org/markup-compatibility/2006" xmlns:r="http://schemas.openxmlformats.org/officeDocument/2006/relationships" xmlns:w="http://schemas.openxmlformats.org/wordprocessingml/2006/main" xmlns:w14="http://schemas.microsoft.com/office/word/2010/wordml" xmlns:w15="http://schemas.microsoft.com/office/word/2012/wordml" xmlns:w16cex="http://schemas.microsoft.com/office/word/2018/wordml/cex" xmlns:w16cid="http://schemas.microsoft.com/office/word/2016/wordml/cid" xmlns:w16="http://schemas.microsoft.com/office/word/2018/wordml" xmlns:w16du="http://schemas.microsoft.com/office/word/2023/wordml/word16du" xmlns:w16sdtdh="http://schemas.microsoft.com/office/word/2020/wordml/sdtdatahash" xmlns:w16se="http://schemas.microsoft.com/office/word/2015/wordml/symex" mc:Ignorable="w14 w15 w16se w16cid w16 w16cex w16sdtdh w16du">
+<w:webSettings xmlns:mc="http://schemas.openxmlformats.org/markup-compatibility/2006" xmlns:r="http://schemas.openxmlformats.org/officeDocument/2006/relationships" xmlns:w="http://schemas.openxmlformats.org/wordprocessingml/2006/main" xmlns:w14="http://schemas.microsoft.com/office/word/2010/wordml" xmlns:w15="http://schemas.microsoft.com/office/word/2012/wordml" xmlns:w16cex="http://schemas.microsoft.com/office/word/2018/wordml/cex" xmlns:w16cid="http://schemas.microsoft.com/office/word/2016/wordml/cid" xmlns:w16="http://schemas.microsoft.com/office/word/2018/wordml" xmlns:w16du="http://schemas.microsoft.com/office/word/2023/wordml/word16du" xmlns:w16sdtdh="http://schemas.microsoft.com/office/word/2020/wordml/sdtdatahash" xmlns:w16sdtfl="http://schemas.microsoft.com/office/word/2024/wordml/sdtformatlock" xmlns:w16se="http://schemas.microsoft.com/office/word/2015/wordml/symex" mc:Ignorable="w14 w15 w16se w16cid w16 w16cex w16sdtdh w16sdtfl w16du">
   <w:optimizeForBrowser/>
   <w:allowPNG/>
 </w:webSettings>
@@ -25071,23 +24471,28 @@
 <file path=customXml/item1.xml><?xml version="1.0" encoding="utf-8"?>
 <p:properties xmlns:p="http://schemas.microsoft.com/office/2006/metadata/properties" xmlns:xsi="http://www.w3.org/2001/XMLSchema-instance" xmlns:pc="http://schemas.microsoft.com/office/infopath/2007/PartnerControls">
   <documentManagement>
-    <lcf76f155ced4ddcb4097134ff3c332f xmlns="f96a63b6-96d6-4a7d-9bdb-373dd23aadd0">
+    <lcf76f155ced4ddcb4097134ff3c332f xmlns="ee8ef5dc-6422-4132-ba28-a9150fefde4c">
       <Terms xmlns="http://schemas.microsoft.com/office/infopath/2007/PartnerControls"/>
     </lcf76f155ced4ddcb4097134ff3c332f>
-    <TaxCatchAll xmlns="66f7ae7e-1505-446f-acdf-769d0680dc5d" xsi:nil="true"/>
+    <TaxCatchAll xmlns="672a50b0-1df9-4341-9d54-48b9c706e195" xsi:nil="true"/>
   </documentManagement>
 </p:properties>
 </file>
 
 <file path=customXml/item2.xml><?xml version="1.0" encoding="utf-8"?>
-<b:Sources xmlns:b="http://schemas.openxmlformats.org/officeDocument/2006/bibliography" xmlns="http://schemas.openxmlformats.org/officeDocument/2006/bibliography" SelectedStyle="\APASixthEditionOfficeOnline.xsl" StyleName="APA" Version="6"/>
+<?mso-contentType ?>
+<FormTemplates xmlns="http://schemas.microsoft.com/sharepoint/v3/contenttype/forms">
+  <Display>DocumentLibraryForm</Display>
+  <Edit>DocumentLibraryForm</Edit>
+  <New>DocumentLibraryForm</New>
+</FormTemplates>
 </file>
 
 <file path=customXml/item3.xml><?xml version="1.0" encoding="utf-8"?>
-<ct:contentTypeSchema xmlns:ct="http://schemas.microsoft.com/office/2006/metadata/contentType" xmlns:ma="http://schemas.microsoft.com/office/2006/metadata/properties/metaAttributes" ct:_="" ma:_="" ma:contentTypeName="Dokument" ma:contentTypeID="0x01010031B9E8577038524FBC15074EFB967B16" ma:contentTypeVersion="15" ma:contentTypeDescription="Opret et nyt dokument." ma:contentTypeScope="" ma:versionID="dd5ca4dfd9b354340173b245c57bf800">
-  <xsd:schema xmlns:xsd="http://www.w3.org/2001/XMLSchema" xmlns:xs="http://www.w3.org/2001/XMLSchema" xmlns:p="http://schemas.microsoft.com/office/2006/metadata/properties" xmlns:ns2="f96a63b6-96d6-4a7d-9bdb-373dd23aadd0" xmlns:ns3="66f7ae7e-1505-446f-acdf-769d0680dc5d" targetNamespace="http://schemas.microsoft.com/office/2006/metadata/properties" ma:root="true" ma:fieldsID="45d0c75f4dddecca321a01f199f7e41a" ns2:_="" ns3:_="">
-    <xsd:import namespace="f96a63b6-96d6-4a7d-9bdb-373dd23aadd0"/>
-    <xsd:import namespace="66f7ae7e-1505-446f-acdf-769d0680dc5d"/>
+<ct:contentTypeSchema xmlns:ct="http://schemas.microsoft.com/office/2006/metadata/contentType" xmlns:ma="http://schemas.microsoft.com/office/2006/metadata/properties/metaAttributes" ct:_="" ma:_="" ma:contentTypeName="Dokument" ma:contentTypeID="0x010100CE3A8153F207434E9AE9E016B63FAED4" ma:contentTypeVersion="14" ma:contentTypeDescription="Opret et nyt dokument." ma:contentTypeScope="" ma:versionID="4db7d70616debe2b560b99cfd97c8c41">
+  <xsd:schema xmlns:xsd="http://www.w3.org/2001/XMLSchema" xmlns:xs="http://www.w3.org/2001/XMLSchema" xmlns:p="http://schemas.microsoft.com/office/2006/metadata/properties" xmlns:ns2="ee8ef5dc-6422-4132-ba28-a9150fefde4c" xmlns:ns3="672a50b0-1df9-4341-9d54-48b9c706e195" targetNamespace="http://schemas.microsoft.com/office/2006/metadata/properties" ma:root="true" ma:fieldsID="7d79f90df4c2ae1b98b3ae311fc82e69" ns2:_="" ns3:_="">
+    <xsd:import namespace="ee8ef5dc-6422-4132-ba28-a9150fefde4c"/>
+    <xsd:import namespace="672a50b0-1df9-4341-9d54-48b9c706e195"/>
     <xsd:element name="properties">
       <xsd:complexType>
         <xsd:sequence>
@@ -25096,18 +24501,17 @@
               <xsd:all>
                 <xsd:element ref="ns2:MediaServiceMetadata" minOccurs="0"/>
                 <xsd:element ref="ns2:MediaServiceFastMetadata" minOccurs="0"/>
-                <xsd:element ref="ns2:MediaServiceAutoKeyPoints" minOccurs="0"/>
-                <xsd:element ref="ns2:MediaServiceKeyPoints" minOccurs="0"/>
+                <xsd:element ref="ns2:MediaServiceSearchProperties" minOccurs="0"/>
+                <xsd:element ref="ns2:MediaServiceDateTaken" minOccurs="0"/>
+                <xsd:element ref="ns2:MediaServiceObjectDetectorVersions" minOccurs="0"/>
+                <xsd:element ref="ns2:MediaLengthInSeconds" minOccurs="0"/>
                 <xsd:element ref="ns3:SharedWithUsers" minOccurs="0"/>
                 <xsd:element ref="ns3:SharedWithDetails" minOccurs="0"/>
-                <xsd:element ref="ns2:MediaServiceSearchProperties" minOccurs="0"/>
                 <xsd:element ref="ns2:lcf76f155ced4ddcb4097134ff3c332f" minOccurs="0"/>
                 <xsd:element ref="ns3:TaxCatchAll" minOccurs="0"/>
-                <xsd:element ref="ns2:MediaServiceObjectDetectorVersions" minOccurs="0"/>
                 <xsd:element ref="ns2:MediaServiceOCR" minOccurs="0"/>
                 <xsd:element ref="ns2:MediaServiceGenerationTime" minOccurs="0"/>
                 <xsd:element ref="ns2:MediaServiceEventHashCode" minOccurs="0"/>
-                <xsd:element ref="ns2:MediaServiceDateTaken" minOccurs="0"/>
               </xsd:all>
             </xsd:complexType>
           </xsd:element>
@@ -25115,7 +24519,7 @@
       </xsd:complexType>
     </xsd:element>
   </xsd:schema>
-  <xsd:schema xmlns:xsd="http://www.w3.org/2001/XMLSchema" xmlns:xs="http://www.w3.org/2001/XMLSchema" xmlns:dms="http://schemas.microsoft.com/office/2006/documentManagement/types" xmlns:pc="http://schemas.microsoft.com/office/infopath/2007/PartnerControls" targetNamespace="f96a63b6-96d6-4a7d-9bdb-373dd23aadd0" elementFormDefault="qualified">
+  <xsd:schema xmlns:xsd="http://www.w3.org/2001/XMLSchema" xmlns:xs="http://www.w3.org/2001/XMLSchema" xmlns:dms="http://schemas.microsoft.com/office/2006/documentManagement/types" xmlns:pc="http://schemas.microsoft.com/office/infopath/2007/PartnerControls" targetNamespace="ee8ef5dc-6422-4132-ba28-a9150fefde4c" elementFormDefault="qualified">
     <xsd:import namespace="http://schemas.microsoft.com/office/2006/documentManagement/types"/>
     <xsd:import namespace="http://schemas.microsoft.com/office/infopath/2007/PartnerControls"/>
     <xsd:element name="MediaServiceMetadata" ma:index="8" nillable="true" ma:displayName="MediaServiceMetadata" ma:hidden="true" ma:internalName="MediaServiceMetadata" ma:readOnly="true">
@@ -25128,34 +24532,32 @@
         <xsd:restriction base="dms:Note"/>
       </xsd:simpleType>
     </xsd:element>
-    <xsd:element name="MediaServiceAutoKeyPoints" ma:index="10" nillable="true" ma:displayName="MediaServiceAutoKeyPoints" ma:hidden="true" ma:internalName="MediaServiceAutoKeyPoints" ma:readOnly="true">
+    <xsd:element name="MediaServiceSearchProperties" ma:index="10" nillable="true" ma:displayName="MediaServiceSearchProperties" ma:hidden="true" ma:internalName="MediaServiceSearchProperties" ma:readOnly="true">
       <xsd:simpleType>
         <xsd:restriction base="dms:Note"/>
       </xsd:simpleType>
     </xsd:element>
-    <xsd:element name="MediaServiceKeyPoints" ma:index="11" nillable="true" ma:displayName="KeyPoints" ma:internalName="MediaServiceKeyPoints" ma:readOnly="true">
+    <xsd:element name="MediaServiceDateTaken" ma:index="11" nillable="true" ma:displayName="MediaServiceDateTaken" ma:hidden="true" ma:indexed="true" ma:internalName="MediaServiceDateTaken" ma:readOnly="true">
       <xsd:simpleType>
-        <xsd:restriction base="dms:Note">
-          <xsd:maxLength value="255"/>
-        </xsd:restriction>
+        <xsd:restriction base="dms:Text"/>
       </xsd:simpleType>
     </xsd:element>
-    <xsd:element name="MediaServiceSearchProperties" ma:index="14" nillable="true" ma:displayName="MediaServiceSearchProperties" ma:hidden="true" ma:internalName="MediaServiceSearchProperties" ma:readOnly="true">
+    <xsd:element name="MediaServiceObjectDetectorVersions" ma:index="12" nillable="true" ma:displayName="MediaServiceObjectDetectorVersions" ma:hidden="true" ma:indexed="true" ma:internalName="MediaServiceObjectDetectorVersions" ma:readOnly="true">
       <xsd:simpleType>
-        <xsd:restriction base="dms:Note"/>
+        <xsd:restriction base="dms:Text"/>
       </xsd:simpleType>
     </xsd:element>
-    <xsd:element name="lcf76f155ced4ddcb4097134ff3c332f" ma:index="16" nillable="true" ma:taxonomy="true" ma:internalName="lcf76f155ced4ddcb4097134ff3c332f" ma:taxonomyFieldName="MediaServiceImageTags" ma:displayName="Billedmærker" ma:readOnly="false" ma:fieldId="{5cf76f15-5ced-4ddc-b409-7134ff3c332f}" ma:taxonomyMulti="true" ma:sspId="1eb19e05-fe62-4677-b8eb-b663d3127a74" ma:termSetId="09814cd3-568e-fe90-9814-8d621ff8fb84" ma:anchorId="fba54fb3-c3e1-fe81-a776-ca4b69148c4d" ma:open="true" ma:isKeyword="false">
+    <xsd:element name="MediaLengthInSeconds" ma:index="13" nillable="true" ma:displayName="MediaLengthInSeconds" ma:hidden="true" ma:internalName="MediaLengthInSeconds" ma:readOnly="true">
+      <xsd:simpleType>
+        <xsd:restriction base="dms:Unknown"/>
+      </xsd:simpleType>
+    </xsd:element>
+    <xsd:element name="lcf76f155ced4ddcb4097134ff3c332f" ma:index="17" nillable="true" ma:taxonomy="true" ma:internalName="lcf76f155ced4ddcb4097134ff3c332f" ma:taxonomyFieldName="MediaServiceImageTags" ma:displayName="Billedmærker" ma:readOnly="false" ma:fieldId="{5cf76f15-5ced-4ddc-b409-7134ff3c332f}" ma:taxonomyMulti="true" ma:sspId="1eb19e05-fe62-4677-b8eb-b663d3127a74" ma:termSetId="09814cd3-568e-fe90-9814-8d621ff8fb84" ma:anchorId="fba54fb3-c3e1-fe81-a776-ca4b69148c4d" ma:open="true" ma:isKeyword="false">
       <xsd:complexType>
         <xsd:sequence>
           <xsd:element ref="pc:Terms" minOccurs="0" maxOccurs="1"/>
         </xsd:sequence>
       </xsd:complexType>
-    </xsd:element>
-    <xsd:element name="MediaServiceObjectDetectorVersions" ma:index="18" nillable="true" ma:displayName="MediaServiceObjectDetectorVersions" ma:hidden="true" ma:indexed="true" ma:internalName="MediaServiceObjectDetectorVersions" ma:readOnly="true">
-      <xsd:simpleType>
-        <xsd:restriction base="dms:Text"/>
-      </xsd:simpleType>
     </xsd:element>
     <xsd:element name="MediaServiceOCR" ma:index="19" nillable="true" ma:displayName="Extracted Text" ma:internalName="MediaServiceOCR" ma:readOnly="true">
       <xsd:simpleType>
@@ -25174,16 +24576,11 @@
         <xsd:restriction base="dms:Text"/>
       </xsd:simpleType>
     </xsd:element>
-    <xsd:element name="MediaServiceDateTaken" ma:index="22" nillable="true" ma:displayName="MediaServiceDateTaken" ma:hidden="true" ma:indexed="true" ma:internalName="MediaServiceDateTaken" ma:readOnly="true">
-      <xsd:simpleType>
-        <xsd:restriction base="dms:Text"/>
-      </xsd:simpleType>
-    </xsd:element>
   </xsd:schema>
-  <xsd:schema xmlns:xsd="http://www.w3.org/2001/XMLSchema" xmlns:xs="http://www.w3.org/2001/XMLSchema" xmlns:dms="http://schemas.microsoft.com/office/2006/documentManagement/types" xmlns:pc="http://schemas.microsoft.com/office/infopath/2007/PartnerControls" targetNamespace="66f7ae7e-1505-446f-acdf-769d0680dc5d" elementFormDefault="qualified">
+  <xsd:schema xmlns:xsd="http://www.w3.org/2001/XMLSchema" xmlns:xs="http://www.w3.org/2001/XMLSchema" xmlns:dms="http://schemas.microsoft.com/office/2006/documentManagement/types" xmlns:pc="http://schemas.microsoft.com/office/infopath/2007/PartnerControls" targetNamespace="672a50b0-1df9-4341-9d54-48b9c706e195" elementFormDefault="qualified">
     <xsd:import namespace="http://schemas.microsoft.com/office/2006/documentManagement/types"/>
     <xsd:import namespace="http://schemas.microsoft.com/office/infopath/2007/PartnerControls"/>
-    <xsd:element name="SharedWithUsers" ma:index="12" nillable="true" ma:displayName="Delt med" ma:internalName="SharedWithUsers" ma:readOnly="true">
+    <xsd:element name="SharedWithUsers" ma:index="14" nillable="true" ma:displayName="Delt med" ma:internalName="SharedWithUsers" ma:readOnly="true">
       <xsd:complexType>
         <xsd:complexContent>
           <xsd:extension base="dms:UserMulti">
@@ -25202,14 +24599,14 @@
         </xsd:complexContent>
       </xsd:complexType>
     </xsd:element>
-    <xsd:element name="SharedWithDetails" ma:index="13" nillable="true" ma:displayName="Delt med detaljer" ma:internalName="SharedWithDetails" ma:readOnly="true">
+    <xsd:element name="SharedWithDetails" ma:index="15" nillable="true" ma:displayName="Delt med detaljer" ma:internalName="SharedWithDetails" ma:readOnly="true">
       <xsd:simpleType>
         <xsd:restriction base="dms:Note">
           <xsd:maxLength value="255"/>
         </xsd:restriction>
       </xsd:simpleType>
     </xsd:element>
-    <xsd:element name="TaxCatchAll" ma:index="17" nillable="true" ma:displayName="Taxonomy Catch All Column" ma:hidden="true" ma:list="{ecbd13d4-0f0e-46dc-bead-c4789ad149fe}" ma:internalName="TaxCatchAll" ma:showField="CatchAllData" ma:web="66f7ae7e-1505-446f-acdf-769d0680dc5d">
+    <xsd:element name="TaxCatchAll" ma:index="18" nillable="true" ma:displayName="Taxonomy Catch All Column" ma:hidden="true" ma:list="{8ecfd69b-8bf4-481b-a40b-40c65b424ccf}" ma:internalName="TaxCatchAll" ma:showField="CatchAllData" ma:web="672a50b0-1df9-4341-9d54-48b9c706e195">
       <xsd:complexType>
         <xsd:complexContent>
           <xsd:extension base="dms:MultiChoiceLookup">
@@ -25321,48 +24718,37 @@
 </file>
 
 <file path=customXml/item4.xml><?xml version="1.0" encoding="utf-8"?>
-<?mso-contentType ?>
-<FormTemplates xmlns="http://schemas.microsoft.com/sharepoint/v3/contenttype/forms">
-  <Display>DocumentLibraryForm</Display>
-  <Edit>DocumentLibraryForm</Edit>
-  <New>DocumentLibraryForm</New>
-</FormTemplates>
+<b:Sources xmlns:b="http://schemas.openxmlformats.org/officeDocument/2006/bibliography" xmlns="http://schemas.openxmlformats.org/officeDocument/2006/bibliography" SelectedStyle="\APASixthEditionOfficeOnline.xsl" StyleName="APA" Version="6"/>
 </file>
 
 <file path=customXml/itemProps1.xml><?xml version="1.0" encoding="utf-8"?>
 <ds:datastoreItem xmlns:ds="http://schemas.openxmlformats.org/officeDocument/2006/customXml" ds:itemID="{8D130601-95A1-4E15-BF70-D4BBDE824650}">
   <ds:schemaRefs>
-    <ds:schemaRef ds:uri="http://purl.org/dc/dcmitype/"/>
     <ds:schemaRef ds:uri="http://schemas.microsoft.com/office/2006/metadata/properties"/>
     <ds:schemaRef ds:uri="http://schemas.microsoft.com/office/infopath/2007/PartnerControls"/>
-    <ds:schemaRef ds:uri="http://purl.org/dc/terms/"/>
-    <ds:schemaRef ds:uri="f96a63b6-96d6-4a7d-9bdb-373dd23aadd0"/>
-    <ds:schemaRef ds:uri="http://schemas.microsoft.com/office/2006/documentManagement/types"/>
-    <ds:schemaRef ds:uri="http://purl.org/dc/elements/1.1/"/>
-    <ds:schemaRef ds:uri="http://schemas.openxmlformats.org/package/2006/metadata/core-properties"/>
-    <ds:schemaRef ds:uri="66f7ae7e-1505-446f-acdf-769d0680dc5d"/>
-    <ds:schemaRef ds:uri="http://www.w3.org/XML/1998/namespace"/>
+    <ds:schemaRef ds:uri="ee8ef5dc-6422-4132-ba28-a9150fefde4c"/>
+    <ds:schemaRef ds:uri="672a50b0-1df9-4341-9d54-48b9c706e195"/>
   </ds:schemaRefs>
 </ds:datastoreItem>
 </file>
 
 <file path=customXml/itemProps2.xml><?xml version="1.0" encoding="utf-8"?>
-<ds:datastoreItem xmlns:ds="http://schemas.openxmlformats.org/officeDocument/2006/customXml" ds:itemID="{45DA9F09-C30C-4EB6-9564-B9329971F239}">
+<ds:datastoreItem xmlns:ds="http://schemas.openxmlformats.org/officeDocument/2006/customXml" ds:itemID="{2840DDFD-1BB9-449F-A5C0-0834546E72E6}">
   <ds:schemaRefs>
-    <ds:schemaRef ds:uri="http://schemas.openxmlformats.org/officeDocument/2006/bibliography"/>
+    <ds:schemaRef ds:uri="http://schemas.microsoft.com/sharepoint/v3/contenttype/forms"/>
   </ds:schemaRefs>
 </ds:datastoreItem>
 </file>
 
 <file path=customXml/itemProps3.xml><?xml version="1.0" encoding="utf-8"?>
-<ds:datastoreItem xmlns:ds="http://schemas.openxmlformats.org/officeDocument/2006/customXml" ds:itemID="{375A463F-52BC-4F8E-90F5-ABD1F8C49D07}">
+<ds:datastoreItem xmlns:ds="http://schemas.openxmlformats.org/officeDocument/2006/customXml" ds:itemID="{813E216E-247D-4971-8ED6-7E6436CFB0B2}">
   <ds:schemaRefs>
     <ds:schemaRef ds:uri="http://schemas.microsoft.com/office/2006/metadata/contentType"/>
     <ds:schemaRef ds:uri="http://schemas.microsoft.com/office/2006/metadata/properties/metaAttributes"/>
     <ds:schemaRef ds:uri="http://www.w3.org/2001/XMLSchema"/>
     <ds:schemaRef ds:uri="http://schemas.microsoft.com/office/2006/metadata/properties"/>
-    <ds:schemaRef ds:uri="f96a63b6-96d6-4a7d-9bdb-373dd23aadd0"/>
-    <ds:schemaRef ds:uri="66f7ae7e-1505-446f-acdf-769d0680dc5d"/>
+    <ds:schemaRef ds:uri="ee8ef5dc-6422-4132-ba28-a9150fefde4c"/>
+    <ds:schemaRef ds:uri="672a50b0-1df9-4341-9d54-48b9c706e195"/>
     <ds:schemaRef ds:uri="http://schemas.microsoft.com/office/2006/documentManagement/types"/>
     <ds:schemaRef ds:uri="http://schemas.microsoft.com/office/infopath/2007/PartnerControls"/>
     <ds:schemaRef ds:uri="http://schemas.openxmlformats.org/package/2006/metadata/core-properties"/>
@@ -25374,9 +24760,9 @@
 </file>
 
 <file path=customXml/itemProps4.xml><?xml version="1.0" encoding="utf-8"?>
-<ds:datastoreItem xmlns:ds="http://schemas.openxmlformats.org/officeDocument/2006/customXml" ds:itemID="{2840DDFD-1BB9-449F-A5C0-0834546E72E6}">
+<ds:datastoreItem xmlns:ds="http://schemas.openxmlformats.org/officeDocument/2006/customXml" ds:itemID="{45DA9F09-C30C-4EB6-9564-B9329971F239}">
   <ds:schemaRefs>
-    <ds:schemaRef ds:uri="http://schemas.microsoft.com/sharepoint/v3/contenttype/forms"/>
+    <ds:schemaRef ds:uri="http://schemas.openxmlformats.org/officeDocument/2006/bibliography"/>
   </ds:schemaRefs>
 </ds:datastoreItem>
 </file>